--- a/finalcif/template/template_text.docx
+++ b/finalcif/template/template_text.docx
@@ -1,10 +1,10 @@
 
 <file path=word/document.xml><?xml version="1.0" encoding="utf-8"?>
-<w:document xmlns:wpc="http://schemas.microsoft.com/office/word/2010/wordprocessingCanvas" xmlns:cx="http://schemas.microsoft.com/office/drawing/2014/chartex" xmlns:cx1="http://schemas.microsoft.com/office/drawing/2015/9/8/chartex" xmlns:cx2="http://schemas.microsoft.com/office/drawing/2015/10/21/chartex" xmlns:cx3="http://schemas.microsoft.com/office/drawing/2016/5/9/chartex" xmlns:cx4="http://schemas.microsoft.com/office/drawing/2016/5/10/chartex" xmlns:cx5="http://schemas.microsoft.com/office/drawing/2016/5/11/chartex" xmlns:cx6="http://schemas.microsoft.com/office/drawing/2016/5/12/chartex" xmlns:cx7="http://schemas.microsoft.com/office/drawing/2016/5/13/chartex" xmlns:cx8="http://schemas.microsoft.com/office/drawing/2016/5/14/chartex" xmlns:mc="http://schemas.openxmlformats.org/markup-compatibility/2006" xmlns:aink="http://schemas.microsoft.com/office/drawing/2016/ink" xmlns:am3d="http://schemas.microsoft.com/office/drawing/2017/model3d" xmlns:o="urn:schemas-microsoft-com:office:office" xmlns:oel="http://schemas.microsoft.com/office/2019/extlst" xmlns:r="http://schemas.openxmlformats.org/officeDocument/2006/relationships" xmlns:m="http://schemas.openxmlformats.org/officeDocument/2006/math" xmlns:v="urn:schemas-microsoft-com:vml" xmlns:wp14="http://schemas.microsoft.com/office/word/2010/wordprocessingDrawing" xmlns:wp="http://schemas.openxmlformats.org/drawingml/2006/wordprocessingDrawing" xmlns:w10="urn:schemas-microsoft-com:office:word" xmlns:w="http://schemas.openxmlformats.org/wordprocessingml/2006/main" xmlns:w14="http://schemas.microsoft.com/office/word/2010/wordml" xmlns:w15="http://schemas.microsoft.com/office/word/2012/wordml" xmlns:w16cex="http://schemas.microsoft.com/office/word/2018/wordml/cex" xmlns:w16cid="http://schemas.microsoft.com/office/word/2016/wordml/cid" xmlns:w16="http://schemas.microsoft.com/office/word/2018/wordml" xmlns:w16sdtdh="http://schemas.microsoft.com/office/word/2020/wordml/sdtdatahash" xmlns:w16se="http://schemas.microsoft.com/office/word/2015/wordml/symex" xmlns:wpg="http://schemas.microsoft.com/office/word/2010/wordprocessingGroup" xmlns:wpi="http://schemas.microsoft.com/office/word/2010/wordprocessingInk" xmlns:wne="http://schemas.microsoft.com/office/word/2006/wordml" xmlns:wps="http://schemas.microsoft.com/office/word/2010/wordprocessingShape" mc:Ignorable="w14 w15 w16se w16cid w16 w16cex w16sdtdh wp14">
+<w:document xmlns:wpc="http://schemas.microsoft.com/office/word/2010/wordprocessingCanvas" xmlns:cx="http://schemas.microsoft.com/office/drawing/2014/chartex" xmlns:cx1="http://schemas.microsoft.com/office/drawing/2015/9/8/chartex" xmlns:cx2="http://schemas.microsoft.com/office/drawing/2015/10/21/chartex" xmlns:cx3="http://schemas.microsoft.com/office/drawing/2016/5/9/chartex" xmlns:cx4="http://schemas.microsoft.com/office/drawing/2016/5/10/chartex" xmlns:cx5="http://schemas.microsoft.com/office/drawing/2016/5/11/chartex" xmlns:cx6="http://schemas.microsoft.com/office/drawing/2016/5/12/chartex" xmlns:cx7="http://schemas.microsoft.com/office/drawing/2016/5/13/chartex" xmlns:cx8="http://schemas.microsoft.com/office/drawing/2016/5/14/chartex" xmlns:mc="http://schemas.openxmlformats.org/markup-compatibility/2006" xmlns:aink="http://schemas.microsoft.com/office/drawing/2016/ink" xmlns:am3d="http://schemas.microsoft.com/office/drawing/2017/model3d" xmlns:o="urn:schemas-microsoft-com:office:office" xmlns:oel="http://schemas.microsoft.com/office/2019/extlst" xmlns:r="http://schemas.openxmlformats.org/officeDocument/2006/relationships" xmlns:m="http://schemas.openxmlformats.org/officeDocument/2006/math" xmlns:v="urn:schemas-microsoft-com:vml" xmlns:wp14="http://schemas.microsoft.com/office/word/2010/wordprocessingDrawing" xmlns:wp="http://schemas.openxmlformats.org/drawingml/2006/wordprocessingDrawing" xmlns:w10="urn:schemas-microsoft-com:office:word" xmlns:w="http://schemas.openxmlformats.org/wordprocessingml/2006/main" xmlns:w14="http://schemas.microsoft.com/office/word/2010/wordml" xmlns:w15="http://schemas.microsoft.com/office/word/2012/wordml" xmlns:w16cex="http://schemas.microsoft.com/office/word/2018/wordml/cex" xmlns:w16cid="http://schemas.microsoft.com/office/word/2016/wordml/cid" xmlns:w16="http://schemas.microsoft.com/office/word/2018/wordml" xmlns:w16du="http://schemas.microsoft.com/office/word/2023/wordml/word16du" xmlns:w16sdtdh="http://schemas.microsoft.com/office/word/2020/wordml/sdtdatahash" xmlns:w16sdtfl="http://schemas.microsoft.com/office/word/2024/wordml/sdtformatlock" xmlns:w16se="http://schemas.microsoft.com/office/word/2015/wordml/symex" xmlns:wpg="http://schemas.microsoft.com/office/word/2010/wordprocessingGroup" xmlns:wpi="http://schemas.microsoft.com/office/word/2010/wordprocessingInk" xmlns:wne="http://schemas.microsoft.com/office/word/2006/wordml" xmlns:wps="http://schemas.microsoft.com/office/word/2010/wordprocessingShape" mc:Ignorable="w14 w15 w16se w16cid w16 w16cex w16sdtdh w16sdtfl w16du wp14">
   <w:body>
     <w:p>
       <w:pPr>
-        <w:pStyle w:val="berschrift1"/>
+        <w:pStyle w:val="Heading1"/>
       </w:pPr>
       <w:r>
         <w:t>Structure Tables</w:t>
@@ -15,31 +15,7 @@
         <w:pStyle w:val="Figure"/>
       </w:pPr>
       <w:r>
-        <w:t xml:space="preserve">{% if </w:t>
-      </w:r>
-      <w:proofErr w:type="spellStart"/>
-      <w:r>
-        <w:t>structure_figure</w:t>
-      </w:r>
-      <w:proofErr w:type="spellEnd"/>
-      <w:r>
-        <w:t xml:space="preserve"> </w:t>
-      </w:r>
-      <w:proofErr w:type="gramStart"/>
-      <w:r>
-        <w:t>%}{</w:t>
-      </w:r>
-      <w:proofErr w:type="gramEnd"/>
-      <w:r>
-        <w:t>{</w:t>
-      </w:r>
-      <w:proofErr w:type="spellStart"/>
-      <w:r>
-        <w:t>structure_figure</w:t>
-      </w:r>
-      <w:proofErr w:type="spellEnd"/>
-      <w:r>
-        <w:t>}}</w:t>
+        <w:t>{% if structure_figure %}{{structure_figure}}</w:t>
       </w:r>
     </w:p>
     <w:p>
@@ -47,45 +23,30 @@
         <w:pStyle w:val="Figure"/>
       </w:pPr>
       <w:r>
-        <w:t xml:space="preserve">{% endif </w:t>
-      </w:r>
-      <w:proofErr w:type="gramStart"/>
+        <w:t>{% endif %}</w:t>
+      </w:r>
+      <w:r>
+        <w:t xml:space="preserve">{% if </w:t>
+      </w:r>
+      <w:r>
+        <w:t xml:space="preserve">crystallization_method </w:t>
+      </w:r>
       <w:r>
         <w:t>%}</w:t>
       </w:r>
       <w:r>
-        <w:t>{</w:t>
-      </w:r>
-      <w:proofErr w:type="gramEnd"/>
-      <w:r>
-        <w:t xml:space="preserve">% if </w:t>
-      </w:r>
-      <w:proofErr w:type="spellStart"/>
-      <w:r>
+        <w:t>{{</w:t>
+      </w:r>
+      <w:r>
+        <w:t xml:space="preserve"> </w:t>
+      </w:r>
+      <w:bookmarkStart w:id="0" w:name="_Hlk165020446"/>
+      <w:r>
+        <w:rPr>
+          <w:sz w:val="14"/>
+        </w:rPr>
         <w:t>crystallization_method</w:t>
       </w:r>
-      <w:proofErr w:type="spellEnd"/>
-      <w:r>
-        <w:t xml:space="preserve"> </w:t>
-      </w:r>
-      <w:r>
-        <w:t>%}</w:t>
-      </w:r>
-      <w:r>
-        <w:t>{{</w:t>
-      </w:r>
-      <w:r>
-        <w:t xml:space="preserve"> </w:t>
-      </w:r>
-      <w:bookmarkStart w:id="0" w:name="_Hlk165020446"/>
-      <w:proofErr w:type="spellStart"/>
-      <w:r>
-        <w:rPr>
-          <w:sz w:val="14"/>
-        </w:rPr>
-        <w:t>crystallization_method</w:t>
-      </w:r>
-      <w:proofErr w:type="spellEnd"/>
       <w:r>
         <w:rPr>
           <w:sz w:val="14"/>
@@ -111,89 +72,45 @@
           <w:sz w:val="16"/>
           <w:szCs w:val="20"/>
         </w:rPr>
-        <w:t xml:space="preserve">if </w:t>
-      </w:r>
-      <w:proofErr w:type="spellStart"/>
+        <w:t>if crystal_colour and crystal_shape</w:t>
+      </w:r>
+      <w:r>
+        <w:t xml:space="preserve"> %} </w:t>
+      </w:r>
+      <w:r>
+        <w:t>{{crystal_colour}},</w:t>
+      </w:r>
+      <w:r>
+        <w:t xml:space="preserve"> </w:t>
+      </w:r>
+      <w:r>
+        <w:t>{{crystal_shape}}</w:t>
+      </w:r>
+      <w:r>
+        <w:t>-</w:t>
+      </w:r>
+      <w:r>
+        <w:t>shaped</w:t>
+      </w:r>
+      <w:r>
+        <w:t xml:space="preserve">{% </w:t>
+      </w:r>
       <w:r>
         <w:rPr>
           <w:color w:val="2F5496" w:themeColor="accent1" w:themeShade="BF"/>
           <w:sz w:val="16"/>
           <w:szCs w:val="20"/>
         </w:rPr>
-        <w:t>crystal_colour</w:t>
-      </w:r>
-      <w:proofErr w:type="spellEnd"/>
-      <w:r>
-        <w:rPr>
-          <w:color w:val="2F5496" w:themeColor="accent1" w:themeShade="BF"/>
+        <w:t>endif</w:t>
+      </w:r>
+      <w:r>
+        <w:rPr>
           <w:sz w:val="16"/>
           <w:szCs w:val="20"/>
         </w:rPr>
-        <w:t xml:space="preserve"> and </w:t>
-      </w:r>
-      <w:proofErr w:type="spellStart"/>
-      <w:r>
-        <w:rPr>
-          <w:color w:val="2F5496" w:themeColor="accent1" w:themeShade="BF"/>
-          <w:sz w:val="16"/>
-          <w:szCs w:val="20"/>
-        </w:rPr>
-        <w:t>crystal_shape</w:t>
-      </w:r>
-      <w:proofErr w:type="spellEnd"/>
-      <w:r>
-        <w:t xml:space="preserve"> %} </w:t>
-      </w:r>
-      <w:r>
-        <w:t>{{</w:t>
-      </w:r>
-      <w:proofErr w:type="spellStart"/>
-      <w:r>
-        <w:t>crystal_colour</w:t>
-      </w:r>
-      <w:proofErr w:type="spellEnd"/>
-      <w:r>
-        <w:t>}},</w:t>
-      </w:r>
-      <w:r>
         <w:t xml:space="preserve"> </w:t>
       </w:r>
       <w:r>
-        <w:t>{{</w:t>
-      </w:r>
-      <w:proofErr w:type="spellStart"/>
-      <w:r>
-        <w:t>crystal_shape</w:t>
-      </w:r>
-      <w:proofErr w:type="spellEnd"/>
-      <w:r>
-        <w:t>}}</w:t>
-      </w:r>
-      <w:r>
-        <w:t>-</w:t>
-      </w:r>
-      <w:r>
-        <w:t>shaped</w:t>
-      </w:r>
-      <w:r>
-        <w:t xml:space="preserve">{% </w:t>
-      </w:r>
-      <w:r>
-        <w:rPr>
-          <w:color w:val="2F5496" w:themeColor="accent1" w:themeShade="BF"/>
-          <w:sz w:val="16"/>
-          <w:szCs w:val="20"/>
-        </w:rPr>
-        <w:t>endif</w:t>
-      </w:r>
-      <w:r>
-        <w:rPr>
-          <w:sz w:val="16"/>
-          <w:szCs w:val="20"/>
-        </w:rPr>
-        <w:t xml:space="preserve"> </w:t>
-      </w:r>
-      <w:r>
         <w:t xml:space="preserve">%} </w:t>
       </w:r>
       <w:r>
@@ -202,789 +119,673 @@
       <w:r>
         <w:t xml:space="preserve"> {% if </w:t>
       </w:r>
-      <w:proofErr w:type="spellStart"/>
       <w:r>
         <w:rPr>
           <w:sz w:val="13"/>
           <w:szCs w:val="16"/>
         </w:rPr>
-        <w:t>cif</w:t>
-      </w:r>
-      <w:proofErr w:type="spellEnd"/>
+        <w:t>cif._diffrn_measurement_specimen_support</w:t>
+      </w:r>
+      <w:r>
+        <w:t xml:space="preserve"> %}</w:t>
+      </w:r>
+      <w:r>
+        <w:t>a {{</w:t>
+      </w:r>
+      <w:r>
+        <w:t xml:space="preserve"> </w:t>
+      </w:r>
       <w:r>
         <w:rPr>
           <w:sz w:val="13"/>
           <w:szCs w:val="16"/>
         </w:rPr>
-        <w:t>._</w:t>
-      </w:r>
-      <w:proofErr w:type="spellStart"/>
+        <w:t xml:space="preserve">cif._diffrn_measurement_specimen_support </w:t>
+      </w:r>
+      <w:r>
+        <w:t>}} with perfluoroether oil.</w:t>
+      </w:r>
+      <w:r>
+        <w:t xml:space="preserve">{% else %}the goniometer.{% endif %} </w:t>
+      </w:r>
+      <w:r>
+        <w:t>D</w:t>
+      </w:r>
+      <w:r>
+        <w:t>ata for {{</w:t>
+      </w:r>
+      <w:r>
+        <w:rPr>
+          <w:sz w:val="14"/>
+        </w:rPr>
+        <w:t>cif.block.name</w:t>
+      </w:r>
+      <w:r>
+        <w:t>}} were collected from a shock-cooled single crystal at {{</w:t>
+      </w:r>
+      <w:r>
+        <w:rPr>
+          <w:sz w:val="15"/>
+        </w:rPr>
+        <w:t>cif._diffrn_ambient_temperature</w:t>
+      </w:r>
+      <w:r>
+        <w:t>}}</w:t>
+      </w:r>
+      <w:r>
+        <w:t> </w:t>
+      </w:r>
+      <w:r>
+        <w:t xml:space="preserve">K on </w:t>
+      </w:r>
+      <w:r>
+        <w:t>{{</w:t>
+      </w:r>
+      <w:r>
+        <w:rPr>
+          <w:sz w:val="14"/>
+        </w:rPr>
+        <w:t>diffr_type|</w:t>
+      </w:r>
+      <w:r>
+        <w:rPr>
+          <w:sz w:val="14"/>
+        </w:rPr>
+        <w:t>inv_article</w:t>
+      </w:r>
+      <w:r>
+        <w:t xml:space="preserve">}} </w:t>
+      </w:r>
+      <w:r>
+        <w:t>{{</w:t>
+      </w:r>
+      <w:r>
+        <w:rPr>
+          <w:sz w:val="14"/>
+        </w:rPr>
+        <w:t>diffr_type</w:t>
+      </w:r>
+      <w:r>
+        <w:t>}}</w:t>
+      </w:r>
+      <w:r>
+        <w:t xml:space="preserve"> {{</w:t>
+      </w:r>
+      <w:r>
+        <w:rPr>
+          <w:sz w:val="12"/>
+        </w:rPr>
+        <w:t>diffr_device</w:t>
+      </w:r>
+      <w:r>
+        <w:t>}}</w:t>
+      </w:r>
+      <w:r>
+        <w:t xml:space="preserve"> with </w:t>
+      </w:r>
+      <w:r>
+        <w:t>{{</w:t>
+      </w:r>
+      <w:r>
+        <w:rPr>
+          <w:sz w:val="12"/>
+        </w:rPr>
+        <w:t>diffr_source</w:t>
+      </w:r>
+      <w:r>
+        <w:rPr>
+          <w:sz w:val="12"/>
+        </w:rPr>
+        <w:t>|inv_article</w:t>
+      </w:r>
+      <w:r>
+        <w:t>}} {{</w:t>
+      </w:r>
+      <w:r>
+        <w:rPr>
+          <w:sz w:val="14"/>
+        </w:rPr>
+        <w:t>diffr_source</w:t>
+      </w:r>
+      <w:r>
+        <w:t>}}</w:t>
+      </w:r>
+      <w:r>
+        <w:t xml:space="preserve"> using </w:t>
+      </w:r>
+      <w:r>
+        <w:t xml:space="preserve">a </w:t>
+      </w:r>
+      <w:r>
+        <w:t>{{</w:t>
+      </w:r>
+      <w:r>
+        <w:rPr>
+          <w:sz w:val="14"/>
+        </w:rPr>
+        <w:t>monochromator</w:t>
+      </w:r>
+      <w:r>
+        <w:t>}}</w:t>
+      </w:r>
+      <w:r>
+        <w:t xml:space="preserve"> as monochromator and </w:t>
+      </w:r>
+      <w:r>
+        <w:t>{{</w:t>
+      </w:r>
+      <w:r>
+        <w:rPr>
+          <w:sz w:val="12"/>
+        </w:rPr>
+        <w:t>detector|inv_article</w:t>
+      </w:r>
+      <w:r>
+        <w:t>}}</w:t>
+      </w:r>
+      <w:r>
+        <w:t xml:space="preserve"> </w:t>
+      </w:r>
+      <w:r>
+        <w:t>{{</w:t>
+      </w:r>
+      <w:r>
+        <w:rPr>
+          <w:sz w:val="12"/>
+        </w:rPr>
+        <w:t>detector</w:t>
+      </w:r>
+      <w:r>
+        <w:t xml:space="preserve">}} </w:t>
+      </w:r>
+      <w:r>
+        <w:t xml:space="preserve">detector. The diffractometer </w:t>
+      </w:r>
+      <w:r>
+        <w:t>{</w:t>
+      </w:r>
+      <w:r>
+        <w:rPr>
+          <w:sz w:val="12"/>
+        </w:rPr>
+        <w:t>%</w:t>
+      </w:r>
+      <w:r>
+        <w:rPr>
+          <w:sz w:val="12"/>
+        </w:rPr>
+        <w:t xml:space="preserve"> </w:t>
+      </w:r>
+      <w:r>
+        <w:rPr>
+          <w:sz w:val="12"/>
+        </w:rPr>
+        <w:t>if lowtemp</w:t>
+      </w:r>
+      <w:r>
+        <w:rPr>
+          <w:sz w:val="12"/>
+        </w:rPr>
+        <w:t>_dev</w:t>
+      </w:r>
+      <w:r>
+        <w:rPr>
+          <w:sz w:val="12"/>
+        </w:rPr>
+        <w:t xml:space="preserve"> </w:t>
+      </w:r>
+      <w:r>
+        <w:rPr>
+          <w:sz w:val="12"/>
+        </w:rPr>
+        <w:t>%</w:t>
+      </w:r>
+      <w:r>
+        <w:t>}</w:t>
+      </w:r>
+      <w:r>
+        <w:t xml:space="preserve">was equipped with </w:t>
+      </w:r>
+      <w:r>
+        <w:t>{{</w:t>
+      </w:r>
+      <w:r>
+        <w:rPr>
+          <w:sz w:val="12"/>
+        </w:rPr>
+        <w:t>lowtemp_dev|inv_article</w:t>
+      </w:r>
+      <w:r>
+        <w:t>}}</w:t>
+      </w:r>
+      <w:r>
+        <w:t xml:space="preserve"> </w:t>
+      </w:r>
+      <w:r>
+        <w:t>{{</w:t>
+      </w:r>
+      <w:r>
+        <w:rPr>
+          <w:sz w:val="12"/>
+        </w:rPr>
+        <w:t>lowtemp_dev</w:t>
+      </w:r>
+      <w:r>
+        <w:t>}}</w:t>
+      </w:r>
+      <w:r>
+        <w:t xml:space="preserve"> </w:t>
+      </w:r>
+      <w:r>
+        <w:t xml:space="preserve">low temperature device and </w:t>
+      </w:r>
+      <w:r>
+        <w:t>{</w:t>
+      </w:r>
+      <w:r>
+        <w:rPr>
+          <w:sz w:val="12"/>
+        </w:rPr>
+        <w:t>%</w:t>
+      </w:r>
+      <w:r>
+        <w:rPr>
+          <w:sz w:val="12"/>
+        </w:rPr>
+        <w:t>endif</w:t>
+      </w:r>
+      <w:r>
+        <w:rPr>
+          <w:sz w:val="12"/>
+        </w:rPr>
+        <w:t>%</w:t>
+      </w:r>
+      <w:r>
+        <w:t>}</w:t>
+      </w:r>
+      <w:r>
+        <w:t xml:space="preserve">used </w:t>
+      </w:r>
+      <w:r>
+        <w:t>{{</w:t>
+      </w:r>
+      <w:r>
+        <w:rPr>
+          <w:sz w:val="14"/>
+        </w:rPr>
+        <w:t>radiation</w:t>
+      </w:r>
+      <w:r>
+        <w:t>}}</w:t>
+      </w:r>
+      <w:r>
+        <w:t xml:space="preserve"> radiation </w:t>
+      </w:r>
+      <w:r>
+        <w:rPr>
+          <w:sz w:val="12"/>
+        </w:rPr>
+        <w:t>{%</w:t>
+      </w:r>
+      <w:r>
+        <w:rPr>
+          <w:sz w:val="12"/>
+        </w:rPr>
+        <w:t>r</w:t>
+      </w:r>
+      <w:r>
+        <w:rPr>
+          <w:sz w:val="12"/>
+        </w:rPr>
+        <w:t xml:space="preserve"> </w:t>
+      </w:r>
+      <w:r>
+        <w:rPr>
+          <w:color w:val="C00000"/>
+          <w:sz w:val="12"/>
+        </w:rPr>
+        <w:t>if wavelength</w:t>
+      </w:r>
+      <w:r>
+        <w:rPr>
+          <w:sz w:val="12"/>
+        </w:rPr>
+        <w:t>%}</w:t>
+      </w:r>
+      <w:r>
+        <w:t>(λ</w:t>
+      </w:r>
+      <w:r>
+        <w:t> </w:t>
+      </w:r>
+      <w:r>
+        <w:t>=</w:t>
+      </w:r>
+      <w:r>
+        <w:t> </w:t>
+      </w:r>
+      <w:r>
+        <w:t>{{</w:t>
+      </w:r>
+      <w:r>
+        <w:rPr>
+          <w:sz w:val="12"/>
+        </w:rPr>
+        <w:t>wavelength</w:t>
+      </w:r>
+      <w:r>
+        <w:t>}}</w:t>
+      </w:r>
+      <w:r>
+        <w:t> </w:t>
+      </w:r>
+      <w:r>
+        <w:t>{{dist_unit}}</w:t>
+      </w:r>
+      <w:r>
+        <w:t>)</w:t>
+      </w:r>
+      <w:r>
+        <w:rPr>
+          <w:sz w:val="14"/>
+        </w:rPr>
+        <w:t>{%</w:t>
+      </w:r>
+      <w:r>
+        <w:rPr>
+          <w:sz w:val="14"/>
+        </w:rPr>
+        <w:t xml:space="preserve">r </w:t>
+      </w:r>
+      <w:r>
+        <w:rPr>
+          <w:color w:val="C00000"/>
+          <w:sz w:val="14"/>
+        </w:rPr>
+        <w:t>endif</w:t>
+      </w:r>
+      <w:r>
+        <w:rPr>
+          <w:sz w:val="14"/>
+        </w:rPr>
+        <w:t>%}</w:t>
+      </w:r>
+      <w:r>
+        <w:t xml:space="preserve">. All data were integrated with </w:t>
+      </w:r>
+      <w:r>
+        <w:t>{{</w:t>
+      </w:r>
+      <w:r>
+        <w:rPr>
+          <w:sz w:val="15"/>
+          <w:szCs w:val="18"/>
+        </w:rPr>
+        <w:t>integration_progr</w:t>
+      </w:r>
+      <w:r>
+        <w:t>}}</w:t>
+      </w:r>
+      <w:r>
+        <w:t xml:space="preserve"> and a </w:t>
+      </w:r>
+      <w:r>
+        <w:t>{{</w:t>
+      </w:r>
+      <w:r>
+        <w:rPr>
+          <w:sz w:val="15"/>
+          <w:szCs w:val="18"/>
+        </w:rPr>
+        <w:t>abstype</w:t>
+      </w:r>
+      <w:r>
+        <w:t>}}</w:t>
+      </w:r>
+      <w:r>
+        <w:t xml:space="preserve"> absorption correction using </w:t>
+      </w:r>
+      <w:r>
+        <w:t>{{</w:t>
+      </w:r>
+      <w:r>
+        <w:rPr>
+          <w:sz w:val="15"/>
+          <w:szCs w:val="18"/>
+        </w:rPr>
+        <w:t>abs_details</w:t>
+      </w:r>
+      <w:r>
+        <w:t>}}</w:t>
+      </w:r>
+      <w:r>
+        <w:t xml:space="preserve"> was applied.</w:t>
+      </w:r>
+      <w:r>
+        <w:rPr>
+          <w:vertAlign w:val="superscript"/>
+        </w:rPr>
+        <w:t>[</w:t>
+      </w:r>
+      <w:r>
+        <w:rPr>
+          <w:vertAlign w:val="superscript"/>
+        </w:rPr>
+        <w:t>{{</w:t>
+      </w:r>
+      <w:r>
+        <w:rPr>
+          <w:vertAlign w:val="superscript"/>
+        </w:rPr>
+        <w:t>literature.integration</w:t>
+      </w:r>
+      <w:r>
+        <w:rPr>
+          <w:vertAlign w:val="superscript"/>
+        </w:rPr>
+        <w:t>|ref</w:t>
+      </w:r>
+      <w:r>
+        <w:rPr>
+          <w:vertAlign w:val="superscript"/>
+        </w:rPr>
+        <w:t>_</w:t>
+      </w:r>
+      <w:r>
+        <w:rPr>
+          <w:vertAlign w:val="superscript"/>
+        </w:rPr>
+        <w:t>num</w:t>
+      </w:r>
+      <w:r>
+        <w:rPr>
+          <w:vertAlign w:val="superscript"/>
+        </w:rPr>
+        <w:t>}}</w:t>
+      </w:r>
+      <w:r>
+        <w:rPr>
+          <w:vertAlign w:val="superscript"/>
+        </w:rPr>
+        <w:t>,</w:t>
+      </w:r>
+      <w:r>
+        <w:rPr>
+          <w:vertAlign w:val="superscript"/>
+        </w:rPr>
+        <w:t>{</w:t>
+      </w:r>
+      <w:r>
+        <w:rPr>
+          <w:vertAlign w:val="superscript"/>
+        </w:rPr>
+        <w:t>{</w:t>
+      </w:r>
+      <w:r>
+        <w:rPr>
+          <w:vertAlign w:val="superscript"/>
+        </w:rPr>
+        <w:t>literature.</w:t>
+      </w:r>
+      <w:r>
+        <w:rPr>
+          <w:vertAlign w:val="superscript"/>
+        </w:rPr>
+        <w:t>absorption</w:t>
+      </w:r>
+      <w:r>
+        <w:rPr>
+          <w:vertAlign w:val="superscript"/>
+        </w:rPr>
+        <w:t>|ref</w:t>
+      </w:r>
+      <w:r>
+        <w:rPr>
+          <w:vertAlign w:val="superscript"/>
+        </w:rPr>
+        <w:t>_</w:t>
+      </w:r>
+      <w:r>
+        <w:rPr>
+          <w:vertAlign w:val="superscript"/>
+        </w:rPr>
+        <w:t>num</w:t>
+      </w:r>
+      <w:r>
+        <w:rPr>
+          <w:vertAlign w:val="superscript"/>
+        </w:rPr>
+        <w:t>}}</w:t>
+      </w:r>
+      <w:r>
+        <w:rPr>
+          <w:vertAlign w:val="superscript"/>
+        </w:rPr>
+        <w:t>]</w:t>
+      </w:r>
+      <w:r>
+        <w:t xml:space="preserve"> </w:t>
+      </w:r>
+      <w:r>
+        <w:t xml:space="preserve">The structure </w:t>
+      </w:r>
+      <w:r>
+        <w:t>was</w:t>
+      </w:r>
+      <w:r>
+        <w:t xml:space="preserve"> solved by </w:t>
+      </w:r>
+      <w:r>
+        <w:t>{{</w:t>
+      </w:r>
+      <w:r>
+        <w:rPr>
+          <w:sz w:val="15"/>
+          <w:szCs w:val="18"/>
+        </w:rPr>
+        <w:t>solution_method</w:t>
+      </w:r>
+      <w:r>
+        <w:t>}}</w:t>
+      </w:r>
+      <w:r>
+        <w:t xml:space="preserve"> </w:t>
+      </w:r>
+      <w:r>
+        <w:t xml:space="preserve">methods </w:t>
+      </w:r>
+      <w:r>
+        <w:t xml:space="preserve">with </w:t>
+      </w:r>
+      <w:r>
+        <w:t xml:space="preserve">{{solution_program}} </w:t>
+      </w:r>
+      <w:r>
+        <w:t xml:space="preserve">and refined </w:t>
+      </w:r>
+      <w:r>
+        <w:t>by</w:t>
+      </w:r>
+      <w:r>
+        <w:t xml:space="preserve"> full-matrix least-squares methods against </w:t>
+      </w:r>
+      <w:r>
+        <w:rPr>
+          <w:i/>
+        </w:rPr>
+        <w:t>F</w:t>
+      </w:r>
+      <w:r>
+        <w:rPr>
+          <w:vertAlign w:val="superscript"/>
+        </w:rPr>
+        <w:t>2</w:t>
+      </w:r>
+      <w:r>
+        <w:t xml:space="preserve"> </w:t>
+      </w:r>
+      <w:r>
+        <w:t>using</w:t>
+      </w:r>
+      <w:r>
+        <w:t xml:space="preserve"> </w:t>
+      </w:r>
+      <w:r>
+        <w:t>{{</w:t>
+      </w:r>
+      <w:r>
+        <w:rPr>
+          <w:sz w:val="15"/>
+          <w:szCs w:val="18"/>
+        </w:rPr>
+        <w:t>refinement_prog</w:t>
+      </w:r>
+      <w:r>
+        <w:t>}}</w:t>
+      </w:r>
+      <w:r>
+        <w:t>.</w:t>
+      </w:r>
+      <w:r>
+        <w:rPr>
+          <w:vertAlign w:val="superscript"/>
+        </w:rPr>
+        <w:t>[</w:t>
+      </w:r>
+      <w:r>
+        <w:rPr>
+          <w:vertAlign w:val="superscript"/>
+        </w:rPr>
+        <w:t>{{literature.solution|ref_num}}</w:t>
+      </w:r>
+      <w:r>
+        <w:rPr>
+          <w:vertAlign w:val="superscript"/>
+        </w:rPr>
+        <w:t>,</w:t>
+      </w:r>
+      <w:r>
+        <w:rPr>
+          <w:vertAlign w:val="superscript"/>
+        </w:rPr>
+        <w:t>{{literature.refinement|ref_num}}</w:t>
+      </w:r>
+      <w:r>
+        <w:rPr>
+          <w:vertAlign w:val="superscript"/>
+        </w:rPr>
+        <w:t>]</w:t>
+      </w:r>
+      <w:r>
+        <w:t xml:space="preserve"> {{</w:t>
+      </w:r>
       <w:r>
         <w:rPr>
           <w:sz w:val="13"/>
           <w:szCs w:val="16"/>
         </w:rPr>
-        <w:t>diffrn_measurement_specimen_support</w:t>
-      </w:r>
-      <w:proofErr w:type="spellEnd"/>
-      <w:r>
-        <w:t xml:space="preserve"> %}</w:t>
-      </w:r>
-      <w:r>
-        <w:t>a {{</w:t>
-      </w:r>
-      <w:r>
-        <w:t xml:space="preserve"> </w:t>
-      </w:r>
-      <w:proofErr w:type="spellStart"/>
-      <w:r>
-        <w:rPr>
-          <w:sz w:val="13"/>
-          <w:szCs w:val="16"/>
-        </w:rPr>
-        <w:t>cif</w:t>
-      </w:r>
-      <w:proofErr w:type="spellEnd"/>
-      <w:r>
-        <w:rPr>
-          <w:sz w:val="13"/>
-          <w:szCs w:val="16"/>
-        </w:rPr>
-        <w:t>._</w:t>
-      </w:r>
-      <w:proofErr w:type="spellStart"/>
-      <w:r>
-        <w:rPr>
-          <w:sz w:val="13"/>
-          <w:szCs w:val="16"/>
-        </w:rPr>
-        <w:t>diffrn_measurement_specimen_support</w:t>
-      </w:r>
-      <w:proofErr w:type="spellEnd"/>
-      <w:r>
-        <w:rPr>
-          <w:sz w:val="13"/>
-          <w:szCs w:val="16"/>
-        </w:rPr>
-        <w:t xml:space="preserve"> </w:t>
-      </w:r>
-      <w:r>
-        <w:t xml:space="preserve">}} with </w:t>
-      </w:r>
-      <w:proofErr w:type="spellStart"/>
-      <w:r>
-        <w:t>perfluoroether</w:t>
-      </w:r>
-      <w:proofErr w:type="spellEnd"/>
-      <w:r>
-        <w:t xml:space="preserve"> oil.</w:t>
-      </w:r>
-      <w:r>
-        <w:t xml:space="preserve">{% else %}the goniometer.{% endif %} </w:t>
-      </w:r>
-      <w:r>
-        <w:t>D</w:t>
-      </w:r>
-      <w:r>
-        <w:t>ata for {{</w:t>
-      </w:r>
-      <w:r>
-        <w:rPr>
-          <w:sz w:val="14"/>
-        </w:rPr>
-        <w:t>cif.block.name</w:t>
-      </w:r>
-      <w:r>
-        <w:t>}} were collected from a shock-cooled single crystal at {{</w:t>
-      </w:r>
-      <w:proofErr w:type="spellStart"/>
-      <w:r>
-        <w:rPr>
-          <w:sz w:val="15"/>
-        </w:rPr>
-        <w:t>cif</w:t>
-      </w:r>
-      <w:proofErr w:type="spellEnd"/>
-      <w:r>
-        <w:rPr>
-          <w:sz w:val="15"/>
-        </w:rPr>
-        <w:t>._</w:t>
-      </w:r>
-      <w:proofErr w:type="spellStart"/>
-      <w:r>
-        <w:rPr>
-          <w:sz w:val="15"/>
-        </w:rPr>
-        <w:t>diffrn_ambient_temperature</w:t>
-      </w:r>
-      <w:proofErr w:type="spellEnd"/>
-      <w:r>
-        <w:t>}}</w:t>
-      </w:r>
-      <w:r>
-        <w:t> </w:t>
-      </w:r>
-      <w:r>
-        <w:t xml:space="preserve">K on </w:t>
-      </w:r>
-      <w:r>
-        <w:t>{{</w:t>
-      </w:r>
-      <w:proofErr w:type="spellStart"/>
-      <w:r>
-        <w:rPr>
-          <w:sz w:val="14"/>
-        </w:rPr>
-        <w:t>diffr_type|</w:t>
-      </w:r>
-      <w:r>
-        <w:rPr>
-          <w:sz w:val="14"/>
-        </w:rPr>
-        <w:t>inv_article</w:t>
-      </w:r>
-      <w:proofErr w:type="spellEnd"/>
-      <w:r>
-        <w:t xml:space="preserve">}} </w:t>
-      </w:r>
-      <w:r>
-        <w:t>{{</w:t>
-      </w:r>
-      <w:proofErr w:type="spellStart"/>
-      <w:r>
-        <w:rPr>
-          <w:sz w:val="14"/>
-        </w:rPr>
-        <w:t>diffr_type</w:t>
-      </w:r>
-      <w:proofErr w:type="spellEnd"/>
-      <w:r>
-        <w:t>}}</w:t>
-      </w:r>
-      <w:r>
-        <w:t xml:space="preserve"> {{</w:t>
-      </w:r>
-      <w:proofErr w:type="spellStart"/>
-      <w:r>
-        <w:rPr>
-          <w:sz w:val="12"/>
-        </w:rPr>
-        <w:t>diffr_device</w:t>
-      </w:r>
-      <w:proofErr w:type="spellEnd"/>
-      <w:r>
-        <w:t>}}</w:t>
-      </w:r>
-      <w:r>
-        <w:t xml:space="preserve"> with </w:t>
-      </w:r>
-      <w:r>
-        <w:t>{{</w:t>
-      </w:r>
-      <w:proofErr w:type="spellStart"/>
-      <w:r>
-        <w:rPr>
-          <w:sz w:val="12"/>
-        </w:rPr>
-        <w:t>diffr_source</w:t>
-      </w:r>
-      <w:r>
-        <w:rPr>
-          <w:sz w:val="12"/>
-        </w:rPr>
-        <w:t>|inv_article</w:t>
-      </w:r>
-      <w:proofErr w:type="spellEnd"/>
-      <w:r>
-        <w:t>}} {{</w:t>
-      </w:r>
-      <w:proofErr w:type="spellStart"/>
-      <w:r>
-        <w:rPr>
-          <w:sz w:val="14"/>
-        </w:rPr>
-        <w:t>diffr_source</w:t>
-      </w:r>
-      <w:proofErr w:type="spellEnd"/>
-      <w:r>
-        <w:t>}}</w:t>
-      </w:r>
-      <w:r>
-        <w:t xml:space="preserve"> using </w:t>
-      </w:r>
-      <w:r>
-        <w:t xml:space="preserve">a </w:t>
-      </w:r>
-      <w:r>
-        <w:t>{{</w:t>
-      </w:r>
-      <w:r>
-        <w:rPr>
-          <w:sz w:val="14"/>
-        </w:rPr>
-        <w:t>monochromator</w:t>
-      </w:r>
-      <w:r>
-        <w:t>}}</w:t>
-      </w:r>
-      <w:r>
-        <w:t xml:space="preserve"> as monochromator and </w:t>
-      </w:r>
-      <w:r>
-        <w:t>{{</w:t>
-      </w:r>
-      <w:proofErr w:type="spellStart"/>
-      <w:r>
-        <w:rPr>
-          <w:sz w:val="12"/>
-        </w:rPr>
-        <w:t>detector|inv_article</w:t>
-      </w:r>
-      <w:proofErr w:type="spellEnd"/>
-      <w:r>
-        <w:t>}}</w:t>
-      </w:r>
-      <w:r>
-        <w:t xml:space="preserve"> </w:t>
-      </w:r>
-      <w:r>
-        <w:t>{{</w:t>
-      </w:r>
-      <w:r>
-        <w:rPr>
-          <w:sz w:val="12"/>
-        </w:rPr>
-        <w:t>detector</w:t>
-      </w:r>
-      <w:r>
-        <w:t xml:space="preserve">}} </w:t>
-      </w:r>
-      <w:r>
-        <w:t xml:space="preserve">detector. The diffractometer </w:t>
-      </w:r>
-      <w:r>
-        <w:t>{</w:t>
-      </w:r>
-      <w:r>
-        <w:rPr>
-          <w:sz w:val="12"/>
-        </w:rPr>
-        <w:t>%</w:t>
-      </w:r>
-      <w:r>
-        <w:rPr>
-          <w:sz w:val="12"/>
-        </w:rPr>
-        <w:t xml:space="preserve"> </w:t>
-      </w:r>
-      <w:r>
-        <w:rPr>
-          <w:sz w:val="12"/>
-        </w:rPr>
-        <w:t xml:space="preserve">if </w:t>
-      </w:r>
-      <w:proofErr w:type="spellStart"/>
-      <w:r>
-        <w:rPr>
-          <w:sz w:val="12"/>
-        </w:rPr>
-        <w:t>lowtemp</w:t>
-      </w:r>
-      <w:r>
-        <w:rPr>
-          <w:sz w:val="12"/>
-        </w:rPr>
-        <w:t>_dev</w:t>
-      </w:r>
-      <w:proofErr w:type="spellEnd"/>
-      <w:r>
-        <w:rPr>
-          <w:sz w:val="12"/>
-        </w:rPr>
-        <w:t xml:space="preserve"> </w:t>
-      </w:r>
-      <w:proofErr w:type="gramStart"/>
-      <w:r>
-        <w:rPr>
-          <w:sz w:val="12"/>
-        </w:rPr>
-        <w:t>%</w:t>
-      </w:r>
-      <w:r>
-        <w:t>}</w:t>
-      </w:r>
-      <w:r>
-        <w:t>was</w:t>
-      </w:r>
-      <w:proofErr w:type="gramEnd"/>
-      <w:r>
-        <w:t xml:space="preserve"> equipped with </w:t>
-      </w:r>
-      <w:r>
-        <w:t>{{</w:t>
-      </w:r>
-      <w:proofErr w:type="spellStart"/>
-      <w:r>
-        <w:rPr>
-          <w:sz w:val="12"/>
-        </w:rPr>
-        <w:t>lowtemp_dev|inv_article</w:t>
-      </w:r>
-      <w:proofErr w:type="spellEnd"/>
-      <w:r>
-        <w:t>}}</w:t>
-      </w:r>
-      <w:r>
-        <w:t xml:space="preserve"> </w:t>
-      </w:r>
-      <w:r>
-        <w:t>{{</w:t>
-      </w:r>
-      <w:proofErr w:type="spellStart"/>
-      <w:r>
-        <w:rPr>
-          <w:sz w:val="12"/>
-        </w:rPr>
-        <w:t>lowtemp_dev</w:t>
-      </w:r>
-      <w:proofErr w:type="spellEnd"/>
-      <w:r>
-        <w:t>}}</w:t>
-      </w:r>
-      <w:r>
-        <w:t xml:space="preserve"> </w:t>
-      </w:r>
-      <w:r>
-        <w:t xml:space="preserve">low temperature device and </w:t>
-      </w:r>
-      <w:r>
-        <w:t>{</w:t>
-      </w:r>
-      <w:r>
-        <w:rPr>
-          <w:sz w:val="12"/>
-        </w:rPr>
-        <w:t>%</w:t>
-      </w:r>
-      <w:r>
-        <w:rPr>
-          <w:sz w:val="12"/>
-        </w:rPr>
-        <w:t>endif</w:t>
-      </w:r>
-      <w:r>
-        <w:rPr>
-          <w:sz w:val="12"/>
-        </w:rPr>
-        <w:t>%</w:t>
-      </w:r>
-      <w:r>
-        <w:t>}</w:t>
-      </w:r>
-      <w:r>
-        <w:t xml:space="preserve">used </w:t>
-      </w:r>
-      <w:r>
-        <w:t>{{</w:t>
-      </w:r>
-      <w:r>
-        <w:rPr>
-          <w:sz w:val="14"/>
-        </w:rPr>
-        <w:t>radiation</w:t>
-      </w:r>
-      <w:r>
-        <w:t>}}</w:t>
-      </w:r>
-      <w:r>
-        <w:t xml:space="preserve"> radiation </w:t>
-      </w:r>
-      <w:r>
-        <w:rPr>
-          <w:sz w:val="12"/>
-        </w:rPr>
-        <w:t>{%</w:t>
-      </w:r>
-      <w:r>
-        <w:rPr>
-          <w:sz w:val="12"/>
-        </w:rPr>
-        <w:t>r</w:t>
-      </w:r>
-      <w:r>
-        <w:rPr>
-          <w:sz w:val="12"/>
-        </w:rPr>
-        <w:t xml:space="preserve"> </w:t>
-      </w:r>
-      <w:r>
-        <w:rPr>
-          <w:color w:val="C00000"/>
-          <w:sz w:val="12"/>
-        </w:rPr>
-        <w:t>if wavelength</w:t>
-      </w:r>
-      <w:r>
-        <w:rPr>
-          <w:sz w:val="12"/>
-        </w:rPr>
-        <w:t>%}</w:t>
-      </w:r>
-      <w:r>
-        <w:t>(λ</w:t>
-      </w:r>
-      <w:r>
-        <w:t> </w:t>
-      </w:r>
-      <w:r>
-        <w:t>=</w:t>
-      </w:r>
-      <w:r>
-        <w:t> </w:t>
-      </w:r>
-      <w:r>
-        <w:t>{{</w:t>
-      </w:r>
-      <w:r>
-        <w:rPr>
-          <w:sz w:val="12"/>
-        </w:rPr>
-        <w:t>wavelength</w:t>
-      </w:r>
-      <w:r>
-        <w:t>}}</w:t>
-      </w:r>
-      <w:r>
-        <w:t> </w:t>
-      </w:r>
-      <w:r>
-        <w:t>{{</w:t>
-      </w:r>
-      <w:proofErr w:type="spellStart"/>
-      <w:r>
-        <w:t>dist_unit</w:t>
-      </w:r>
-      <w:proofErr w:type="spellEnd"/>
-      <w:r>
-        <w:t>}}</w:t>
-      </w:r>
-      <w:r>
-        <w:t>)</w:t>
-      </w:r>
-      <w:r>
-        <w:rPr>
-          <w:sz w:val="14"/>
-        </w:rPr>
-        <w:t>{%</w:t>
-      </w:r>
-      <w:r>
-        <w:rPr>
-          <w:color w:val="C00000"/>
-          <w:sz w:val="14"/>
-        </w:rPr>
-        <w:t>endif</w:t>
-      </w:r>
-      <w:r>
-        <w:rPr>
-          <w:sz w:val="14"/>
-        </w:rPr>
-        <w:t>%}</w:t>
-      </w:r>
-      <w:r>
-        <w:t xml:space="preserve">. All data were integrated with </w:t>
-      </w:r>
-      <w:r>
-        <w:t>{{</w:t>
-      </w:r>
-      <w:proofErr w:type="spellStart"/>
-      <w:r>
-        <w:rPr>
-          <w:sz w:val="15"/>
-          <w:szCs w:val="18"/>
-        </w:rPr>
-        <w:t>integration_progr</w:t>
-      </w:r>
-      <w:proofErr w:type="spellEnd"/>
-      <w:r>
-        <w:t>}}</w:t>
-      </w:r>
-      <w:r>
-        <w:t xml:space="preserve"> and a </w:t>
-      </w:r>
-      <w:r>
-        <w:t>{{</w:t>
-      </w:r>
-      <w:proofErr w:type="spellStart"/>
-      <w:r>
-        <w:rPr>
-          <w:sz w:val="15"/>
-          <w:szCs w:val="18"/>
-        </w:rPr>
-        <w:t>abstype</w:t>
-      </w:r>
-      <w:proofErr w:type="spellEnd"/>
-      <w:r>
-        <w:t>}}</w:t>
-      </w:r>
-      <w:r>
-        <w:t xml:space="preserve"> absorption correction using </w:t>
-      </w:r>
-      <w:r>
-        <w:t>{{</w:t>
-      </w:r>
-      <w:proofErr w:type="spellStart"/>
-      <w:r>
-        <w:rPr>
-          <w:sz w:val="15"/>
-          <w:szCs w:val="18"/>
-        </w:rPr>
-        <w:t>abs_details</w:t>
-      </w:r>
-      <w:proofErr w:type="spellEnd"/>
-      <w:r>
-        <w:t>}}</w:t>
-      </w:r>
-      <w:r>
-        <w:t xml:space="preserve"> was applied.</w:t>
-      </w:r>
-      <w:r>
-        <w:rPr>
-          <w:vertAlign w:val="superscript"/>
-        </w:rPr>
-        <w:t>[</w:t>
-      </w:r>
-      <w:r>
-        <w:rPr>
-          <w:vertAlign w:val="superscript"/>
-        </w:rPr>
-        <w:t>{{</w:t>
-      </w:r>
-      <w:r>
-        <w:rPr>
-          <w:vertAlign w:val="superscript"/>
-        </w:rPr>
-        <w:t>literature.integration</w:t>
-      </w:r>
-      <w:r>
-        <w:rPr>
-          <w:vertAlign w:val="superscript"/>
-        </w:rPr>
-        <w:t>|ref</w:t>
-      </w:r>
-      <w:r>
-        <w:rPr>
-          <w:vertAlign w:val="superscript"/>
-        </w:rPr>
-        <w:t>_</w:t>
-      </w:r>
-      <w:r>
-        <w:rPr>
-          <w:vertAlign w:val="superscript"/>
-        </w:rPr>
-        <w:t>num</w:t>
-      </w:r>
-      <w:r>
-        <w:rPr>
-          <w:vertAlign w:val="superscript"/>
-        </w:rPr>
-        <w:t>}}</w:t>
-      </w:r>
-      <w:r>
-        <w:rPr>
-          <w:vertAlign w:val="superscript"/>
-        </w:rPr>
-        <w:t>,</w:t>
-      </w:r>
-      <w:r>
-        <w:rPr>
-          <w:vertAlign w:val="superscript"/>
-        </w:rPr>
-        <w:t>{</w:t>
-      </w:r>
-      <w:r>
-        <w:rPr>
-          <w:vertAlign w:val="superscript"/>
-        </w:rPr>
-        <w:t>{</w:t>
-      </w:r>
-      <w:r>
-        <w:rPr>
-          <w:vertAlign w:val="superscript"/>
-        </w:rPr>
-        <w:t>literature.</w:t>
-      </w:r>
-      <w:r>
-        <w:rPr>
-          <w:vertAlign w:val="superscript"/>
-        </w:rPr>
-        <w:t>absorption</w:t>
-      </w:r>
-      <w:r>
-        <w:rPr>
-          <w:vertAlign w:val="superscript"/>
-        </w:rPr>
-        <w:t>|ref</w:t>
-      </w:r>
-      <w:r>
-        <w:rPr>
-          <w:vertAlign w:val="superscript"/>
-        </w:rPr>
-        <w:t>_</w:t>
-      </w:r>
-      <w:r>
-        <w:rPr>
-          <w:vertAlign w:val="superscript"/>
-        </w:rPr>
-        <w:t>num</w:t>
-      </w:r>
-      <w:r>
-        <w:rPr>
-          <w:vertAlign w:val="superscript"/>
-        </w:rPr>
-        <w:t>}}</w:t>
-      </w:r>
-      <w:r>
-        <w:rPr>
-          <w:vertAlign w:val="superscript"/>
-        </w:rPr>
-        <w:t>]</w:t>
-      </w:r>
-      <w:r>
-        <w:t xml:space="preserve"> </w:t>
-      </w:r>
-      <w:r>
-        <w:t xml:space="preserve">The structure </w:t>
-      </w:r>
-      <w:r>
-        <w:t>was</w:t>
-      </w:r>
-      <w:r>
-        <w:t xml:space="preserve"> solved by </w:t>
-      </w:r>
-      <w:r>
-        <w:t>{{</w:t>
-      </w:r>
-      <w:proofErr w:type="spellStart"/>
-      <w:r>
-        <w:rPr>
-          <w:sz w:val="15"/>
-          <w:szCs w:val="18"/>
-        </w:rPr>
-        <w:t>solution_method</w:t>
-      </w:r>
-      <w:proofErr w:type="spellEnd"/>
-      <w:r>
-        <w:t>}}</w:t>
-      </w:r>
-      <w:r>
-        <w:t xml:space="preserve"> </w:t>
-      </w:r>
-      <w:r>
-        <w:t xml:space="preserve">methods </w:t>
-      </w:r>
-      <w:r>
-        <w:t xml:space="preserve">with </w:t>
-      </w:r>
-      <w:r>
-        <w:t>{{</w:t>
-      </w:r>
-      <w:proofErr w:type="spellStart"/>
-      <w:r>
-        <w:t>solution_program</w:t>
-      </w:r>
-      <w:proofErr w:type="spellEnd"/>
-      <w:r>
-        <w:t xml:space="preserve">}} </w:t>
-      </w:r>
-      <w:r>
-        <w:t xml:space="preserve">and refined </w:t>
-      </w:r>
-      <w:r>
-        <w:t>by</w:t>
-      </w:r>
-      <w:r>
-        <w:t xml:space="preserve"> full-matrix least-squares methods against </w:t>
-      </w:r>
-      <w:r>
-        <w:rPr>
-          <w:i/>
-        </w:rPr>
-        <w:t>F</w:t>
-      </w:r>
-      <w:r>
-        <w:rPr>
-          <w:vertAlign w:val="superscript"/>
-        </w:rPr>
-        <w:t>2</w:t>
-      </w:r>
-      <w:r>
-        <w:t xml:space="preserve"> </w:t>
-      </w:r>
-      <w:r>
-        <w:t>using</w:t>
-      </w:r>
-      <w:r>
-        <w:t xml:space="preserve"> </w:t>
-      </w:r>
-      <w:r>
-        <w:t>{{</w:t>
-      </w:r>
-      <w:r>
-        <w:rPr>
-          <w:sz w:val="15"/>
-          <w:szCs w:val="18"/>
-        </w:rPr>
-        <w:t>refinement_prog</w:t>
-      </w:r>
-      <w:r>
-        <w:t>}}</w:t>
-      </w:r>
-      <w:r>
-        <w:t>.</w:t>
-      </w:r>
-      <w:r>
-        <w:rPr>
-          <w:vertAlign w:val="superscript"/>
-        </w:rPr>
-        <w:t>[</w:t>
-      </w:r>
-      <w:r>
-        <w:rPr>
-          <w:vertAlign w:val="superscript"/>
-        </w:rPr>
-        <w:t>{{literature.solution|ref_num}}</w:t>
-      </w:r>
-      <w:r>
-        <w:rPr>
-          <w:vertAlign w:val="superscript"/>
-        </w:rPr>
-        <w:t>,</w:t>
-      </w:r>
-      <w:r>
-        <w:rPr>
-          <w:vertAlign w:val="superscript"/>
-        </w:rPr>
-        <w:t>{{literature.refinement|ref_num}}</w:t>
-      </w:r>
-      <w:r>
-        <w:rPr>
-          <w:vertAlign w:val="superscript"/>
-        </w:rPr>
-        <w:t>]</w:t>
-      </w:r>
-      <w:r>
-        <w:t xml:space="preserve"> {{</w:t>
-      </w:r>
-      <w:proofErr w:type="spellStart"/>
-      <w:r>
-        <w:rPr>
-          <w:sz w:val="13"/>
-          <w:szCs w:val="16"/>
-        </w:rPr>
         <w:t>atoms_refinement</w:t>
       </w:r>
-      <w:proofErr w:type="spellEnd"/>
       <w:r>
         <w:t>}}</w:t>
       </w:r>
@@ -1021,7 +822,6 @@
         </w:rPr>
         <w:t xml:space="preserve"> </w:t>
       </w:r>
-      <w:proofErr w:type="spellStart"/>
       <w:r>
         <w:rPr>
           <w:color w:val="70AD47" w:themeColor="accent6"/>
@@ -1030,7 +830,6 @@
         </w:rPr>
         <w:t>cif.hydrogen_atoms_present</w:t>
       </w:r>
-      <w:proofErr w:type="spellEnd"/>
       <w:r>
         <w:rPr>
           <w:color w:val="70AD47" w:themeColor="accent6"/>
@@ -1058,7 +857,6 @@
       <w:r>
         <w:t xml:space="preserve"> </w:t>
       </w:r>
-      <w:proofErr w:type="spellStart"/>
       <w:r>
         <w:rPr>
           <w:sz w:val="13"/>
@@ -1066,7 +864,6 @@
         </w:rPr>
         <w:t>hydrogen_atoms</w:t>
       </w:r>
-      <w:proofErr w:type="spellEnd"/>
       <w:r>
         <w:t xml:space="preserve"> }}</w:t>
       </w:r>
@@ -1137,16 +934,82 @@
           <w:sz w:val="15"/>
           <w:szCs w:val="18"/>
         </w:rPr>
-        <w:t xml:space="preserve">if </w:t>
-      </w:r>
-      <w:proofErr w:type="spellStart"/>
+        <w:t>if cif.</w:t>
+      </w:r>
       <w:r>
         <w:rPr>
           <w:color w:val="ED7D31" w:themeColor="accent2"/>
           <w:sz w:val="15"/>
           <w:szCs w:val="18"/>
         </w:rPr>
-        <w:t>cif.</w:t>
+        <w:t>disorder_present</w:t>
+      </w:r>
+      <w:r>
+        <w:rPr>
+          <w:sz w:val="15"/>
+          <w:szCs w:val="18"/>
+        </w:rPr>
+        <w:t xml:space="preserve"> </w:t>
+      </w:r>
+      <w:r>
+        <w:t>%}{{ disorder_descr }}</w:t>
+      </w:r>
+      <w:r>
+        <w:t>{%</w:t>
+      </w:r>
+      <w:r>
+        <w:rPr>
+          <w:sz w:val="15"/>
+          <w:szCs w:val="18"/>
+        </w:rPr>
+        <w:t xml:space="preserve"> if cif.dsr_used </w:t>
+      </w:r>
+      <w:r>
+        <w:t>%}</w:t>
+      </w:r>
+      <w:r>
+        <w:rPr>
+          <w:vertAlign w:val="superscript"/>
+        </w:rPr>
+        <w:t>[</w:t>
+      </w:r>
+      <w:r>
+        <w:rPr>
+          <w:vertAlign w:val="superscript"/>
+        </w:rPr>
+        <w:t>{{ literature.dsr|ref_num }}</w:t>
+      </w:r>
+      <w:r>
+        <w:rPr>
+          <w:vertAlign w:val="superscript"/>
+        </w:rPr>
+        <w:t>]</w:t>
+      </w:r>
+      <w:r>
+        <w:t xml:space="preserve"> {</w:t>
+      </w:r>
+      <w:r>
+        <w:t>%</w:t>
+      </w:r>
+      <w:r>
+        <w:rPr>
+          <w:sz w:val="15"/>
+          <w:szCs w:val="18"/>
+        </w:rPr>
+        <w:t>endif</w:t>
+      </w:r>
+      <w:r>
+        <w:t>%}</w:t>
+      </w:r>
+      <w:r>
+        <w:t>{%</w:t>
+      </w:r>
+      <w:r>
+        <w:rPr>
+          <w:sz w:val="15"/>
+          <w:szCs w:val="18"/>
+        </w:rPr>
+        <w:t xml:space="preserve"> </w:t>
       </w:r>
       <w:r>
         <w:rPr>
@@ -1154,9 +1017,8 @@
           <w:sz w:val="15"/>
           <w:szCs w:val="18"/>
         </w:rPr>
-        <w:t>disorder_present</w:t>
-      </w:r>
-      <w:proofErr w:type="spellEnd"/>
+        <w:t>endif</w:t>
+      </w:r>
       <w:r>
         <w:rPr>
           <w:sz w:val="15"/>
@@ -1165,46 +1027,12 @@
         <w:t xml:space="preserve"> </w:t>
       </w:r>
       <w:r>
-        <w:t xml:space="preserve">%}{{ </w:t>
-      </w:r>
-      <w:proofErr w:type="spellStart"/>
-      <w:r>
-        <w:t>disorder_descr</w:t>
-      </w:r>
-      <w:proofErr w:type="spellEnd"/>
-      <w:r>
-        <w:t xml:space="preserve"> }}</w:t>
-      </w:r>
-      <w:r>
-        <w:t>{%</w:t>
-      </w:r>
-      <w:r>
-        <w:rPr>
-          <w:sz w:val="15"/>
-          <w:szCs w:val="18"/>
-        </w:rPr>
-        <w:t xml:space="preserve"> if </w:t>
-      </w:r>
-      <w:proofErr w:type="spellStart"/>
-      <w:r>
-        <w:rPr>
-          <w:sz w:val="15"/>
-          <w:szCs w:val="18"/>
-        </w:rPr>
-        <w:t>cif.dsr_used</w:t>
-      </w:r>
-      <w:proofErr w:type="spellEnd"/>
-      <w:r>
-        <w:rPr>
-          <w:sz w:val="15"/>
-          <w:szCs w:val="18"/>
-        </w:rPr>
-        <w:t xml:space="preserve"> </w:t>
-      </w:r>
-      <w:r>
         <w:t>%}</w:t>
       </w:r>
       <w:r>
+        <w:t>Crystallographic data for the structures reported in this paper have been deposited with the Cambridge Crystallographic Data Centre.</w:t>
+      </w:r>
+      <w:r>
         <w:rPr>
           <w:vertAlign w:val="superscript"/>
         </w:rPr>
@@ -1214,112 +1042,19 @@
         <w:rPr>
           <w:vertAlign w:val="superscript"/>
         </w:rPr>
-        <w:t xml:space="preserve">{{ </w:t>
-      </w:r>
-      <w:proofErr w:type="spellStart"/>
+        <w:t>{{ literature.</w:t>
+      </w:r>
       <w:r>
         <w:rPr>
           <w:vertAlign w:val="superscript"/>
         </w:rPr>
-        <w:t>literature.dsr|ref_num</w:t>
-      </w:r>
-      <w:proofErr w:type="spellEnd"/>
+        <w:t>ccdc</w:t>
+      </w:r>
       <w:r>
         <w:rPr>
           <w:vertAlign w:val="superscript"/>
         </w:rPr>
-        <w:t xml:space="preserve"> }}</w:t>
-      </w:r>
-      <w:r>
-        <w:rPr>
-          <w:vertAlign w:val="superscript"/>
-        </w:rPr>
-        <w:t>]</w:t>
-      </w:r>
-      <w:r>
-        <w:t xml:space="preserve"> {</w:t>
-      </w:r>
-      <w:r>
-        <w:t>%</w:t>
-      </w:r>
-      <w:r>
-        <w:rPr>
-          <w:sz w:val="15"/>
-          <w:szCs w:val="18"/>
-        </w:rPr>
-        <w:t>endif</w:t>
-      </w:r>
-      <w:r>
-        <w:t>%}</w:t>
-      </w:r>
-      <w:r>
-        <w:t>{%</w:t>
-      </w:r>
-      <w:r>
-        <w:rPr>
-          <w:sz w:val="15"/>
-          <w:szCs w:val="18"/>
-        </w:rPr>
-        <w:t xml:space="preserve"> </w:t>
-      </w:r>
-      <w:r>
-        <w:rPr>
-          <w:color w:val="ED7D31" w:themeColor="accent2"/>
-          <w:sz w:val="15"/>
-          <w:szCs w:val="18"/>
-        </w:rPr>
-        <w:t>endif</w:t>
-      </w:r>
-      <w:r>
-        <w:rPr>
-          <w:sz w:val="15"/>
-          <w:szCs w:val="18"/>
-        </w:rPr>
-        <w:t xml:space="preserve"> </w:t>
-      </w:r>
-      <w:r>
-        <w:t>%}</w:t>
-      </w:r>
-      <w:r>
-        <w:t>Crystallographic data for the structures reported in this paper have been deposited with the Cambridge Crystallographic Data Centre.</w:t>
-      </w:r>
-      <w:r>
-        <w:rPr>
-          <w:vertAlign w:val="superscript"/>
-        </w:rPr>
-        <w:t>[</w:t>
-      </w:r>
-      <w:r>
-        <w:rPr>
-          <w:vertAlign w:val="superscript"/>
-        </w:rPr>
-        <w:t xml:space="preserve">{{ </w:t>
-      </w:r>
-      <w:proofErr w:type="spellStart"/>
-      <w:r>
-        <w:rPr>
-          <w:vertAlign w:val="superscript"/>
-        </w:rPr>
-        <w:t>literature.</w:t>
-      </w:r>
-      <w:r>
-        <w:rPr>
-          <w:vertAlign w:val="superscript"/>
-        </w:rPr>
-        <w:t>ccdc</w:t>
-      </w:r>
-      <w:r>
-        <w:rPr>
-          <w:vertAlign w:val="superscript"/>
-        </w:rPr>
-        <w:t>|ref_num</w:t>
-      </w:r>
-      <w:proofErr w:type="spellEnd"/>
-      <w:r>
-        <w:rPr>
-          <w:vertAlign w:val="superscript"/>
-        </w:rPr>
-        <w:t xml:space="preserve"> }}</w:t>
+        <w:t>|ref_num }}</w:t>
       </w:r>
       <w:r>
         <w:rPr>
@@ -1379,25 +1114,125 @@
         </w:rPr>
         <w:t xml:space="preserve">f </w:t>
       </w:r>
-      <w:proofErr w:type="spellStart"/>
       <w:r>
         <w:rPr>
           <w:color w:val="00B0F0"/>
           <w:sz w:val="16"/>
           <w:szCs w:val="16"/>
         </w:rPr>
-        <w:t>cif</w:t>
-      </w:r>
-      <w:proofErr w:type="spellEnd"/>
+        <w:t>cif.</w:t>
+      </w:r>
+      <w:r>
+        <w:t xml:space="preserve"> </w:t>
+      </w:r>
       <w:r>
         <w:rPr>
           <w:color w:val="00B0F0"/>
           <w:sz w:val="16"/>
           <w:szCs w:val="16"/>
         </w:rPr>
-        <w:t>.</w:t>
-      </w:r>
-      <w:r>
+        <w:t>_database_code_depnum_ccdc_archive</w:t>
+      </w:r>
+      <w:r>
+        <w:rPr>
+          <w:sz w:val="16"/>
+          <w:szCs w:val="16"/>
+        </w:rPr>
+        <w:t xml:space="preserve"> </w:t>
+      </w:r>
+      <w:r>
+        <w:rPr>
+          <w:sz w:val="16"/>
+          <w:szCs w:val="16"/>
+        </w:rPr>
+        <w:t>-</w:t>
+      </w:r>
+      <w:r>
+        <w:rPr>
+          <w:sz w:val="16"/>
+          <w:szCs w:val="16"/>
+        </w:rPr>
+        <w:t>%</w:t>
+      </w:r>
+      <w:r>
+        <w:rPr>
+          <w:sz w:val="16"/>
+          <w:szCs w:val="16"/>
+        </w:rPr>
+        <w:t>}</w:t>
+      </w:r>
+    </w:p>
+    <w:p>
+      <w:pPr>
+        <w:pStyle w:val="BodyText1"/>
+        <w:rPr>
+          <w:lang w:val="fr-FR"/>
+        </w:rPr>
+      </w:pPr>
+      <w:r>
+        <w:rPr>
+          <w:lang w:val="fr-FR"/>
+        </w:rPr>
+        <w:t>{{</w:t>
+      </w:r>
+      <w:r>
+        <w:rPr>
+          <w:lang w:val="fr-FR"/>
+        </w:rPr>
+        <w:t xml:space="preserve"> </w:t>
+      </w:r>
+      <w:r>
+        <w:rPr>
+          <w:lang w:val="fr-FR"/>
+        </w:rPr>
+        <w:t>cif._database_code_depnum_ccdc_archive</w:t>
+      </w:r>
+      <w:r>
+        <w:rPr>
+          <w:lang w:val="fr-FR"/>
+        </w:rPr>
+        <w:t xml:space="preserve"> </w:t>
+      </w:r>
+      <w:r>
+        <w:rPr>
+          <w:lang w:val="fr-FR"/>
+        </w:rPr>
+        <w:t>}}</w:t>
+      </w:r>
+      <w:r>
+        <w:rPr>
+          <w:lang w:val="fr-FR"/>
+        </w:rPr>
+        <w:t xml:space="preserve"> </w:t>
+      </w:r>
+    </w:p>
+    <w:p>
+      <w:pPr>
+        <w:pStyle w:val="BodyText1"/>
+        <w:rPr>
+          <w:sz w:val="16"/>
+          <w:szCs w:val="16"/>
+        </w:rPr>
+      </w:pPr>
+      <w:r>
+        <w:rPr>
+          <w:sz w:val="16"/>
+          <w:szCs w:val="16"/>
+        </w:rPr>
+        <w:t>{%</w:t>
+      </w:r>
+      <w:r>
+        <w:rPr>
+          <w:sz w:val="16"/>
+          <w:szCs w:val="16"/>
+        </w:rPr>
+        <w:t>-</w:t>
+      </w:r>
+      <w:r>
+        <w:rPr>
+          <w:sz w:val="16"/>
+          <w:szCs w:val="16"/>
+        </w:rPr>
         <w:t xml:space="preserve"> </w:t>
       </w:r>
       <w:r>
@@ -1406,18 +1241,71 @@
           <w:sz w:val="16"/>
           <w:szCs w:val="16"/>
         </w:rPr>
-        <w:t>_</w:t>
-      </w:r>
-      <w:proofErr w:type="spellStart"/>
+        <w:t>else</w:t>
+      </w:r>
+      <w:r>
+        <w:rPr>
+          <w:sz w:val="16"/>
+          <w:szCs w:val="16"/>
+        </w:rPr>
+        <w:t xml:space="preserve"> </w:t>
+      </w:r>
+      <w:r>
+        <w:rPr>
+          <w:sz w:val="16"/>
+          <w:szCs w:val="16"/>
+        </w:rPr>
+        <w:t>-</w:t>
+      </w:r>
+      <w:r>
+        <w:rPr>
+          <w:sz w:val="16"/>
+          <w:szCs w:val="16"/>
+        </w:rPr>
+        <w:t>%</w:t>
+      </w:r>
+      <w:r>
+        <w:rPr>
+          <w:sz w:val="16"/>
+          <w:szCs w:val="16"/>
+        </w:rPr>
+        <w:t>}</w:t>
+      </w:r>
+      <w:r>
+        <w:t>??????</w:t>
+      </w:r>
+      <w:r>
+        <w:t xml:space="preserve"> </w:t>
+      </w:r>
+      <w:r>
+        <w:rPr>
+          <w:sz w:val="16"/>
+          <w:szCs w:val="16"/>
+        </w:rPr>
+        <w:t>{%</w:t>
+      </w:r>
+      <w:r>
+        <w:rPr>
+          <w:sz w:val="16"/>
+          <w:szCs w:val="16"/>
+        </w:rPr>
+        <w:t>-</w:t>
+      </w:r>
+      <w:r>
+        <w:rPr>
+          <w:sz w:val="16"/>
+          <w:szCs w:val="16"/>
+        </w:rPr>
+        <w:t xml:space="preserve"> </w:t>
+      </w:r>
       <w:r>
         <w:rPr>
           <w:color w:val="00B0F0"/>
           <w:sz w:val="16"/>
           <w:szCs w:val="16"/>
         </w:rPr>
-        <w:t>database_code_depnum_ccdc_archive</w:t>
-      </w:r>
-      <w:proofErr w:type="spellEnd"/>
+        <w:t>endif</w:t>
+      </w:r>
       <w:r>
         <w:rPr>
           <w:sz w:val="16"/>
@@ -1450,318 +1338,98 @@
     <w:p>
       <w:pPr>
         <w:pStyle w:val="BodyText1"/>
-        <w:rPr>
-          <w:lang w:val="fr-FR"/>
-        </w:rPr>
-      </w:pPr>
-      <w:proofErr w:type="gramStart"/>
-      <w:r>
-        <w:rPr>
-          <w:lang w:val="fr-FR"/>
-        </w:rPr>
-        <w:t>{{</w:t>
-      </w:r>
-      <w:r>
-        <w:rPr>
-          <w:lang w:val="fr-FR"/>
-        </w:rPr>
-        <w:t xml:space="preserve"> </w:t>
-      </w:r>
-      <w:proofErr w:type="spellStart"/>
-      <w:r>
-        <w:rPr>
-          <w:lang w:val="fr-FR"/>
-        </w:rPr>
-        <w:t>cif</w:t>
-      </w:r>
-      <w:proofErr w:type="spellEnd"/>
-      <w:proofErr w:type="gramEnd"/>
-      <w:r>
-        <w:rPr>
-          <w:lang w:val="fr-FR"/>
-        </w:rPr>
-        <w:t>._</w:t>
-      </w:r>
-      <w:proofErr w:type="spellStart"/>
-      <w:r>
-        <w:rPr>
-          <w:lang w:val="fr-FR"/>
-        </w:rPr>
-        <w:t>database_code_depnum_ccdc_archive</w:t>
-      </w:r>
-      <w:proofErr w:type="spellEnd"/>
-      <w:r>
-        <w:rPr>
-          <w:lang w:val="fr-FR"/>
-        </w:rPr>
-        <w:t xml:space="preserve"> </w:t>
-      </w:r>
-      <w:r>
-        <w:rPr>
-          <w:lang w:val="fr-FR"/>
-        </w:rPr>
-        <w:t>}}</w:t>
-      </w:r>
-      <w:r>
-        <w:rPr>
-          <w:lang w:val="fr-FR"/>
-        </w:rPr>
+      </w:pPr>
+      <w:r>
+        <w:t>contain the supplementary crystallographic data for this paper. These data can be obtained free of charge from The Cambridge Crystallographic Data Centre via www.ccdc.cam.ac.uk/</w:t>
+      </w:r>
+      <w:r>
+        <w:rPr>
+          <w:rFonts w:ascii="Times New Roman" w:hAnsi="Times New Roman" w:cs="Times New Roman"/>
+        </w:rPr>
+        <w:t>‌</w:t>
+      </w:r>
+      <w:r>
+        <w:t>structures. This report and the CIF file were generated using FinalCif.</w:t>
+      </w:r>
+      <w:r>
+        <w:rPr>
+          <w:vertAlign w:val="superscript"/>
+        </w:rPr>
+        <w:t>[</w:t>
+      </w:r>
+      <w:r>
+        <w:rPr>
+          <w:vertAlign w:val="superscript"/>
+        </w:rPr>
+        <w:t>{{literature.finalcif|ref_num}}</w:t>
+      </w:r>
+      <w:r>
+        <w:rPr>
+          <w:vertAlign w:val="superscript"/>
+        </w:rPr>
+        <w:t>]</w:t>
+      </w:r>
+      <w:r>
         <w:t xml:space="preserve"> </w:t>
       </w:r>
     </w:p>
     <w:p>
       <w:pPr>
-        <w:pStyle w:val="BodyText1"/>
-        <w:rPr>
-          <w:sz w:val="16"/>
-          <w:szCs w:val="16"/>
-        </w:rPr>
-      </w:pPr>
-      <w:r>
-        <w:rPr>
-          <w:sz w:val="16"/>
-          <w:szCs w:val="16"/>
-        </w:rPr>
-        <w:t>{%</w:t>
-      </w:r>
-      <w:r>
-        <w:rPr>
-          <w:sz w:val="16"/>
-          <w:szCs w:val="16"/>
-        </w:rPr>
-        <w:t>-</w:t>
-      </w:r>
-      <w:r>
-        <w:rPr>
-          <w:sz w:val="16"/>
-          <w:szCs w:val="16"/>
-        </w:rPr>
+        <w:pStyle w:val="Heading2"/>
+      </w:pPr>
+      <w:r>
+        <w:br w:type="column"/>
+      </w:r>
+      <w:r>
+        <w:t xml:space="preserve">Table </w:t>
+      </w:r>
+      <w:r>
+        <w:fldChar w:fldCharType="begin"/>
+      </w:r>
+      <w:r>
+        <w:instrText xml:space="preserve"> </w:instrText>
+      </w:r>
+      <w:r>
+        <w:instrText>AUTONUM</w:instrText>
+      </w:r>
+      <w:r>
+        <w:instrText xml:space="preserve"> nummer</w:instrText>
+      </w:r>
+      <w:r>
+        <w:instrText xml:space="preserve"> \*</w:instrText>
+      </w:r>
+      <w:r>
+        <w:instrText xml:space="preserve"> </w:instrText>
+      </w:r>
+      <w:r>
+        <w:fldChar w:fldCharType="separate"/>
+      </w:r>
+      <w:r>
+        <w:rPr>
+          <w:noProof/>
+        </w:rPr>
+        <w:t>1</w:t>
+      </w:r>
+      <w:r>
+        <w:fldChar w:fldCharType="end"/>
+      </w:r>
+      <w:r>
         <w:t xml:space="preserve"> </w:t>
       </w:r>
       <w:r>
-        <w:rPr>
-          <w:color w:val="00B0F0"/>
-          <w:sz w:val="16"/>
-          <w:szCs w:val="16"/>
-        </w:rPr>
-        <w:t>else</w:t>
-      </w:r>
-      <w:r>
-        <w:rPr>
-          <w:sz w:val="16"/>
-          <w:szCs w:val="16"/>
-        </w:rPr>
+        <w:t>Crystal data and structure refinement for</w:t>
+      </w:r>
+      <w:r>
         <w:t xml:space="preserve"> </w:t>
       </w:r>
       <w:r>
-        <w:rPr>
-          <w:sz w:val="16"/>
-          <w:szCs w:val="16"/>
-        </w:rPr>
-        <w:t>-</w:t>
-      </w:r>
-      <w:r>
-        <w:rPr>
-          <w:sz w:val="16"/>
-          <w:szCs w:val="16"/>
-        </w:rPr>
-        <w:t>%</w:t>
-      </w:r>
-      <w:r>
-        <w:rPr>
-          <w:sz w:val="16"/>
-          <w:szCs w:val="16"/>
-        </w:rPr>
-        <w:t>}</w:t>
-      </w:r>
-      <w:r>
-        <w:t>??????</w:t>
+        <w:t>{{</w:t>
       </w:r>
       <w:r>
         <w:t xml:space="preserve"> </w:t>
       </w:r>
       <w:r>
-        <w:rPr>
-          <w:sz w:val="16"/>
-          <w:szCs w:val="16"/>
-        </w:rPr>
-        <w:t>{%</w:t>
-      </w:r>
-      <w:r>
-        <w:rPr>
-          <w:sz w:val="16"/>
-          <w:szCs w:val="16"/>
-        </w:rPr>
-        <w:t>-</w:t>
-      </w:r>
-      <w:r>
-        <w:rPr>
-          <w:sz w:val="16"/>
-          <w:szCs w:val="16"/>
-        </w:rPr>
-        <w:t xml:space="preserve"> </w:t>
-      </w:r>
-      <w:r>
-        <w:rPr>
-          <w:color w:val="00B0F0"/>
-          <w:sz w:val="16"/>
-          <w:szCs w:val="16"/>
-        </w:rPr>
-        <w:t>endif</w:t>
-      </w:r>
-      <w:r>
-        <w:rPr>
-          <w:sz w:val="16"/>
-          <w:szCs w:val="16"/>
-        </w:rPr>
-        <w:t xml:space="preserve"> </w:t>
-      </w:r>
-      <w:r>
-        <w:rPr>
-          <w:sz w:val="16"/>
-          <w:szCs w:val="16"/>
-        </w:rPr>
-        <w:t>-</w:t>
-      </w:r>
-      <w:r>
-        <w:rPr>
-          <w:sz w:val="16"/>
-          <w:szCs w:val="16"/>
-        </w:rPr>
-        <w:t>%</w:t>
-      </w:r>
-      <w:r>
-        <w:rPr>
-          <w:sz w:val="16"/>
-          <w:szCs w:val="16"/>
-        </w:rPr>
-        <w:t>}</w:t>
-      </w:r>
-    </w:p>
-    <w:p>
-      <w:pPr>
-        <w:pStyle w:val="BodyText1"/>
-      </w:pPr>
-      <w:r>
-        <w:t>contain the supplementary crystallographic data for this paper. These data can be obtained free of charge from The Cambridge Crystallographic Data Centre via www.ccdc.cam.ac.uk/</w:t>
-      </w:r>
-      <w:r>
-        <w:rPr>
-          <w:rFonts w:ascii="Times New Roman" w:hAnsi="Times New Roman" w:cs="Times New Roman"/>
-        </w:rPr>
-        <w:t>‌</w:t>
-      </w:r>
-      <w:r>
-        <w:t xml:space="preserve">structures. This report and the CIF file were generated using </w:t>
-      </w:r>
-      <w:proofErr w:type="spellStart"/>
-      <w:proofErr w:type="gramStart"/>
-      <w:r>
-        <w:t>FinalCif</w:t>
-      </w:r>
-      <w:proofErr w:type="spellEnd"/>
-      <w:r>
-        <w:t>.</w:t>
-      </w:r>
-      <w:r>
-        <w:rPr>
-          <w:vertAlign w:val="superscript"/>
-        </w:rPr>
-        <w:t>[</w:t>
-      </w:r>
-      <w:proofErr w:type="gramEnd"/>
-      <w:r>
-        <w:rPr>
-          <w:vertAlign w:val="superscript"/>
-        </w:rPr>
-        <w:t>{{</w:t>
-      </w:r>
-      <w:proofErr w:type="spellStart"/>
-      <w:r>
-        <w:rPr>
-          <w:vertAlign w:val="superscript"/>
-        </w:rPr>
-        <w:t>literature.finalcif|ref_num</w:t>
-      </w:r>
-      <w:proofErr w:type="spellEnd"/>
-      <w:r>
-        <w:rPr>
-          <w:vertAlign w:val="superscript"/>
-        </w:rPr>
-        <w:t>}}</w:t>
-      </w:r>
-      <w:r>
-        <w:rPr>
-          <w:vertAlign w:val="superscript"/>
-        </w:rPr>
-        <w:t>]</w:t>
-      </w:r>
-      <w:r>
-        <w:t xml:space="preserve"> </w:t>
-      </w:r>
-    </w:p>
-    <w:p>
-      <w:pPr>
-        <w:pStyle w:val="berschrift2"/>
-      </w:pPr>
-      <w:r>
-        <w:br w:type="column"/>
-      </w:r>
-      <w:r>
-        <w:t xml:space="preserve">Table </w:t>
-      </w:r>
-      <w:r>
-        <w:fldChar w:fldCharType="begin"/>
-      </w:r>
-      <w:r>
-        <w:instrText xml:space="preserve"> </w:instrText>
-      </w:r>
-      <w:r>
-        <w:instrText>AUTONUM</w:instrText>
-      </w:r>
-      <w:r>
-        <w:instrText xml:space="preserve"> nummer</w:instrText>
-      </w:r>
-      <w:r>
-        <w:instrText xml:space="preserve"> \*</w:instrText>
-      </w:r>
-      <w:r>
-        <w:instrText xml:space="preserve"> </w:instrText>
-      </w:r>
-      <w:r>
-        <w:fldChar w:fldCharType="separate"/>
-      </w:r>
-      <w:r>
-        <w:rPr>
-          <w:noProof/>
-        </w:rPr>
-        <w:t>1</w:t>
-      </w:r>
-      <w:r>
-        <w:fldChar w:fldCharType="end"/>
-      </w:r>
-      <w:r>
-        <w:t xml:space="preserve"> </w:t>
-      </w:r>
-      <w:r>
-        <w:t>Crystal data and structure refinement for</w:t>
-      </w:r>
-      <w:r>
-        <w:t xml:space="preserve"> </w:t>
-      </w:r>
-      <w:proofErr w:type="gramStart"/>
-      <w:r>
-        <w:t>{{</w:t>
-      </w:r>
-      <w:r>
-        <w:t xml:space="preserve"> </w:t>
-      </w:r>
-      <w:r>
-        <w:t>cif.block.name</w:t>
-      </w:r>
-      <w:proofErr w:type="gramEnd"/>
-      <w:r>
-        <w:t xml:space="preserve"> </w:t>
+        <w:t xml:space="preserve">cif.block.name </w:t>
       </w:r>
       <w:r>
         <w:t>}}</w:t>
@@ -1769,7 +1437,7 @@
     </w:p>
     <w:tbl>
       <w:tblPr>
-        <w:tblStyle w:val="TabellemithellemGitternetz"/>
+        <w:tblStyle w:val="TableGridLight"/>
         <w:tblW w:w="4534" w:type="dxa"/>
         <w:tblLook w:val="04A0" w:firstRow="1" w:lastRow="0" w:firstColumn="1" w:lastColumn="0" w:noHBand="0" w:noVBand="1"/>
       </w:tblPr>
@@ -1805,42 +1473,20 @@
                 <w:lang w:val="fr-FR"/>
               </w:rPr>
             </w:pPr>
-            <w:proofErr w:type="gramStart"/>
             <w:r>
               <w:rPr>
                 <w:lang w:val="fr-FR"/>
               </w:rPr>
               <w:t xml:space="preserve">{{ </w:t>
             </w:r>
-            <w:proofErr w:type="spellStart"/>
             <w:r>
               <w:rPr>
                 <w:sz w:val="8"/>
                 <w:szCs w:val="20"/>
                 <w:lang w:val="fr-FR"/>
               </w:rPr>
-              <w:t>cif</w:t>
-            </w:r>
-            <w:proofErr w:type="spellEnd"/>
-            <w:proofErr w:type="gramEnd"/>
-            <w:r>
-              <w:rPr>
-                <w:sz w:val="8"/>
-                <w:szCs w:val="20"/>
-                <w:lang w:val="fr-FR"/>
-              </w:rPr>
-              <w:t>._</w:t>
-            </w:r>
-            <w:proofErr w:type="spellStart"/>
-            <w:r>
-              <w:rPr>
-                <w:sz w:val="8"/>
-                <w:szCs w:val="20"/>
-                <w:lang w:val="fr-FR"/>
-              </w:rPr>
-              <w:t>database_code_depnum_ccdc_archive</w:t>
-            </w:r>
-            <w:proofErr w:type="spellEnd"/>
+              <w:t>cif._database_code_depnum_ccdc_archive</w:t>
+            </w:r>
             <w:r>
               <w:rPr>
                 <w:sz w:val="10"/>
@@ -1882,25 +1528,15 @@
             <w:pPr>
               <w:pStyle w:val="tabletext"/>
             </w:pPr>
-            <w:proofErr w:type="gramStart"/>
             <w:r>
               <w:t xml:space="preserve">{{ </w:t>
             </w:r>
-            <w:proofErr w:type="spellStart"/>
             <w:r>
               <w:rPr>
                 <w:sz w:val="12"/>
               </w:rPr>
-              <w:t>sum</w:t>
-            </w:r>
-            <w:proofErr w:type="gramEnd"/>
-            <w:r>
-              <w:rPr>
-                <w:sz w:val="12"/>
-              </w:rPr>
-              <w:t>_formula</w:t>
-            </w:r>
-            <w:proofErr w:type="spellEnd"/>
+              <w:t>sum_formula</w:t>
+            </w:r>
             <w:r>
               <w:t xml:space="preserve"> }}</w:t>
             </w:r>
@@ -1935,30 +1571,12 @@
             <w:r>
               <w:t>{{</w:t>
             </w:r>
-            <w:proofErr w:type="spellStart"/>
-            <w:proofErr w:type="gramStart"/>
             <w:r>
               <w:rPr>
                 <w:sz w:val="10"/>
               </w:rPr>
-              <w:t>cif</w:t>
-            </w:r>
-            <w:proofErr w:type="spellEnd"/>
-            <w:r>
-              <w:rPr>
-                <w:sz w:val="10"/>
-              </w:rPr>
-              <w:t>._</w:t>
-            </w:r>
-            <w:proofErr w:type="spellStart"/>
-            <w:proofErr w:type="gramEnd"/>
-            <w:r>
-              <w:rPr>
-                <w:sz w:val="10"/>
-              </w:rPr>
-              <w:t>chemical_formula_weight</w:t>
-            </w:r>
-            <w:proofErr w:type="spellEnd"/>
+              <w:t>cif._chemical_formula_weight</w:t>
+            </w:r>
             <w:r>
               <w:rPr>
                 <w:sz w:val="10"/>
@@ -1996,36 +1614,18 @@
             <w:pPr>
               <w:pStyle w:val="tabletext"/>
             </w:pPr>
-            <w:proofErr w:type="gramStart"/>
             <w:r>
               <w:t>{{</w:t>
             </w:r>
             <w:r>
               <w:t xml:space="preserve"> </w:t>
             </w:r>
-            <w:proofErr w:type="spellStart"/>
             <w:r>
               <w:rPr>
                 <w:sz w:val="10"/>
               </w:rPr>
-              <w:t>cif</w:t>
-            </w:r>
-            <w:proofErr w:type="spellEnd"/>
-            <w:proofErr w:type="gramEnd"/>
-            <w:r>
-              <w:rPr>
-                <w:sz w:val="10"/>
-              </w:rPr>
-              <w:t>._</w:t>
-            </w:r>
-            <w:proofErr w:type="spellStart"/>
-            <w:r>
-              <w:rPr>
-                <w:sz w:val="10"/>
-              </w:rPr>
-              <w:t>diffrn_ambient_temperature</w:t>
-            </w:r>
-            <w:proofErr w:type="spellEnd"/>
+              <w:t>cif._diffrn_ambient_temperature</w:t>
+            </w:r>
             <w:r>
               <w:rPr>
                 <w:sz w:val="10"/>
@@ -2063,38 +1663,14 @@
             <w:pPr>
               <w:pStyle w:val="tabletext"/>
             </w:pPr>
-            <w:proofErr w:type="gramStart"/>
             <w:r>
               <w:t xml:space="preserve">{{ </w:t>
             </w:r>
-            <w:proofErr w:type="spellStart"/>
             <w:r>
               <w:rPr>
                 <w:sz w:val="10"/>
               </w:rPr>
-              <w:t>cif</w:t>
-            </w:r>
-            <w:proofErr w:type="spellEnd"/>
-            <w:proofErr w:type="gramEnd"/>
-            <w:r>
-              <w:rPr>
-                <w:sz w:val="10"/>
-              </w:rPr>
-              <w:t>._</w:t>
-            </w:r>
-            <w:proofErr w:type="spellStart"/>
-            <w:r>
-              <w:rPr>
-                <w:sz w:val="10"/>
-              </w:rPr>
-              <w:t>space_group_crystal_system</w:t>
-            </w:r>
-            <w:proofErr w:type="spellEnd"/>
-            <w:r>
-              <w:rPr>
-                <w:sz w:val="10"/>
-              </w:rPr>
-              <w:t xml:space="preserve"> </w:t>
+              <w:t xml:space="preserve">cif._space_group_crystal_system </w:t>
             </w:r>
             <w:r>
               <w:t>}}</w:t>
@@ -2133,14 +1709,12 @@
             <w:r>
               <w:t xml:space="preserve">p </w:t>
             </w:r>
-            <w:proofErr w:type="spellStart"/>
             <w:r>
               <w:rPr>
                 <w:sz w:val="10"/>
               </w:rPr>
               <w:t>space_group</w:t>
             </w:r>
-            <w:proofErr w:type="spellEnd"/>
             <w:r>
               <w:t>}</w:t>
             </w:r>
@@ -2150,29 +1724,18 @@
             <w:r>
               <w:t xml:space="preserve"> </w:t>
             </w:r>
-            <w:proofErr w:type="gramStart"/>
             <w:r>
               <w:t>{{</w:t>
             </w:r>
             <w:r>
               <w:t xml:space="preserve"> </w:t>
             </w:r>
-            <w:proofErr w:type="spellStart"/>
             <w:r>
               <w:rPr>
                 <w:sz w:val="16"/>
                 <w:szCs w:val="20"/>
               </w:rPr>
-              <w:t>itnum</w:t>
-            </w:r>
-            <w:proofErr w:type="spellEnd"/>
-            <w:proofErr w:type="gramEnd"/>
-            <w:r>
-              <w:rPr>
-                <w:sz w:val="16"/>
-                <w:szCs w:val="20"/>
-              </w:rPr>
-              <w:t xml:space="preserve"> </w:t>
+              <w:t xml:space="preserve">itnum </w:t>
             </w:r>
             <w:r>
               <w:t>}}</w:t>
@@ -2202,64 +1765,32 @@
               <w:t xml:space="preserve"> [</w:t>
             </w:r>
             <w:r>
+              <w:t>{{dist_unit}}</w:t>
+            </w:r>
+            <w:r>
+              <w:t>]</w:t>
+            </w:r>
+          </w:p>
+        </w:tc>
+        <w:tc>
+          <w:tcPr>
+            <w:tcW w:w="2267" w:type="dxa"/>
+          </w:tcPr>
+          <w:p>
+            <w:pPr>
+              <w:pStyle w:val="tabletext"/>
+            </w:pPr>
+            <w:r>
               <w:t>{{</w:t>
             </w:r>
-            <w:proofErr w:type="spellStart"/>
-            <w:r>
-              <w:t>dist_unit</w:t>
-            </w:r>
-            <w:proofErr w:type="spellEnd"/>
-            <w:r>
-              <w:t>}}</w:t>
-            </w:r>
-            <w:r>
-              <w:t>]</w:t>
-            </w:r>
-          </w:p>
-        </w:tc>
-        <w:tc>
-          <w:tcPr>
-            <w:tcW w:w="2267" w:type="dxa"/>
-          </w:tcPr>
-          <w:p>
-            <w:pPr>
-              <w:pStyle w:val="tabletext"/>
-            </w:pPr>
-            <w:proofErr w:type="gramStart"/>
-            <w:r>
-              <w:t>{{</w:t>
-            </w:r>
-            <w:r>
-              <w:t xml:space="preserve"> </w:t>
-            </w:r>
-            <w:proofErr w:type="spellStart"/>
+            <w:r>
+              <w:t xml:space="preserve"> </w:t>
+            </w:r>
             <w:r>
               <w:rPr>
                 <w:sz w:val="12"/>
               </w:rPr>
-              <w:t>cif</w:t>
-            </w:r>
-            <w:proofErr w:type="spellEnd"/>
-            <w:proofErr w:type="gramEnd"/>
-            <w:r>
-              <w:rPr>
-                <w:sz w:val="12"/>
-              </w:rPr>
-              <w:t>._</w:t>
-            </w:r>
-            <w:proofErr w:type="spellStart"/>
-            <w:r>
-              <w:rPr>
-                <w:sz w:val="12"/>
-              </w:rPr>
-              <w:t>cell_length_a</w:t>
-            </w:r>
-            <w:proofErr w:type="spellEnd"/>
-            <w:r>
-              <w:rPr>
-                <w:sz w:val="12"/>
-              </w:rPr>
-              <w:t xml:space="preserve"> </w:t>
+              <w:t xml:space="preserve">cif._cell_length_a </w:t>
             </w:r>
             <w:r>
               <w:t>}}</w:t>
@@ -2289,64 +1820,32 @@
               <w:t xml:space="preserve"> [</w:t>
             </w:r>
             <w:r>
+              <w:t>{{dist_unit}}</w:t>
+            </w:r>
+            <w:r>
+              <w:t>]</w:t>
+            </w:r>
+          </w:p>
+        </w:tc>
+        <w:tc>
+          <w:tcPr>
+            <w:tcW w:w="2267" w:type="dxa"/>
+          </w:tcPr>
+          <w:p>
+            <w:pPr>
+              <w:pStyle w:val="tabletext"/>
+            </w:pPr>
+            <w:r>
               <w:t>{{</w:t>
             </w:r>
-            <w:proofErr w:type="spellStart"/>
-            <w:r>
-              <w:t>dist_unit</w:t>
-            </w:r>
-            <w:proofErr w:type="spellEnd"/>
-            <w:r>
-              <w:t>}}</w:t>
-            </w:r>
-            <w:r>
-              <w:t>]</w:t>
-            </w:r>
-          </w:p>
-        </w:tc>
-        <w:tc>
-          <w:tcPr>
-            <w:tcW w:w="2267" w:type="dxa"/>
-          </w:tcPr>
-          <w:p>
-            <w:pPr>
-              <w:pStyle w:val="tabletext"/>
-            </w:pPr>
-            <w:proofErr w:type="gramStart"/>
-            <w:r>
-              <w:t>{{</w:t>
-            </w:r>
-            <w:r>
-              <w:t xml:space="preserve"> </w:t>
-            </w:r>
-            <w:proofErr w:type="spellStart"/>
+            <w:r>
+              <w:t xml:space="preserve"> </w:t>
+            </w:r>
             <w:r>
               <w:rPr>
                 <w:sz w:val="12"/>
               </w:rPr>
-              <w:t>cif</w:t>
-            </w:r>
-            <w:proofErr w:type="spellEnd"/>
-            <w:proofErr w:type="gramEnd"/>
-            <w:r>
-              <w:rPr>
-                <w:sz w:val="12"/>
-              </w:rPr>
-              <w:t>._</w:t>
-            </w:r>
-            <w:proofErr w:type="spellStart"/>
-            <w:r>
-              <w:rPr>
-                <w:sz w:val="12"/>
-              </w:rPr>
-              <w:t>cell_length_b</w:t>
-            </w:r>
-            <w:proofErr w:type="spellEnd"/>
-            <w:r>
-              <w:rPr>
-                <w:sz w:val="12"/>
-              </w:rPr>
-              <w:t xml:space="preserve"> </w:t>
+              <w:t xml:space="preserve">cif._cell_length_b </w:t>
             </w:r>
             <w:r>
               <w:t>}}</w:t>
@@ -2376,45 +1875,33 @@
               <w:t xml:space="preserve"> [</w:t>
             </w:r>
             <w:r>
+              <w:t>{{dist_unit}}</w:t>
+            </w:r>
+            <w:r>
+              <w:t>]</w:t>
+            </w:r>
+          </w:p>
+        </w:tc>
+        <w:tc>
+          <w:tcPr>
+            <w:tcW w:w="2267" w:type="dxa"/>
+          </w:tcPr>
+          <w:p>
+            <w:pPr>
+              <w:pStyle w:val="tabletext"/>
+            </w:pPr>
+            <w:r>
               <w:t>{{</w:t>
             </w:r>
-            <w:proofErr w:type="spellStart"/>
-            <w:r>
-              <w:t>dist_unit</w:t>
-            </w:r>
-            <w:proofErr w:type="spellEnd"/>
-            <w:r>
-              <w:t>}}</w:t>
-            </w:r>
-            <w:r>
-              <w:t>]</w:t>
-            </w:r>
-          </w:p>
-        </w:tc>
-        <w:tc>
-          <w:tcPr>
-            <w:tcW w:w="2267" w:type="dxa"/>
-          </w:tcPr>
-          <w:p>
-            <w:pPr>
-              <w:pStyle w:val="tabletext"/>
-            </w:pPr>
-            <w:proofErr w:type="gramStart"/>
-            <w:r>
-              <w:t>{{</w:t>
-            </w:r>
-            <w:r>
-              <w:t xml:space="preserve"> </w:t>
-            </w:r>
-            <w:proofErr w:type="spellStart"/>
+            <w:r>
+              <w:t xml:space="preserve"> </w:t>
+            </w:r>
             <w:r>
               <w:rPr>
                 <w:sz w:val="12"/>
               </w:rPr>
               <w:t>cif</w:t>
             </w:r>
-            <w:proofErr w:type="spellEnd"/>
-            <w:proofErr w:type="gramEnd"/>
             <w:r>
               <w:rPr>
                 <w:sz w:val="12"/>
@@ -2425,21 +1912,7 @@
               <w:rPr>
                 <w:sz w:val="12"/>
               </w:rPr>
-              <w:t>_</w:t>
-            </w:r>
-            <w:proofErr w:type="spellStart"/>
-            <w:r>
-              <w:rPr>
-                <w:sz w:val="12"/>
-              </w:rPr>
-              <w:t>cell_length_c</w:t>
-            </w:r>
-            <w:proofErr w:type="spellEnd"/>
-            <w:r>
-              <w:rPr>
-                <w:sz w:val="12"/>
-              </w:rPr>
-              <w:t xml:space="preserve"> </w:t>
+              <w:t xml:space="preserve">_cell_length_c </w:t>
             </w:r>
             <w:r>
               <w:t>}}</w:t>
@@ -2478,53 +1951,29 @@
             <w:pPr>
               <w:pStyle w:val="tabletext"/>
             </w:pPr>
-            <w:proofErr w:type="gramStart"/>
             <w:r>
               <w:t>{{</w:t>
             </w:r>
             <w:r>
               <w:t xml:space="preserve"> </w:t>
             </w:r>
-            <w:proofErr w:type="spellStart"/>
             <w:r>
               <w:rPr>
                 <w:sz w:val="12"/>
               </w:rPr>
-              <w:t>cif</w:t>
-            </w:r>
-            <w:proofErr w:type="spellEnd"/>
-            <w:proofErr w:type="gramEnd"/>
+              <w:t>cif._cell_</w:t>
+            </w:r>
             <w:r>
               <w:rPr>
                 <w:sz w:val="12"/>
               </w:rPr>
-              <w:t>._</w:t>
-            </w:r>
-            <w:proofErr w:type="spellStart"/>
+              <w:t>angle</w:t>
+            </w:r>
             <w:r>
               <w:rPr>
                 <w:sz w:val="12"/>
               </w:rPr>
-              <w:t>cell_</w:t>
-            </w:r>
-            <w:r>
-              <w:rPr>
-                <w:sz w:val="12"/>
-              </w:rPr>
-              <w:t>angle</w:t>
-            </w:r>
-            <w:r>
-              <w:rPr>
-                <w:sz w:val="12"/>
-              </w:rPr>
-              <w:t>_alpha</w:t>
-            </w:r>
-            <w:proofErr w:type="spellEnd"/>
-            <w:r>
-              <w:rPr>
-                <w:sz w:val="12"/>
-              </w:rPr>
-              <w:t xml:space="preserve"> </w:t>
+              <w:t xml:space="preserve">_alpha </w:t>
             </w:r>
             <w:r>
               <w:t>}}</w:t>
@@ -2563,53 +2012,29 @@
             <w:pPr>
               <w:pStyle w:val="tabletext"/>
             </w:pPr>
-            <w:proofErr w:type="gramStart"/>
             <w:r>
               <w:t>{{</w:t>
             </w:r>
             <w:r>
               <w:t xml:space="preserve"> </w:t>
             </w:r>
-            <w:proofErr w:type="spellStart"/>
             <w:r>
               <w:rPr>
                 <w:sz w:val="12"/>
               </w:rPr>
-              <w:t>cif</w:t>
-            </w:r>
-            <w:proofErr w:type="spellEnd"/>
-            <w:proofErr w:type="gramEnd"/>
+              <w:t>cif._cell_</w:t>
+            </w:r>
             <w:r>
               <w:rPr>
                 <w:sz w:val="12"/>
               </w:rPr>
-              <w:t>._</w:t>
-            </w:r>
-            <w:proofErr w:type="spellStart"/>
+              <w:t>angle</w:t>
+            </w:r>
             <w:r>
               <w:rPr>
                 <w:sz w:val="12"/>
               </w:rPr>
-              <w:t>cell_</w:t>
-            </w:r>
-            <w:r>
-              <w:rPr>
-                <w:sz w:val="12"/>
-              </w:rPr>
-              <w:t>angle</w:t>
-            </w:r>
-            <w:r>
-              <w:rPr>
-                <w:sz w:val="12"/>
-              </w:rPr>
-              <w:t>_beta</w:t>
-            </w:r>
-            <w:proofErr w:type="spellEnd"/>
-            <w:r>
-              <w:rPr>
-                <w:sz w:val="12"/>
-              </w:rPr>
-              <w:t xml:space="preserve"> </w:t>
+              <w:t xml:space="preserve">_beta </w:t>
             </w:r>
             <w:r>
               <w:t>}}</w:t>
@@ -2648,53 +2073,29 @@
             <w:pPr>
               <w:pStyle w:val="tabletext"/>
             </w:pPr>
-            <w:proofErr w:type="gramStart"/>
             <w:r>
               <w:t>{{</w:t>
             </w:r>
             <w:r>
               <w:t xml:space="preserve"> </w:t>
             </w:r>
-            <w:proofErr w:type="spellStart"/>
             <w:r>
               <w:rPr>
                 <w:sz w:val="12"/>
               </w:rPr>
-              <w:t>cif</w:t>
-            </w:r>
-            <w:proofErr w:type="spellEnd"/>
-            <w:proofErr w:type="gramEnd"/>
+              <w:t>cif._cell_</w:t>
+            </w:r>
             <w:r>
               <w:rPr>
                 <w:sz w:val="12"/>
               </w:rPr>
-              <w:t>._</w:t>
-            </w:r>
-            <w:proofErr w:type="spellStart"/>
+              <w:t>angle</w:t>
+            </w:r>
             <w:r>
               <w:rPr>
                 <w:sz w:val="12"/>
               </w:rPr>
-              <w:t>cell_</w:t>
-            </w:r>
-            <w:r>
-              <w:rPr>
-                <w:sz w:val="12"/>
-              </w:rPr>
-              <w:t>angle</w:t>
-            </w:r>
-            <w:r>
-              <w:rPr>
-                <w:sz w:val="12"/>
-              </w:rPr>
-              <w:t>_gamma</w:t>
-            </w:r>
-            <w:proofErr w:type="spellEnd"/>
-            <w:r>
-              <w:rPr>
-                <w:sz w:val="12"/>
-              </w:rPr>
-              <w:t xml:space="preserve"> </w:t>
+              <w:t xml:space="preserve">_gamma </w:t>
             </w:r>
             <w:r>
               <w:t>}}</w:t>
@@ -2720,16 +2121,11 @@
             <w:r>
               <w:t>{{</w:t>
             </w:r>
-            <w:proofErr w:type="spellStart"/>
             <w:r>
               <w:t>vol</w:t>
             </w:r>
             <w:r>
-              <w:t>_unit</w:t>
-            </w:r>
-            <w:proofErr w:type="spellEnd"/>
-            <w:r>
-              <w:t>}}</w:t>
+              <w:t>_unit}}</w:t>
             </w:r>
             <w:r>
               <w:rPr>
@@ -2750,36 +2146,18 @@
             <w:pPr>
               <w:pStyle w:val="tabletext"/>
             </w:pPr>
-            <w:proofErr w:type="gramStart"/>
             <w:r>
               <w:t>{{</w:t>
             </w:r>
             <w:r>
               <w:t xml:space="preserve"> </w:t>
             </w:r>
-            <w:proofErr w:type="spellStart"/>
             <w:r>
               <w:rPr>
                 <w:sz w:val="12"/>
               </w:rPr>
-              <w:t>cif</w:t>
-            </w:r>
-            <w:proofErr w:type="spellEnd"/>
-            <w:proofErr w:type="gramEnd"/>
-            <w:r>
-              <w:rPr>
-                <w:sz w:val="12"/>
-              </w:rPr>
-              <w:t>._</w:t>
-            </w:r>
-            <w:proofErr w:type="spellStart"/>
-            <w:r>
-              <w:rPr>
-                <w:sz w:val="12"/>
-              </w:rPr>
-              <w:t>cell_volume</w:t>
-            </w:r>
-            <w:proofErr w:type="spellEnd"/>
+              <w:t>cif._cell_volume</w:t>
+            </w:r>
             <w:r>
               <w:rPr>
                 <w:sz w:val="12"/>
@@ -2820,36 +2198,18 @@
             <w:pPr>
               <w:pStyle w:val="tabletext"/>
             </w:pPr>
-            <w:proofErr w:type="gramStart"/>
             <w:r>
               <w:t>{{</w:t>
             </w:r>
             <w:r>
               <w:t xml:space="preserve"> </w:t>
             </w:r>
-            <w:proofErr w:type="spellStart"/>
             <w:r>
               <w:rPr>
                 <w:sz w:val="12"/>
               </w:rPr>
-              <w:t>cif</w:t>
-            </w:r>
-            <w:proofErr w:type="spellEnd"/>
-            <w:proofErr w:type="gramEnd"/>
-            <w:r>
-              <w:rPr>
-                <w:sz w:val="12"/>
-              </w:rPr>
-              <w:t>._</w:t>
-            </w:r>
-            <w:proofErr w:type="spellStart"/>
-            <w:r>
-              <w:rPr>
-                <w:sz w:val="12"/>
-              </w:rPr>
-              <w:t>cell_formula_units_Z</w:t>
-            </w:r>
-            <w:proofErr w:type="spellEnd"/>
+              <w:t>cif._cell_formula_units_Z</w:t>
+            </w:r>
             <w:r>
               <w:rPr>
                 <w:sz w:val="12"/>
@@ -2874,7 +2234,6 @@
             <w:pPr>
               <w:pStyle w:val="tabletext"/>
             </w:pPr>
-            <w:proofErr w:type="spellStart"/>
             <w:r>
               <w:rPr>
                 <w:i/>
@@ -2887,7 +2246,6 @@
               </w:rPr>
               <w:t>calc</w:t>
             </w:r>
-            <w:proofErr w:type="spellEnd"/>
             <w:r>
               <w:t xml:space="preserve"> [gcm</w:t>
             </w:r>
@@ -2917,36 +2275,18 @@
             <w:pPr>
               <w:pStyle w:val="tabletext"/>
             </w:pPr>
-            <w:proofErr w:type="gramStart"/>
             <w:r>
               <w:t>{{</w:t>
             </w:r>
             <w:r>
               <w:t xml:space="preserve"> </w:t>
             </w:r>
-            <w:proofErr w:type="spellStart"/>
             <w:r>
               <w:rPr>
                 <w:sz w:val="12"/>
               </w:rPr>
-              <w:t>cif</w:t>
-            </w:r>
-            <w:proofErr w:type="spellEnd"/>
-            <w:proofErr w:type="gramEnd"/>
-            <w:r>
-              <w:rPr>
-                <w:sz w:val="12"/>
-              </w:rPr>
-              <w:t>._</w:t>
-            </w:r>
-            <w:proofErr w:type="spellStart"/>
-            <w:r>
-              <w:rPr>
-                <w:sz w:val="12"/>
-              </w:rPr>
-              <w:t>exptl_crystal_density_diffrn</w:t>
-            </w:r>
-            <w:proofErr w:type="spellEnd"/>
+              <w:t>cif._exptl_crystal_density_diffrn</w:t>
+            </w:r>
             <w:r>
               <w:rPr>
                 <w:sz w:val="12"/>
@@ -3006,36 +2346,18 @@
             <w:pPr>
               <w:pStyle w:val="tabletext"/>
             </w:pPr>
-            <w:proofErr w:type="gramStart"/>
             <w:r>
               <w:t>{{</w:t>
             </w:r>
             <w:r>
               <w:t xml:space="preserve"> </w:t>
             </w:r>
-            <w:proofErr w:type="spellStart"/>
             <w:r>
               <w:rPr>
                 <w:sz w:val="12"/>
               </w:rPr>
-              <w:t>cif</w:t>
-            </w:r>
-            <w:proofErr w:type="spellEnd"/>
-            <w:proofErr w:type="gramEnd"/>
-            <w:r>
-              <w:rPr>
-                <w:sz w:val="12"/>
-              </w:rPr>
-              <w:t>._</w:t>
-            </w:r>
-            <w:proofErr w:type="spellStart"/>
-            <w:r>
-              <w:rPr>
-                <w:sz w:val="12"/>
-              </w:rPr>
-              <w:t>exptl_absorpt_coefficient_mu</w:t>
-            </w:r>
-            <w:proofErr w:type="spellEnd"/>
+              <w:t>cif._exptl_absorpt_coefficient_mu</w:t>
+            </w:r>
             <w:r>
               <w:rPr>
                 <w:sz w:val="12"/>
@@ -3060,7 +2382,6 @@
             <w:pPr>
               <w:pStyle w:val="tabletext"/>
             </w:pPr>
-            <w:proofErr w:type="gramStart"/>
             <w:r>
               <w:rPr>
                 <w:i/>
@@ -3068,11 +2389,7 @@
               <w:t>F</w:t>
             </w:r>
             <w:r>
-              <w:t>(</w:t>
-            </w:r>
-            <w:proofErr w:type="gramEnd"/>
-            <w:r>
-              <w:t>000)</w:t>
+              <w:t>(000)</w:t>
             </w:r>
           </w:p>
         </w:tc>
@@ -3084,7 +2401,6 @@
             <w:pPr>
               <w:pStyle w:val="tabletext"/>
             </w:pPr>
-            <w:proofErr w:type="gramStart"/>
             <w:r>
               <w:t>{{</w:t>
             </w:r>
@@ -3095,14 +2411,7 @@
               <w:rPr>
                 <w:sz w:val="12"/>
               </w:rPr>
-              <w:t>cif</w:t>
-            </w:r>
-            <w:proofErr w:type="gramEnd"/>
-            <w:r>
-              <w:rPr>
-                <w:sz w:val="12"/>
-              </w:rPr>
-              <w:t>._exptl_crystal_F_000</w:t>
+              <w:t>cif._exptl_crystal_F_000</w:t>
             </w:r>
             <w:r>
               <w:rPr>
@@ -3150,28 +2459,18 @@
             <w:pPr>
               <w:pStyle w:val="tabletext"/>
             </w:pPr>
-            <w:proofErr w:type="gramStart"/>
             <w:r>
               <w:t>{{</w:t>
             </w:r>
             <w:r>
               <w:t xml:space="preserve"> </w:t>
             </w:r>
-            <w:proofErr w:type="spellStart"/>
             <w:r>
               <w:rPr>
                 <w:sz w:val="14"/>
               </w:rPr>
-              <w:t>crystal</w:t>
-            </w:r>
-            <w:proofErr w:type="gramEnd"/>
-            <w:r>
-              <w:rPr>
-                <w:sz w:val="14"/>
-              </w:rPr>
-              <w:t>_size</w:t>
-            </w:r>
-            <w:proofErr w:type="spellEnd"/>
+              <w:t>crystal_size</w:t>
+            </w:r>
             <w:r>
               <w:rPr>
                 <w:sz w:val="14"/>
@@ -3197,13 +2496,8 @@
               <w:pStyle w:val="tabletext"/>
             </w:pPr>
             <w:r>
-              <w:t xml:space="preserve">Crystal </w:t>
-            </w:r>
-            <w:proofErr w:type="spellStart"/>
-            <w:r>
-              <w:t>colour</w:t>
-            </w:r>
-            <w:proofErr w:type="spellEnd"/>
+              <w:t>Crystal colour</w:t>
+            </w:r>
           </w:p>
         </w:tc>
         <w:tc>
@@ -3214,40 +2508,30 @@
             <w:pPr>
               <w:pStyle w:val="tabletext"/>
             </w:pPr>
-            <w:proofErr w:type="gramStart"/>
             <w:r>
               <w:t>{{</w:t>
             </w:r>
             <w:r>
               <w:t xml:space="preserve"> </w:t>
             </w:r>
-            <w:proofErr w:type="spellStart"/>
             <w:r>
               <w:rPr>
                 <w:sz w:val="14"/>
               </w:rPr>
-              <w:t>crystal</w:t>
-            </w:r>
-            <w:proofErr w:type="gramEnd"/>
+              <w:t>crystal_colo</w:t>
+            </w:r>
             <w:r>
               <w:rPr>
                 <w:sz w:val="14"/>
               </w:rPr>
-              <w:t>_colo</w:t>
+              <w:t>u</w:t>
             </w:r>
             <w:r>
               <w:rPr>
                 <w:sz w:val="14"/>
               </w:rPr>
-              <w:t>u</w:t>
-            </w:r>
-            <w:r>
-              <w:rPr>
-                <w:sz w:val="14"/>
-              </w:rPr>
               <w:t>r</w:t>
             </w:r>
-            <w:proofErr w:type="spellEnd"/>
             <w:r>
               <w:rPr>
                 <w:sz w:val="14"/>
@@ -3285,34 +2569,24 @@
             <w:pPr>
               <w:pStyle w:val="tabletext"/>
             </w:pPr>
-            <w:proofErr w:type="gramStart"/>
             <w:r>
               <w:t>{{</w:t>
             </w:r>
             <w:r>
               <w:t xml:space="preserve"> </w:t>
             </w:r>
-            <w:proofErr w:type="spellStart"/>
             <w:r>
               <w:rPr>
                 <w:sz w:val="14"/>
               </w:rPr>
-              <w:t>crystal</w:t>
-            </w:r>
-            <w:proofErr w:type="gramEnd"/>
+              <w:t>crystal_</w:t>
+            </w:r>
             <w:r>
               <w:rPr>
                 <w:sz w:val="14"/>
               </w:rPr>
-              <w:t>_</w:t>
-            </w:r>
-            <w:r>
-              <w:rPr>
-                <w:sz w:val="14"/>
-              </w:rPr>
               <w:t>shape</w:t>
             </w:r>
-            <w:proofErr w:type="spellEnd"/>
             <w:r>
               <w:t xml:space="preserve"> </w:t>
             </w:r>
@@ -3347,7 +2621,6 @@
             <w:pPr>
               <w:pStyle w:val="tabletext"/>
             </w:pPr>
-            <w:proofErr w:type="gramStart"/>
             <w:r>
               <w:t>{{</w:t>
             </w:r>
@@ -3360,7 +2633,6 @@
               </w:rPr>
               <w:t>radiation</w:t>
             </w:r>
-            <w:proofErr w:type="gramEnd"/>
             <w:r>
               <w:rPr>
                 <w:sz w:val="14"/>
@@ -3431,21 +2703,7 @@
               <w:rPr>
                 <w:rFonts w:cstheme="minorHAnsi"/>
               </w:rPr>
-              <w:t>{{</w:t>
-            </w:r>
-            <w:proofErr w:type="spellStart"/>
-            <w:r>
-              <w:rPr>
-                <w:rFonts w:cstheme="minorHAnsi"/>
-              </w:rPr>
-              <w:t>dist_unit</w:t>
-            </w:r>
-            <w:proofErr w:type="spellEnd"/>
-            <w:r>
-              <w:rPr>
-                <w:rFonts w:cstheme="minorHAnsi"/>
-              </w:rPr>
-              <w:t>}}</w:t>
+              <w:t>{{dist_unit}}</w:t>
             </w:r>
             <w:r>
               <w:t>)</w:t>
@@ -3514,28 +2772,18 @@
             <w:pPr>
               <w:pStyle w:val="tabletext"/>
             </w:pPr>
-            <w:proofErr w:type="gramStart"/>
             <w:r>
               <w:t>{{</w:t>
             </w:r>
             <w:r>
               <w:t xml:space="preserve"> </w:t>
             </w:r>
-            <w:proofErr w:type="spellStart"/>
             <w:r>
               <w:rPr>
                 <w:sz w:val="14"/>
               </w:rPr>
-              <w:t>theta</w:t>
-            </w:r>
-            <w:proofErr w:type="gramEnd"/>
-            <w:r>
-              <w:rPr>
-                <w:sz w:val="14"/>
-              </w:rPr>
-              <w:t>_range</w:t>
-            </w:r>
-            <w:proofErr w:type="spellEnd"/>
+              <w:t>theta_range</w:t>
+            </w:r>
             <w:r>
               <w:rPr>
                 <w:sz w:val="14"/>
@@ -3573,28 +2821,18 @@
             <w:pPr>
               <w:pStyle w:val="tabletext"/>
             </w:pPr>
-            <w:proofErr w:type="gramStart"/>
             <w:r>
               <w:t>{{</w:t>
             </w:r>
             <w:r>
               <w:t xml:space="preserve"> </w:t>
             </w:r>
-            <w:proofErr w:type="spellStart"/>
             <w:r>
               <w:rPr>
                 <w:sz w:val="14"/>
               </w:rPr>
-              <w:t>index</w:t>
-            </w:r>
-            <w:proofErr w:type="gramEnd"/>
-            <w:r>
-              <w:rPr>
-                <w:sz w:val="14"/>
-              </w:rPr>
-              <w:t>_ranges</w:t>
-            </w:r>
-            <w:proofErr w:type="spellEnd"/>
+              <w:t>index_ranges</w:t>
+            </w:r>
             <w:r>
               <w:rPr>
                 <w:sz w:val="14"/>
@@ -3632,36 +2870,18 @@
             <w:pPr>
               <w:pStyle w:val="tabletext"/>
             </w:pPr>
-            <w:proofErr w:type="gramStart"/>
             <w:r>
               <w:t>{{</w:t>
             </w:r>
             <w:r>
               <w:t xml:space="preserve"> </w:t>
             </w:r>
-            <w:proofErr w:type="spellStart"/>
             <w:r>
               <w:rPr>
                 <w:sz w:val="14"/>
               </w:rPr>
-              <w:t>cif</w:t>
-            </w:r>
-            <w:proofErr w:type="spellEnd"/>
-            <w:proofErr w:type="gramEnd"/>
-            <w:r>
-              <w:rPr>
-                <w:sz w:val="14"/>
-              </w:rPr>
-              <w:t>._</w:t>
-            </w:r>
-            <w:proofErr w:type="spellStart"/>
-            <w:r>
-              <w:rPr>
-                <w:sz w:val="14"/>
-              </w:rPr>
-              <w:t>diffrn_reflns_number</w:t>
-            </w:r>
-            <w:proofErr w:type="spellEnd"/>
+              <w:t>cif._diffrn_reflns_number</w:t>
+            </w:r>
             <w:r>
               <w:rPr>
                 <w:sz w:val="14"/>
@@ -3699,28 +2919,18 @@
             <w:pPr>
               <w:pStyle w:val="tabletext"/>
             </w:pPr>
-            <w:proofErr w:type="gramStart"/>
             <w:r>
               <w:t>{{</w:t>
             </w:r>
             <w:r>
               <w:t xml:space="preserve"> </w:t>
             </w:r>
-            <w:proofErr w:type="spellStart"/>
             <w:r>
               <w:rPr>
                 <w:sz w:val="12"/>
               </w:rPr>
-              <w:t>indepentent</w:t>
-            </w:r>
-            <w:proofErr w:type="gramEnd"/>
-            <w:r>
-              <w:rPr>
-                <w:sz w:val="12"/>
-              </w:rPr>
-              <w:t>_refl</w:t>
-            </w:r>
-            <w:proofErr w:type="spellEnd"/>
+              <w:t>indepentent_refl</w:t>
+            </w:r>
             <w:r>
               <w:rPr>
                 <w:sz w:val="12"/>
@@ -3736,7 +2946,6 @@
               <w:pStyle w:val="BodyText1"/>
               <w:jc w:val="left"/>
             </w:pPr>
-            <w:proofErr w:type="spellStart"/>
             <w:r>
               <w:rPr>
                 <w:i/>
@@ -3749,72 +2958,54 @@
               </w:rPr>
               <w:t>int</w:t>
             </w:r>
-            <w:proofErr w:type="spellEnd"/>
-            <w:r>
-              <w:t xml:space="preserve"> = </w:t>
-            </w:r>
-            <w:proofErr w:type="gramStart"/>
-            <w:r>
-              <w:t>{{</w:t>
-            </w:r>
-            <w:r>
-              <w:t xml:space="preserve"> </w:t>
-            </w:r>
-            <w:proofErr w:type="spellStart"/>
+            <w:r>
+              <w:t xml:space="preserve"> = {{</w:t>
+            </w:r>
+            <w:r>
+              <w:t xml:space="preserve"> </w:t>
+            </w:r>
             <w:r>
               <w:rPr>
                 <w:sz w:val="14"/>
               </w:rPr>
-              <w:t>r</w:t>
-            </w:r>
-            <w:proofErr w:type="gramEnd"/>
+              <w:t>r_int</w:t>
+            </w:r>
             <w:r>
               <w:rPr>
                 <w:sz w:val="14"/>
               </w:rPr>
-              <w:t>_int</w:t>
-            </w:r>
-            <w:proofErr w:type="spellEnd"/>
+              <w:t xml:space="preserve"> </w:t>
+            </w:r>
+            <w:r>
+              <w:t>}}</w:t>
+            </w:r>
+            <w:r>
+              <w:br/>
+            </w:r>
+            <w:r>
+              <w:rPr>
+                <w:i/>
+              </w:rPr>
+              <w:t>R</w:t>
+            </w:r>
+            <w:r>
+              <w:rPr>
+                <w:vertAlign w:val="subscript"/>
+              </w:rPr>
+              <w:t>sigma</w:t>
+            </w:r>
+            <w:r>
+              <w:t xml:space="preserve"> = {{</w:t>
+            </w:r>
+            <w:r>
+              <w:t xml:space="preserve"> </w:t>
+            </w:r>
             <w:r>
               <w:rPr>
                 <w:sz w:val="14"/>
               </w:rPr>
-              <w:t xml:space="preserve"> </w:t>
-            </w:r>
-            <w:r>
-              <w:t>}}</w:t>
-            </w:r>
-            <w:r>
-              <w:br/>
-            </w:r>
-            <w:proofErr w:type="spellStart"/>
-            <w:r>
-              <w:rPr>
-                <w:i/>
-              </w:rPr>
-              <w:t>R</w:t>
-            </w:r>
-            <w:r>
-              <w:rPr>
-                <w:vertAlign w:val="subscript"/>
-              </w:rPr>
-              <w:t>sigma</w:t>
-            </w:r>
-            <w:proofErr w:type="spellEnd"/>
-            <w:r>
-              <w:t xml:space="preserve"> = {{</w:t>
-            </w:r>
-            <w:r>
-              <w:t xml:space="preserve"> </w:t>
-            </w:r>
-            <w:proofErr w:type="spellStart"/>
-            <w:r>
-              <w:rPr>
-                <w:sz w:val="14"/>
-              </w:rPr>
               <w:t>r_sigma</w:t>
             </w:r>
-            <w:proofErr w:type="spellEnd"/>
             <w:r>
               <w:rPr>
                 <w:sz w:val="14"/>
@@ -3839,7 +3030,6 @@
             <w:pPr>
               <w:pStyle w:val="tabletext"/>
             </w:pPr>
-            <w:proofErr w:type="gramStart"/>
             <w:r>
               <w:t>Completeness</w:t>
             </w:r>
@@ -3847,138 +3037,131 @@
               <w:rPr>
                 <w:sz w:val="10"/>
               </w:rPr>
-              <w:t>{</w:t>
-            </w:r>
-            <w:proofErr w:type="gramEnd"/>
+              <w:t>{%</w:t>
+            </w:r>
             <w:r>
               <w:rPr>
                 <w:sz w:val="10"/>
               </w:rPr>
+              <w:t xml:space="preserve"> </w:t>
+            </w:r>
+            <w:r>
+              <w:rPr>
+                <w:sz w:val="10"/>
+              </w:rPr>
+              <w:t xml:space="preserve">if </w:t>
+            </w:r>
+            <w:r>
+              <w:rPr>
+                <w:sz w:val="10"/>
+              </w:rPr>
+              <w:t>theta_full</w:t>
+            </w:r>
+            <w:r>
+              <w:rPr>
+                <w:sz w:val="10"/>
+              </w:rPr>
+              <w:t xml:space="preserve"> </w:t>
+            </w:r>
+            <w:r>
+              <w:rPr>
+                <w:sz w:val="10"/>
+              </w:rPr>
+              <w:t>%}</w:t>
+            </w:r>
+            <w:r>
+              <w:t xml:space="preserve"> to </w:t>
+            </w:r>
+            <w:r>
+              <w:br/>
+            </w:r>
+            <w:r>
+              <w:t>θ</w:t>
+            </w:r>
+            <w:r>
+              <w:t xml:space="preserve"> = </w:t>
+            </w:r>
+            <w:r>
+              <w:t>{{</w:t>
+            </w:r>
+            <w:r>
+              <w:rPr>
+                <w:sz w:val="14"/>
+              </w:rPr>
+              <w:t>theta_full</w:t>
+            </w:r>
+            <w:r>
+              <w:t>}}</w:t>
+            </w:r>
+            <w:r>
+              <w:t>°</w:t>
+            </w:r>
+            <w:r>
+              <w:rPr>
+                <w:sz w:val="12"/>
+              </w:rPr>
+              <w:t>{%</w:t>
+            </w:r>
+            <w:r>
+              <w:rPr>
+                <w:sz w:val="12"/>
+              </w:rPr>
+              <w:t xml:space="preserve"> </w:t>
+            </w:r>
+            <w:r>
+              <w:rPr>
+                <w:sz w:val="12"/>
+              </w:rPr>
+              <w:t>endif</w:t>
+            </w:r>
+            <w:r>
+              <w:rPr>
+                <w:sz w:val="12"/>
+              </w:rPr>
+              <w:t xml:space="preserve"> </w:t>
+            </w:r>
+            <w:r>
+              <w:rPr>
+                <w:sz w:val="12"/>
+              </w:rPr>
+              <w:t>%}</w:t>
+            </w:r>
+          </w:p>
+        </w:tc>
+        <w:tc>
+          <w:tcPr>
+            <w:tcW w:w="2267" w:type="dxa"/>
+          </w:tcPr>
+          <w:p>
+            <w:pPr>
+              <w:pStyle w:val="tabletext"/>
+            </w:pPr>
+            <w:r>
+              <w:t>{{</w:t>
+            </w:r>
+            <w:r>
+              <w:t xml:space="preserve"> </w:t>
+            </w:r>
+            <w:r>
+              <w:rPr>
+                <w:sz w:val="14"/>
+              </w:rPr>
+              <w:t>completeness</w:t>
+            </w:r>
+            <w:r>
+              <w:rPr>
+                <w:sz w:val="14"/>
+              </w:rPr>
+              <w:t xml:space="preserve"> </w:t>
+            </w:r>
+            <w:r>
+              <w:t>}}</w:t>
+            </w:r>
+            <w:r>
+              <w:t xml:space="preserve"> </w:t>
+            </w:r>
+            <w:r>
               <w:t>%</w:t>
-            </w:r>
-            <w:r>
-              <w:rPr>
-                <w:sz w:val="10"/>
-              </w:rPr>
-              <w:t xml:space="preserve"> </w:t>
-            </w:r>
-            <w:r>
-              <w:rPr>
-                <w:sz w:val="10"/>
-              </w:rPr>
-              <w:t xml:space="preserve">if </w:t>
-            </w:r>
-            <w:proofErr w:type="spellStart"/>
-            <w:r>
-              <w:rPr>
-                <w:sz w:val="10"/>
-              </w:rPr>
-              <w:t>theta_full</w:t>
-            </w:r>
-            <w:proofErr w:type="spellEnd"/>
-            <w:r>
-              <w:rPr>
-                <w:sz w:val="10"/>
-              </w:rPr>
-              <w:t xml:space="preserve"> </w:t>
-            </w:r>
-            <w:r>
-              <w:rPr>
-                <w:sz w:val="10"/>
-              </w:rPr>
-              <w:t>%}</w:t>
-            </w:r>
-            <w:r>
-              <w:t xml:space="preserve"> to </w:t>
-            </w:r>
-            <w:r>
-              <w:br/>
-            </w:r>
-            <w:r>
-              <w:t>θ</w:t>
-            </w:r>
-            <w:r>
-              <w:t xml:space="preserve"> = </w:t>
-            </w:r>
-            <w:r>
-              <w:t>{{</w:t>
-            </w:r>
-            <w:proofErr w:type="spellStart"/>
-            <w:r>
-              <w:rPr>
-                <w:sz w:val="14"/>
-              </w:rPr>
-              <w:t>theta_full</w:t>
-            </w:r>
-            <w:proofErr w:type="spellEnd"/>
-            <w:r>
-              <w:t>}}</w:t>
-            </w:r>
-            <w:r>
-              <w:t>°</w:t>
-            </w:r>
-            <w:r>
-              <w:rPr>
-                <w:sz w:val="12"/>
-              </w:rPr>
-              <w:t>{%</w:t>
-            </w:r>
-            <w:r>
-              <w:rPr>
-                <w:sz w:val="12"/>
-              </w:rPr>
-              <w:t xml:space="preserve"> </w:t>
-            </w:r>
-            <w:r>
-              <w:rPr>
-                <w:sz w:val="12"/>
-              </w:rPr>
-              <w:t>endif</w:t>
-            </w:r>
-            <w:r>
-              <w:rPr>
-                <w:sz w:val="12"/>
-              </w:rPr>
-              <w:t xml:space="preserve"> </w:t>
-            </w:r>
-            <w:r>
-              <w:rPr>
-                <w:sz w:val="12"/>
-              </w:rPr>
-              <w:t>%}</w:t>
-            </w:r>
-          </w:p>
-        </w:tc>
-        <w:tc>
-          <w:tcPr>
-            <w:tcW w:w="2267" w:type="dxa"/>
-          </w:tcPr>
-          <w:p>
-            <w:pPr>
-              <w:pStyle w:val="tabletext"/>
-            </w:pPr>
-            <w:proofErr w:type="gramStart"/>
-            <w:r>
-              <w:t>{{</w:t>
-            </w:r>
-            <w:r>
-              <w:t xml:space="preserve"> </w:t>
-            </w:r>
-            <w:r>
-              <w:rPr>
-                <w:sz w:val="14"/>
-              </w:rPr>
-              <w:t>completeness</w:t>
-            </w:r>
-            <w:proofErr w:type="gramEnd"/>
-            <w:r>
-              <w:rPr>
-                <w:sz w:val="14"/>
-              </w:rPr>
-              <w:t xml:space="preserve"> </w:t>
-            </w:r>
-            <w:r>
-              <w:t>}}</w:t>
             </w:r>
           </w:p>
         </w:tc>
@@ -4008,7 +3191,6 @@
             <w:pPr>
               <w:pStyle w:val="tabletext"/>
             </w:pPr>
-            <w:proofErr w:type="gramStart"/>
             <w:r>
               <w:t>{{</w:t>
             </w:r>
@@ -4021,7 +3203,6 @@
               </w:rPr>
               <w:t>data</w:t>
             </w:r>
-            <w:proofErr w:type="gramEnd"/>
             <w:r>
               <w:t>}} / {{</w:t>
             </w:r>
@@ -4079,7 +3260,6 @@
             <w:r>
               <w:t xml:space="preserve">Absorption correction </w:t>
             </w:r>
-            <w:proofErr w:type="spellStart"/>
             <w:r>
               <w:t>T</w:t>
             </w:r>
@@ -4089,13 +3269,8 @@
               </w:rPr>
               <w:t>min</w:t>
             </w:r>
-            <w:proofErr w:type="spellEnd"/>
-            <w:r>
-              <w:t>/</w:t>
-            </w:r>
-            <w:proofErr w:type="spellStart"/>
-            <w:r>
-              <w:t>T</w:t>
+            <w:r>
+              <w:t>/T</w:t>
             </w:r>
             <w:r>
               <w:rPr>
@@ -4103,7 +3278,6 @@
               </w:rPr>
               <w:t>max</w:t>
             </w:r>
-            <w:proofErr w:type="spellEnd"/>
             <w:r>
               <w:t xml:space="preserve"> (method)</w:t>
             </w:r>
@@ -4117,98 +3291,57 @@
             <w:pPr>
               <w:pStyle w:val="tabletext"/>
             </w:pPr>
-            <w:proofErr w:type="gramStart"/>
             <w:r>
               <w:t xml:space="preserve">{{ </w:t>
             </w:r>
-            <w:proofErr w:type="spellStart"/>
             <w:r>
               <w:rPr>
                 <w:sz w:val="15"/>
                 <w:szCs w:val="18"/>
               </w:rPr>
-              <w:t>t</w:t>
-            </w:r>
-            <w:proofErr w:type="gramEnd"/>
+              <w:t>t_min</w:t>
+            </w:r>
             <w:r>
               <w:rPr>
                 <w:sz w:val="15"/>
                 <w:szCs w:val="18"/>
               </w:rPr>
-              <w:t>_min</w:t>
-            </w:r>
-            <w:proofErr w:type="spellEnd"/>
+              <w:t xml:space="preserve"> </w:t>
+            </w:r>
+            <w:r>
+              <w:t xml:space="preserve">}} / {{ </w:t>
+            </w:r>
             <w:r>
               <w:rPr>
                 <w:sz w:val="15"/>
                 <w:szCs w:val="18"/>
               </w:rPr>
-              <w:t xml:space="preserve"> </w:t>
-            </w:r>
-            <w:r>
-              <w:t xml:space="preserve">}} / {{ </w:t>
-            </w:r>
-            <w:proofErr w:type="spellStart"/>
+              <w:t>t_m</w:t>
+            </w:r>
             <w:r>
               <w:rPr>
                 <w:sz w:val="15"/>
                 <w:szCs w:val="18"/>
               </w:rPr>
-              <w:t>t_m</w:t>
+              <w:t xml:space="preserve">ax </w:t>
+            </w:r>
+            <w:r>
+              <w:t>}}</w:t>
+            </w:r>
+          </w:p>
+          <w:p>
+            <w:pPr>
+              <w:pStyle w:val="BodyText1"/>
+            </w:pPr>
+            <w:r>
+              <w:t>({{</w:t>
             </w:r>
             <w:r>
               <w:rPr>
                 <w:sz w:val="15"/>
                 <w:szCs w:val="18"/>
               </w:rPr>
-              <w:t>ax</w:t>
-            </w:r>
-            <w:proofErr w:type="spellEnd"/>
-            <w:r>
-              <w:rPr>
-                <w:sz w:val="15"/>
-                <w:szCs w:val="18"/>
-              </w:rPr>
-              <w:t xml:space="preserve"> </w:t>
-            </w:r>
-            <w:r>
-              <w:t>}}</w:t>
-            </w:r>
-          </w:p>
-          <w:p>
-            <w:pPr>
-              <w:pStyle w:val="BodyText1"/>
-            </w:pPr>
-            <w:r>
-              <w:t>(</w:t>
-            </w:r>
-            <w:proofErr w:type="gramStart"/>
-            <w:r>
-              <w:t>{{</w:t>
-            </w:r>
-            <w:r>
-              <w:rPr>
-                <w:sz w:val="15"/>
-                <w:szCs w:val="18"/>
-              </w:rPr>
-              <w:t xml:space="preserve"> </w:t>
-            </w:r>
-            <w:proofErr w:type="spellStart"/>
-            <w:r>
-              <w:rPr>
-                <w:sz w:val="15"/>
-                <w:szCs w:val="18"/>
-              </w:rPr>
-              <w:t>abstype</w:t>
-            </w:r>
-            <w:proofErr w:type="spellEnd"/>
-            <w:proofErr w:type="gramEnd"/>
-            <w:r>
-              <w:rPr>
-                <w:sz w:val="15"/>
-                <w:szCs w:val="18"/>
-              </w:rPr>
-              <w:t xml:space="preserve"> </w:t>
+              <w:t xml:space="preserve"> abstype </w:t>
             </w:r>
             <w:r>
               <w:t>}})</w:t>
@@ -4253,13 +3386,8 @@
             <w:pPr>
               <w:pStyle w:val="tabletext"/>
             </w:pPr>
-            <w:proofErr w:type="gramStart"/>
-            <w:r>
-              <w:t>{{ goof</w:t>
-            </w:r>
-            <w:proofErr w:type="gramEnd"/>
-            <w:r>
-              <w:t xml:space="preserve"> }}</w:t>
+            <w:r>
+              <w:t>{{ goof }}</w:t>
             </w:r>
           </w:p>
         </w:tc>
@@ -4333,30 +3461,17 @@
               <w:t>1</w:t>
             </w:r>
             <w:r>
-              <w:t xml:space="preserve"> = </w:t>
-            </w:r>
-            <w:proofErr w:type="gramStart"/>
-            <w:r>
-              <w:t>{{</w:t>
-            </w:r>
-            <w:r>
-              <w:t xml:space="preserve"> </w:t>
-            </w:r>
-            <w:proofErr w:type="spellStart"/>
+              <w:t xml:space="preserve"> = {{</w:t>
+            </w:r>
+            <w:r>
+              <w:t xml:space="preserve"> </w:t>
+            </w:r>
             <w:r>
               <w:rPr>
                 <w:sz w:val="14"/>
               </w:rPr>
-              <w:t>ls</w:t>
-            </w:r>
-            <w:proofErr w:type="gramEnd"/>
-            <w:r>
-              <w:rPr>
-                <w:sz w:val="14"/>
-              </w:rPr>
-              <w:t>_R_factor_gt</w:t>
-            </w:r>
-            <w:proofErr w:type="spellEnd"/>
+              <w:t>ls_R_factor_gt</w:t>
+            </w:r>
             <w:r>
               <w:rPr>
                 <w:sz w:val="14"/>
@@ -4388,14 +3503,12 @@
             <w:r>
               <w:t xml:space="preserve"> </w:t>
             </w:r>
-            <w:proofErr w:type="spellStart"/>
             <w:r>
               <w:rPr>
                 <w:sz w:val="14"/>
               </w:rPr>
               <w:t>ls_wR_factor_gt</w:t>
             </w:r>
-            <w:proofErr w:type="spellEnd"/>
             <w:r>
               <w:rPr>
                 <w:sz w:val="14"/>
@@ -4459,30 +3572,17 @@
               <w:t>1</w:t>
             </w:r>
             <w:r>
-              <w:t xml:space="preserve"> = </w:t>
-            </w:r>
-            <w:proofErr w:type="gramStart"/>
-            <w:r>
-              <w:t>{{</w:t>
-            </w:r>
-            <w:r>
-              <w:t xml:space="preserve"> </w:t>
-            </w:r>
-            <w:proofErr w:type="spellStart"/>
+              <w:t xml:space="preserve"> = {{</w:t>
+            </w:r>
+            <w:r>
+              <w:t xml:space="preserve"> </w:t>
+            </w:r>
             <w:r>
               <w:rPr>
                 <w:sz w:val="14"/>
               </w:rPr>
-              <w:t>ls</w:t>
-            </w:r>
-            <w:proofErr w:type="gramEnd"/>
-            <w:r>
-              <w:rPr>
-                <w:sz w:val="14"/>
-              </w:rPr>
-              <w:t>_R_factor_all</w:t>
-            </w:r>
-            <w:proofErr w:type="spellEnd"/>
+              <w:t>ls_R_factor_all</w:t>
+            </w:r>
             <w:r>
               <w:rPr>
                 <w:sz w:val="14"/>
@@ -4514,7 +3614,6 @@
             <w:r>
               <w:t xml:space="preserve"> </w:t>
             </w:r>
-            <w:proofErr w:type="spellStart"/>
             <w:r>
               <w:rPr>
                 <w:sz w:val="14"/>
@@ -4522,7 +3621,6 @@
               </w:rPr>
               <w:t>ls_wR_factor_ref</w:t>
             </w:r>
-            <w:proofErr w:type="spellEnd"/>
             <w:r>
               <w:rPr>
                 <w:sz w:val="14"/>
@@ -4580,7 +3678,6 @@
                 <w:lang w:val="de-DE"/>
               </w:rPr>
             </w:pPr>
-            <w:proofErr w:type="gramStart"/>
             <w:r>
               <w:rPr>
                 <w:lang w:val="de-DE"/>
@@ -4593,63 +3690,51 @@
               </w:rPr>
               <w:t xml:space="preserve"> </w:t>
             </w:r>
-            <w:proofErr w:type="spellStart"/>
             <w:r>
               <w:rPr>
                 <w:sz w:val="12"/>
                 <w:lang w:val="de-DE"/>
               </w:rPr>
-              <w:t>diff</w:t>
-            </w:r>
-            <w:proofErr w:type="gramEnd"/>
+              <w:t>diff_dens_max</w:t>
+            </w:r>
             <w:r>
               <w:rPr>
                 <w:sz w:val="12"/>
                 <w:lang w:val="de-DE"/>
               </w:rPr>
-              <w:t>_dens_max</w:t>
-            </w:r>
-            <w:proofErr w:type="spellEnd"/>
+              <w:t xml:space="preserve"> </w:t>
+            </w:r>
+            <w:r>
+              <w:rPr>
+                <w:lang w:val="de-DE"/>
+              </w:rPr>
+              <w:t>}}</w:t>
+            </w:r>
+            <w:r>
+              <w:rPr>
+                <w:lang w:val="de-DE"/>
+              </w:rPr>
+              <w:t>/</w:t>
+            </w:r>
+            <w:r>
+              <w:rPr>
+                <w:lang w:val="de-DE"/>
+              </w:rPr>
+              <w:t>{{</w:t>
+            </w:r>
+            <w:r>
+              <w:rPr>
+                <w:lang w:val="de-DE"/>
+              </w:rPr>
+              <w:t xml:space="preserve"> </w:t>
+            </w:r>
             <w:r>
               <w:rPr>
                 <w:sz w:val="12"/>
                 <w:lang w:val="de-DE"/>
               </w:rPr>
-              <w:t xml:space="preserve"> </w:t>
-            </w:r>
-            <w:r>
-              <w:rPr>
-                <w:lang w:val="de-DE"/>
-              </w:rPr>
-              <w:t>}}</w:t>
-            </w:r>
-            <w:r>
-              <w:rPr>
-                <w:lang w:val="de-DE"/>
-              </w:rPr>
-              <w:t>/</w:t>
-            </w:r>
-            <w:r>
-              <w:rPr>
-                <w:lang w:val="de-DE"/>
-              </w:rPr>
-              <w:t>{{</w:t>
-            </w:r>
-            <w:r>
-              <w:rPr>
-                <w:lang w:val="de-DE"/>
-              </w:rPr>
-              <w:t xml:space="preserve"> </w:t>
-            </w:r>
-            <w:proofErr w:type="spellStart"/>
-            <w:r>
-              <w:rPr>
-                <w:sz w:val="12"/>
-                <w:lang w:val="de-DE"/>
-              </w:rPr>
               <w:t>diff_dens_min</w:t>
             </w:r>
-            <w:proofErr w:type="spellEnd"/>
             <w:r>
               <w:rPr>
                 <w:sz w:val="12"/>
@@ -4685,21 +3770,7 @@
               <w:rPr>
                 <w:color w:val="00B050"/>
               </w:rPr>
-              <w:t xml:space="preserve">tr if </w:t>
-            </w:r>
-            <w:proofErr w:type="spellStart"/>
-            <w:r>
-              <w:rPr>
-                <w:color w:val="00B050"/>
-              </w:rPr>
-              <w:t>exti</w:t>
-            </w:r>
-            <w:proofErr w:type="spellEnd"/>
-            <w:r>
-              <w:rPr>
-                <w:color w:val="00B050"/>
-              </w:rPr>
-              <w:t xml:space="preserve"> </w:t>
+              <w:t xml:space="preserve">tr if exti </w:t>
             </w:r>
             <w:r>
               <w:t>%}</w:t>
@@ -4739,14 +3810,12 @@
             <w:tcW w:w="2267" w:type="dxa"/>
           </w:tcPr>
           <w:p>
-            <w:proofErr w:type="gramStart"/>
             <w:r>
               <w:t>{{</w:t>
             </w:r>
             <w:r>
               <w:t xml:space="preserve"> </w:t>
             </w:r>
-            <w:proofErr w:type="spellStart"/>
             <w:r>
               <w:rPr>
                 <w:sz w:val="16"/>
@@ -4754,8 +3823,6 @@
               </w:rPr>
               <w:t>exti</w:t>
             </w:r>
-            <w:proofErr w:type="spellEnd"/>
-            <w:proofErr w:type="gramEnd"/>
             <w:r>
               <w:rPr>
                 <w:sz w:val="16"/>
@@ -4839,33 +3906,19 @@
               <w:rPr>
                 <w:color w:val="ED7D31" w:themeColor="accent2"/>
               </w:rPr>
-              <w:t xml:space="preserve">tr if </w:t>
-            </w:r>
-            <w:proofErr w:type="spellStart"/>
+              <w:t>tr if flac</w:t>
+            </w:r>
             <w:r>
               <w:rPr>
                 <w:color w:val="ED7D31" w:themeColor="accent2"/>
               </w:rPr>
-              <w:t>flac</w:t>
+              <w:t>k</w:t>
             </w:r>
             <w:r>
               <w:rPr>
                 <w:color w:val="ED7D31" w:themeColor="accent2"/>
               </w:rPr>
-              <w:t>k</w:t>
-            </w:r>
-            <w:r>
-              <w:rPr>
-                <w:color w:val="ED7D31" w:themeColor="accent2"/>
-              </w:rPr>
-              <w:t>_x</w:t>
-            </w:r>
-            <w:proofErr w:type="spellEnd"/>
-            <w:r>
-              <w:rPr>
-                <w:color w:val="ED7D31" w:themeColor="accent2"/>
-              </w:rPr>
-              <w:t xml:space="preserve"> </w:t>
+              <w:t xml:space="preserve">_x </w:t>
             </w:r>
             <w:r>
               <w:t>%}</w:t>
@@ -4901,30 +3954,19 @@
             <w:tcW w:w="2267" w:type="dxa"/>
           </w:tcPr>
           <w:p>
-            <w:proofErr w:type="gramStart"/>
             <w:r>
               <w:t>{{</w:t>
             </w:r>
             <w:r>
               <w:t xml:space="preserve"> </w:t>
             </w:r>
-            <w:proofErr w:type="spellStart"/>
             <w:r>
               <w:rPr>
                 <w:sz w:val="16"/>
                 <w:szCs w:val="20"/>
               </w:rPr>
-              <w:t>flack</w:t>
-            </w:r>
-            <w:proofErr w:type="gramEnd"/>
-            <w:r>
-              <w:rPr>
-                <w:sz w:val="16"/>
-                <w:szCs w:val="20"/>
-              </w:rPr>
-              <w:t>_x</w:t>
-            </w:r>
-            <w:proofErr w:type="spellEnd"/>
+              <w:t>flack_x</w:t>
+            </w:r>
             <w:r>
               <w:rPr>
                 <w:sz w:val="16"/>
@@ -4983,12 +4025,13 @@
         </w:sectPr>
       </w:pPr>
       <w:r>
+        <w:lastRenderedPageBreak/>
         <w:br w:type="page"/>
       </w:r>
     </w:p>
     <w:p>
       <w:pPr>
-        <w:pStyle w:val="berschrift2"/>
+        <w:pStyle w:val="Heading2"/>
       </w:pPr>
       <w:r>
         <w:lastRenderedPageBreak/>
@@ -5006,14 +4049,12 @@
         </w:rPr>
         <w:t xml:space="preserve">if </w:t>
       </w:r>
-      <w:proofErr w:type="spellStart"/>
       <w:r>
         <w:rPr>
           <w:color w:val="00B050"/>
         </w:rPr>
         <w:t>refinement_details</w:t>
       </w:r>
-      <w:proofErr w:type="spellEnd"/>
       <w:r>
         <w:rPr>
           <w:color w:val="00B050"/>
@@ -5026,25 +4067,16 @@
     </w:p>
     <w:p>
       <w:pPr>
-        <w:pStyle w:val="berschrift2"/>
-      </w:pPr>
-      <w:r>
-        <w:t xml:space="preserve">Refinement details for </w:t>
-      </w:r>
-      <w:proofErr w:type="gramStart"/>
-      <w:r>
-        <w:t>{{ cif.block.name</w:t>
-      </w:r>
-      <w:proofErr w:type="gramEnd"/>
-      <w:r>
-        <w:t xml:space="preserve"> }}</w:t>
+        <w:pStyle w:val="Heading2"/>
+      </w:pPr>
+      <w:r>
+        <w:t>Refinement details for {{ cif.block.name }}</w:t>
       </w:r>
     </w:p>
     <w:p>
       <w:pPr>
         <w:pStyle w:val="BodyText1"/>
       </w:pPr>
-      <w:proofErr w:type="gramStart"/>
       <w:r>
         <w:t>{</w:t>
       </w:r>
@@ -5054,15 +4086,9 @@
       <w:r>
         <w:t xml:space="preserve"> </w:t>
       </w:r>
-      <w:proofErr w:type="spellStart"/>
-      <w:r>
-        <w:t>refinement</w:t>
-      </w:r>
-      <w:proofErr w:type="gramEnd"/>
-      <w:r>
-        <w:t>_details</w:t>
-      </w:r>
-      <w:proofErr w:type="spellEnd"/>
+      <w:r>
+        <w:t>refinement_details</w:t>
+      </w:r>
       <w:r>
         <w:t xml:space="preserve"> </w:t>
       </w:r>
@@ -5075,7 +4101,7 @@
     </w:p>
     <w:p>
       <w:pPr>
-        <w:pStyle w:val="berschrift2"/>
+        <w:pStyle w:val="Heading2"/>
       </w:pPr>
       <w:r>
         <w:t>{%</w:t>
@@ -5098,7 +4124,7 @@
     </w:p>
     <w:p>
       <w:pPr>
-        <w:pStyle w:val="berschrift2"/>
+        <w:pStyle w:val="Heading2"/>
       </w:pPr>
       <w:r>
         <w:t>{%</w:t>
@@ -5115,14 +4141,12 @@
         </w:rPr>
         <w:t xml:space="preserve">if </w:t>
       </w:r>
-      <w:proofErr w:type="spellStart"/>
       <w:r>
         <w:rPr>
           <w:color w:val="00B050"/>
         </w:rPr>
         <w:t>atomic_coordinates</w:t>
       </w:r>
-      <w:proofErr w:type="spellEnd"/>
       <w:r>
         <w:rPr>
           <w:color w:val="00B050"/>
@@ -5135,7 +4159,7 @@
     </w:p>
     <w:p>
       <w:pPr>
-        <w:pStyle w:val="berschrift2"/>
+        <w:pStyle w:val="Heading2"/>
       </w:pPr>
       <w:r>
         <w:t xml:space="preserve">Table </w:t>
@@ -5161,7 +4185,6 @@
       <w:r>
         <w:t xml:space="preserve"> Atomic coordinates and </w:t>
       </w:r>
-      <w:proofErr w:type="spellStart"/>
       <w:r>
         <w:rPr>
           <w:i/>
@@ -5177,7 +4200,6 @@
         </w:rPr>
         <w:t>eq</w:t>
       </w:r>
-      <w:proofErr w:type="spellEnd"/>
       <w:r>
         <w:t> [</w:t>
       </w:r>
@@ -5187,7 +4209,6 @@
         </w:rPr>
         <w:t>{{</w:t>
       </w:r>
-      <w:proofErr w:type="spellStart"/>
       <w:r>
         <w:rPr>
           <w:rFonts w:cstheme="minorHAnsi"/>
@@ -5196,7 +4217,6 @@
         </w:rPr>
         <w:t>dist_unit</w:t>
       </w:r>
-      <w:proofErr w:type="spellEnd"/>
       <w:r>
         <w:rPr>
           <w:rFonts w:cstheme="minorHAnsi"/>
@@ -5210,20 +4230,12 @@
         <w:t>2</w:t>
       </w:r>
       <w:r>
-        <w:t xml:space="preserve">] for </w:t>
-      </w:r>
-      <w:proofErr w:type="gramStart"/>
-      <w:r>
-        <w:t>{{ cif.block.name</w:t>
-      </w:r>
-      <w:proofErr w:type="gramEnd"/>
-      <w:r>
-        <w:t xml:space="preserve"> }}</w:t>
+        <w:t>] for {{ cif.block.name }}</w:t>
       </w:r>
     </w:p>
     <w:tbl>
       <w:tblPr>
-        <w:tblStyle w:val="TabellemithellemGitternetz"/>
+        <w:tblStyle w:val="TableGridLight"/>
         <w:tblW w:w="0" w:type="auto"/>
         <w:tblLayout w:type="fixed"/>
         <w:tblLook w:val="04A0" w:firstRow="1" w:lastRow="0" w:firstColumn="1" w:lastColumn="0" w:noHBand="0" w:noVBand="1"/>
@@ -5296,7 +4308,6 @@
             <w:tcW w:w="1489" w:type="dxa"/>
           </w:tcPr>
           <w:p>
-            <w:proofErr w:type="spellStart"/>
             <w:r>
               <w:rPr>
                 <w:b/>
@@ -5311,7 +4322,6 @@
               </w:rPr>
               <w:t>eq</w:t>
             </w:r>
-            <w:proofErr w:type="spellEnd"/>
           </w:p>
         </w:tc>
       </w:tr>
@@ -5353,23 +4363,7 @@
                 <w:color w:val="C00000"/>
                 <w:sz w:val="14"/>
               </w:rPr>
-              <w:t xml:space="preserve">in </w:t>
-            </w:r>
-            <w:proofErr w:type="spellStart"/>
-            <w:r>
-              <w:rPr>
-                <w:color w:val="C00000"/>
-                <w:sz w:val="14"/>
-              </w:rPr>
-              <w:t>atomic_coordinates</w:t>
-            </w:r>
-            <w:proofErr w:type="spellEnd"/>
-            <w:r>
-              <w:rPr>
-                <w:color w:val="C00000"/>
-                <w:sz w:val="14"/>
-              </w:rPr>
-              <w:t xml:space="preserve"> </w:t>
+              <w:t xml:space="preserve">in atomic_coordinates </w:t>
             </w:r>
             <w:r>
               <w:rPr>
@@ -5432,11 +4426,9 @@
             <w:pPr>
               <w:pStyle w:val="BodyText1"/>
             </w:pPr>
-            <w:proofErr w:type="gramStart"/>
             <w:r>
               <w:t xml:space="preserve">{{ </w:t>
             </w:r>
-            <w:proofErr w:type="spellStart"/>
             <w:r>
               <w:rPr>
                 <w:color w:val="4472C4" w:themeColor="accent1"/>
@@ -5444,19 +4436,11 @@
               </w:rPr>
               <w:t>atom</w:t>
             </w:r>
-            <w:proofErr w:type="gramEnd"/>
             <w:r>
               <w:rPr>
                 <w:sz w:val="16"/>
               </w:rPr>
-              <w:t>.label</w:t>
-            </w:r>
-            <w:proofErr w:type="spellEnd"/>
-            <w:r>
-              <w:rPr>
-                <w:sz w:val="16"/>
-              </w:rPr>
-              <w:t xml:space="preserve"> </w:t>
+              <w:t xml:space="preserve">.label </w:t>
             </w:r>
             <w:r>
               <w:t>}}</w:t>
@@ -5471,24 +4455,17 @@
             <w:pPr>
               <w:pStyle w:val="BodyText1"/>
             </w:pPr>
-            <w:proofErr w:type="gramStart"/>
             <w:r>
               <w:t xml:space="preserve">{{ </w:t>
             </w:r>
-            <w:proofErr w:type="spellStart"/>
             <w:r>
               <w:rPr>
                 <w:color w:val="4472C4" w:themeColor="accent1"/>
               </w:rPr>
               <w:t>atom</w:t>
             </w:r>
-            <w:proofErr w:type="gramEnd"/>
-            <w:r>
-              <w:t>.x</w:t>
-            </w:r>
-            <w:proofErr w:type="spellEnd"/>
-            <w:r>
-              <w:t xml:space="preserve"> }}</w:t>
+            <w:r>
+              <w:t>.x }}</w:t>
             </w:r>
           </w:p>
         </w:tc>
@@ -5500,24 +4477,17 @@
             <w:pPr>
               <w:pStyle w:val="BodyText1"/>
             </w:pPr>
-            <w:proofErr w:type="gramStart"/>
             <w:r>
               <w:t xml:space="preserve">{{ </w:t>
             </w:r>
-            <w:proofErr w:type="spellStart"/>
             <w:r>
               <w:rPr>
                 <w:color w:val="4472C4" w:themeColor="accent1"/>
               </w:rPr>
               <w:t>atom</w:t>
             </w:r>
-            <w:proofErr w:type="gramEnd"/>
-            <w:r>
-              <w:t>.y</w:t>
-            </w:r>
-            <w:proofErr w:type="spellEnd"/>
-            <w:r>
-              <w:t xml:space="preserve"> }}</w:t>
+            <w:r>
+              <w:t>.y }}</w:t>
             </w:r>
           </w:p>
         </w:tc>
@@ -5529,24 +4499,17 @@
             <w:pPr>
               <w:pStyle w:val="BodyText1"/>
             </w:pPr>
-            <w:proofErr w:type="gramStart"/>
             <w:r>
               <w:t xml:space="preserve">{{ </w:t>
             </w:r>
-            <w:proofErr w:type="spellStart"/>
             <w:r>
               <w:rPr>
                 <w:color w:val="4472C4" w:themeColor="accent1"/>
               </w:rPr>
               <w:t>atom</w:t>
             </w:r>
-            <w:proofErr w:type="gramEnd"/>
-            <w:r>
-              <w:t>.z</w:t>
-            </w:r>
-            <w:proofErr w:type="spellEnd"/>
-            <w:r>
-              <w:t xml:space="preserve"> }}</w:t>
+            <w:r>
+              <w:t>.z }}</w:t>
             </w:r>
           </w:p>
         </w:tc>
@@ -5558,24 +4521,17 @@
             <w:pPr>
               <w:pStyle w:val="BodyText1"/>
             </w:pPr>
-            <w:proofErr w:type="gramStart"/>
             <w:r>
               <w:t xml:space="preserve">{{ </w:t>
             </w:r>
-            <w:proofErr w:type="spellStart"/>
             <w:r>
               <w:rPr>
                 <w:color w:val="4472C4" w:themeColor="accent1"/>
               </w:rPr>
               <w:t>atom</w:t>
             </w:r>
-            <w:proofErr w:type="gramEnd"/>
-            <w:r>
-              <w:t>.u_eq</w:t>
-            </w:r>
-            <w:proofErr w:type="spellEnd"/>
-            <w:r>
-              <w:t xml:space="preserve"> }}</w:t>
+            <w:r>
+              <w:t>.u_eq }}</w:t>
             </w:r>
           </w:p>
         </w:tc>
@@ -5598,21 +4554,12 @@
               </w:rPr>
               <w:t xml:space="preserve">tr </w:t>
             </w:r>
-            <w:proofErr w:type="spellStart"/>
             <w:r>
               <w:rPr>
                 <w:color w:val="C00000"/>
                 <w:sz w:val="16"/>
               </w:rPr>
-              <w:t>endfor</w:t>
-            </w:r>
-            <w:proofErr w:type="spellEnd"/>
-            <w:r>
-              <w:rPr>
-                <w:color w:val="C00000"/>
-                <w:sz w:val="16"/>
-              </w:rPr>
-              <w:t xml:space="preserve"> </w:t>
+              <w:t xml:space="preserve">endfor </w:t>
             </w:r>
             <w:r>
               <w:t>%}</w:t>
@@ -5665,7 +4612,6 @@
       <w:pPr>
         <w:pStyle w:val="tablefoot"/>
       </w:pPr>
-      <w:proofErr w:type="spellStart"/>
       <w:r>
         <w:rPr>
           <w:i/>
@@ -5678,11 +4624,9 @@
         </w:rPr>
         <w:t>eq</w:t>
       </w:r>
-      <w:proofErr w:type="spellEnd"/>
       <w:r>
         <w:t xml:space="preserve"> is defined as 1/3 of the trace of the orthogonalized </w:t>
       </w:r>
-      <w:proofErr w:type="spellStart"/>
       <w:r>
         <w:rPr>
           <w:i/>
@@ -5696,7 +4640,6 @@
         </w:rPr>
         <w:t>ij</w:t>
       </w:r>
-      <w:proofErr w:type="spellEnd"/>
       <w:r>
         <w:t xml:space="preserve"> tensor.</w:t>
       </w:r>
@@ -5753,44 +4696,14 @@
         <w:rPr>
           <w:color w:val="00B050"/>
         </w:rPr>
-        <w:t xml:space="preserve">if </w:t>
-      </w:r>
-      <w:proofErr w:type="spellStart"/>
+        <w:t xml:space="preserve">if displacement_parameters </w:t>
+      </w:r>
       <w:r>
         <w:rPr>
           <w:color w:val="00B050"/>
         </w:rPr>
-        <w:t>displacement_parameters</w:t>
-      </w:r>
-      <w:proofErr w:type="spellEnd"/>
-      <w:r>
-        <w:rPr>
-          <w:color w:val="00B050"/>
-        </w:rPr>
-        <w:t xml:space="preserve"> </w:t>
-      </w:r>
-      <w:r>
-        <w:rPr>
-          <w:color w:val="00B050"/>
-        </w:rPr>
-        <w:t xml:space="preserve">and </w:t>
-      </w:r>
-      <w:proofErr w:type="spellStart"/>
-      <w:proofErr w:type="gramStart"/>
-      <w:r>
-        <w:rPr>
-          <w:color w:val="00B050"/>
-        </w:rPr>
-        <w:t>options.report</w:t>
-      </w:r>
-      <w:proofErr w:type="gramEnd"/>
-      <w:r>
-        <w:rPr>
-          <w:color w:val="00B050"/>
-        </w:rPr>
-        <w:t>_adp</w:t>
-      </w:r>
-      <w:proofErr w:type="spellEnd"/>
+        <w:t>and options.report_adp</w:t>
+      </w:r>
       <w:r>
         <w:rPr>
           <w:color w:val="000000" w:themeColor="text1"/>
@@ -5806,7 +4719,7 @@
     </w:p>
     <w:p>
       <w:pPr>
-        <w:pStyle w:val="berschrift2"/>
+        <w:pStyle w:val="Heading2"/>
       </w:pPr>
       <w:r>
         <w:t xml:space="preserve">Table </w:t>
@@ -5841,7 +4754,6 @@
         </w:rPr>
         <w:t>{{</w:t>
       </w:r>
-      <w:proofErr w:type="spellStart"/>
       <w:r>
         <w:rPr>
           <w:rFonts w:cstheme="minorHAnsi"/>
@@ -5850,7 +4762,6 @@
         </w:rPr>
         <w:t>dist_unit</w:t>
       </w:r>
-      <w:proofErr w:type="spellEnd"/>
       <w:r>
         <w:rPr>
           <w:rFonts w:cstheme="minorHAnsi"/>
@@ -5867,15 +4778,7 @@
         <w:t>]</w:t>
       </w:r>
       <w:r>
-        <w:t xml:space="preserve"> for </w:t>
-      </w:r>
-      <w:proofErr w:type="gramStart"/>
-      <w:r>
-        <w:t>{{ cif.block.name</w:t>
-      </w:r>
-      <w:proofErr w:type="gramEnd"/>
-      <w:r>
-        <w:t xml:space="preserve"> }}. The anisotropic displacement factor exponent takes the form: −2π</w:t>
+        <w:t xml:space="preserve"> for {{ cif.block.name }}. The anisotropic displacement factor exponent takes the form: −2π</w:t>
       </w:r>
       <w:r>
         <w:rPr>
@@ -5967,7 +4870,6 @@
         </w:rPr>
         <w:t>2hka*b*U</w:t>
       </w:r>
-      <w:proofErr w:type="gramStart"/>
       <w:r>
         <w:rPr>
           <w:vertAlign w:val="subscript"/>
@@ -5977,11 +4879,10 @@
       <w:r>
         <w:t> ]</w:t>
       </w:r>
-      <w:proofErr w:type="gramEnd"/>
     </w:p>
     <w:tbl>
       <w:tblPr>
-        <w:tblStyle w:val="TabellemithellemGitternetz"/>
+        <w:tblStyle w:val="TableGridLight"/>
         <w:tblW w:w="9634" w:type="dxa"/>
         <w:tblLayout w:type="fixed"/>
         <w:tblLook w:val="04A0" w:firstRow="1" w:lastRow="0" w:firstColumn="1" w:lastColumn="0" w:noHBand="0" w:noVBand="1"/>
@@ -6189,39 +5090,14 @@
                 <w:color w:val="C00000"/>
                 <w:sz w:val="14"/>
               </w:rPr>
-              <w:t xml:space="preserve">in </w:t>
-            </w:r>
-            <w:proofErr w:type="spellStart"/>
-            <w:r>
-              <w:rPr>
-                <w:color w:val="C00000"/>
+              <w:t xml:space="preserve">in displacement_parameters  </w:t>
+            </w:r>
+            <w:r>
+              <w:rPr>
                 <w:sz w:val="14"/>
               </w:rPr>
-              <w:t>displacement_</w:t>
-            </w:r>
-            <w:proofErr w:type="gramStart"/>
-            <w:r>
-              <w:rPr>
-                <w:color w:val="C00000"/>
-                <w:sz w:val="14"/>
-              </w:rPr>
-              <w:t>parameters</w:t>
-            </w:r>
-            <w:proofErr w:type="spellEnd"/>
-            <w:r>
-              <w:rPr>
-                <w:color w:val="C00000"/>
-                <w:sz w:val="14"/>
-              </w:rPr>
-              <w:t xml:space="preserve">  </w:t>
-            </w:r>
-            <w:r>
-              <w:rPr>
-                <w:sz w:val="14"/>
-              </w:rPr>
               <w:t>%</w:t>
             </w:r>
-            <w:proofErr w:type="gramEnd"/>
             <w:r>
               <w:t>}</w:t>
             </w:r>
@@ -6297,11 +5173,9 @@
             <w:pPr>
               <w:jc w:val="both"/>
             </w:pPr>
-            <w:proofErr w:type="gramStart"/>
             <w:r>
               <w:t xml:space="preserve">{{ </w:t>
             </w:r>
-            <w:proofErr w:type="spellStart"/>
             <w:r>
               <w:rPr>
                 <w:color w:val="4472C4" w:themeColor="accent1"/>
@@ -6309,19 +5183,11 @@
               </w:rPr>
               <w:t>atom</w:t>
             </w:r>
-            <w:proofErr w:type="gramEnd"/>
             <w:r>
               <w:rPr>
                 <w:sz w:val="16"/>
               </w:rPr>
-              <w:t>.label</w:t>
-            </w:r>
-            <w:proofErr w:type="spellEnd"/>
-            <w:r>
-              <w:rPr>
-                <w:sz w:val="16"/>
-              </w:rPr>
-              <w:t xml:space="preserve"> </w:t>
+              <w:t xml:space="preserve">.label </w:t>
             </w:r>
             <w:r>
               <w:t>}}</w:t>
@@ -6336,7 +5202,6 @@
             <w:pPr>
               <w:jc w:val="both"/>
             </w:pPr>
-            <w:proofErr w:type="gramStart"/>
             <w:r>
               <w:t xml:space="preserve">{{ </w:t>
             </w:r>
@@ -6346,7 +5211,6 @@
               </w:rPr>
               <w:t>atom</w:t>
             </w:r>
-            <w:proofErr w:type="gramEnd"/>
             <w:r>
               <w:t>.U11 }}</w:t>
             </w:r>
@@ -6360,7 +5224,6 @@
             <w:pPr>
               <w:jc w:val="both"/>
             </w:pPr>
-            <w:proofErr w:type="gramStart"/>
             <w:r>
               <w:t xml:space="preserve">{{ </w:t>
             </w:r>
@@ -6370,7 +5233,6 @@
               </w:rPr>
               <w:t>atom</w:t>
             </w:r>
-            <w:proofErr w:type="gramEnd"/>
             <w:r>
               <w:t>.U22 }}</w:t>
             </w:r>
@@ -6384,7 +5246,6 @@
             <w:pPr>
               <w:jc w:val="both"/>
             </w:pPr>
-            <w:proofErr w:type="gramStart"/>
             <w:r>
               <w:t xml:space="preserve">{{ </w:t>
             </w:r>
@@ -6394,7 +5255,6 @@
               </w:rPr>
               <w:t>atom</w:t>
             </w:r>
-            <w:proofErr w:type="gramEnd"/>
             <w:r>
               <w:t>.U33 }}</w:t>
             </w:r>
@@ -6408,7 +5268,6 @@
             <w:pPr>
               <w:jc w:val="both"/>
             </w:pPr>
-            <w:proofErr w:type="gramStart"/>
             <w:r>
               <w:t xml:space="preserve">{{ </w:t>
             </w:r>
@@ -6418,7 +5277,6 @@
               </w:rPr>
               <w:t>atom</w:t>
             </w:r>
-            <w:proofErr w:type="gramEnd"/>
             <w:r>
               <w:t>.U23 }}</w:t>
             </w:r>
@@ -6432,7 +5290,6 @@
             <w:pPr>
               <w:jc w:val="both"/>
             </w:pPr>
-            <w:proofErr w:type="gramStart"/>
             <w:r>
               <w:t xml:space="preserve">{{ </w:t>
             </w:r>
@@ -6442,7 +5299,6 @@
               </w:rPr>
               <w:t>atom</w:t>
             </w:r>
-            <w:proofErr w:type="gramEnd"/>
             <w:r>
               <w:t>.U13 }}</w:t>
             </w:r>
@@ -6456,7 +5312,6 @@
             <w:pPr>
               <w:jc w:val="both"/>
             </w:pPr>
-            <w:proofErr w:type="gramStart"/>
             <w:r>
               <w:t xml:space="preserve">{{ </w:t>
             </w:r>
@@ -6466,7 +5321,6 @@
               </w:rPr>
               <w:t>atom</w:t>
             </w:r>
-            <w:proofErr w:type="gramEnd"/>
             <w:r>
               <w:t>.U12 }}</w:t>
             </w:r>
@@ -6491,21 +5345,12 @@
               </w:rPr>
               <w:t xml:space="preserve">tr </w:t>
             </w:r>
-            <w:proofErr w:type="spellStart"/>
             <w:r>
               <w:rPr>
                 <w:color w:val="C00000"/>
                 <w:sz w:val="16"/>
               </w:rPr>
-              <w:t>endfor</w:t>
-            </w:r>
-            <w:proofErr w:type="spellEnd"/>
-            <w:r>
-              <w:rPr>
-                <w:color w:val="C00000"/>
-                <w:sz w:val="16"/>
-              </w:rPr>
-              <w:t xml:space="preserve"> </w:t>
+              <w:t xml:space="preserve">endfor </w:t>
             </w:r>
             <w:r>
               <w:t>%}</w:t>
@@ -6651,7 +5496,7 @@
     </w:p>
     <w:p>
       <w:pPr>
-        <w:pStyle w:val="berschrift2"/>
+        <w:pStyle w:val="Heading2"/>
         <w:sectPr>
           <w:pgSz w:w="11900" w:h="16840"/>
           <w:pgMar w:top="1418" w:right="1021" w:bottom="1418" w:left="1276" w:header="709" w:footer="709" w:gutter="0"/>
@@ -6681,20 +5526,12 @@
         <w:fldChar w:fldCharType="end"/>
       </w:r>
       <w:r>
-        <w:t xml:space="preserve"> Bond lengths and angles for </w:t>
-      </w:r>
-      <w:proofErr w:type="gramStart"/>
-      <w:r>
-        <w:t>{{ cif.block.name</w:t>
-      </w:r>
-      <w:proofErr w:type="gramEnd"/>
-      <w:r>
-        <w:t xml:space="preserve"> }}</w:t>
+        <w:t xml:space="preserve"> Bond lengths and angles for {{ cif.block.name }}</w:t>
       </w:r>
     </w:p>
     <w:tbl>
       <w:tblPr>
-        <w:tblStyle w:val="Tabellenraster"/>
+        <w:tblStyle w:val="TableGrid"/>
         <w:tblW w:w="0" w:type="auto"/>
         <w:tblLook w:val="04A0" w:firstRow="1" w:lastRow="0" w:firstColumn="1" w:lastColumn="0" w:noHBand="0" w:noVBand="1"/>
       </w:tblPr>
@@ -6742,7 +5579,6 @@
               </w:rPr>
               <w:t>{{</w:t>
             </w:r>
-            <w:proofErr w:type="spellStart"/>
             <w:r>
               <w:rPr>
                 <w:rFonts w:cstheme="minorHAnsi"/>
@@ -6752,7 +5588,6 @@
               </w:rPr>
               <w:t>dist_unit</w:t>
             </w:r>
-            <w:proofErr w:type="spellEnd"/>
             <w:r>
               <w:rPr>
                 <w:rFonts w:cstheme="minorHAnsi"/>
@@ -6810,25 +5645,21 @@
             <w:tcW w:w="2098" w:type="dxa"/>
           </w:tcPr>
           <w:p>
-            <w:proofErr w:type="gramStart"/>
             <w:r>
               <w:t>{{</w:t>
             </w:r>
             <w:r>
               <w:t xml:space="preserve"> </w:t>
             </w:r>
-            <w:proofErr w:type="spellStart"/>
             <w:r>
               <w:t>b</w:t>
             </w:r>
-            <w:proofErr w:type="gramEnd"/>
             <w:r>
               <w:t>.</w:t>
             </w:r>
             <w:r>
               <w:t>atoms</w:t>
             </w:r>
-            <w:proofErr w:type="spellEnd"/>
             <w:r>
               <w:t xml:space="preserve"> </w:t>
             </w:r>
@@ -6842,22 +5673,15 @@
             <w:tcW w:w="1417" w:type="dxa"/>
           </w:tcPr>
           <w:p>
-            <w:proofErr w:type="gramStart"/>
             <w:r>
               <w:t>{{</w:t>
             </w:r>
             <w:r>
               <w:t xml:space="preserve"> </w:t>
             </w:r>
-            <w:proofErr w:type="spellStart"/>
-            <w:r>
-              <w:t>b</w:t>
-            </w:r>
-            <w:proofErr w:type="gramEnd"/>
-            <w:r>
-              <w:t>.dist</w:t>
-            </w:r>
-            <w:proofErr w:type="spellEnd"/>
+            <w:r>
+              <w:t>b.dist</w:t>
+            </w:r>
             <w:r>
               <w:t xml:space="preserve"> </w:t>
             </w:r>
@@ -6882,23 +5706,13 @@
               </w:rPr>
               <w:t xml:space="preserve">tr </w:t>
             </w:r>
-            <w:proofErr w:type="spellStart"/>
             <w:r>
               <w:rPr>
                 <w:color w:val="00B050"/>
                 <w:sz w:val="16"/>
                 <w:szCs w:val="20"/>
               </w:rPr>
-              <w:t>endfor</w:t>
-            </w:r>
-            <w:proofErr w:type="spellEnd"/>
-            <w:r>
-              <w:rPr>
-                <w:color w:val="00B050"/>
-                <w:sz w:val="16"/>
-                <w:szCs w:val="20"/>
-              </w:rPr>
-              <w:t xml:space="preserve"> </w:t>
+              <w:t xml:space="preserve">endfor </w:t>
             </w:r>
             <w:r>
               <w:t>%}</w:t>
@@ -7007,22 +5821,15 @@
             <w:tcW w:w="2098" w:type="dxa"/>
           </w:tcPr>
           <w:p>
-            <w:proofErr w:type="gramStart"/>
             <w:r>
               <w:t>{{</w:t>
             </w:r>
             <w:r>
               <w:t xml:space="preserve"> </w:t>
             </w:r>
-            <w:proofErr w:type="spellStart"/>
-            <w:r>
-              <w:t>a</w:t>
-            </w:r>
-            <w:proofErr w:type="gramEnd"/>
-            <w:r>
-              <w:t>.atoms</w:t>
-            </w:r>
-            <w:proofErr w:type="spellEnd"/>
+            <w:r>
+              <w:t>a.atoms</w:t>
+            </w:r>
             <w:r>
               <w:t xml:space="preserve"> </w:t>
             </w:r>
@@ -7036,22 +5843,15 @@
             <w:tcW w:w="1417" w:type="dxa"/>
           </w:tcPr>
           <w:p>
-            <w:proofErr w:type="gramStart"/>
             <w:r>
               <w:t>{{</w:t>
             </w:r>
             <w:r>
               <w:t xml:space="preserve"> </w:t>
             </w:r>
-            <w:proofErr w:type="spellStart"/>
-            <w:r>
-              <w:t>a</w:t>
-            </w:r>
-            <w:proofErr w:type="gramEnd"/>
-            <w:r>
-              <w:t>.angle</w:t>
-            </w:r>
-            <w:proofErr w:type="spellEnd"/>
+            <w:r>
+              <w:t>a.angle</w:t>
+            </w:r>
             <w:r>
               <w:t xml:space="preserve"> </w:t>
             </w:r>
@@ -7076,23 +5876,13 @@
               </w:rPr>
               <w:t xml:space="preserve">tr </w:t>
             </w:r>
-            <w:proofErr w:type="spellStart"/>
             <w:r>
               <w:rPr>
                 <w:color w:val="2E74B5" w:themeColor="accent5" w:themeShade="BF"/>
                 <w:sz w:val="16"/>
                 <w:szCs w:val="20"/>
               </w:rPr>
-              <w:t>endfor</w:t>
-            </w:r>
-            <w:proofErr w:type="spellEnd"/>
-            <w:r>
-              <w:rPr>
-                <w:color w:val="2E74B5" w:themeColor="accent5" w:themeShade="BF"/>
-                <w:sz w:val="16"/>
-                <w:szCs w:val="20"/>
-              </w:rPr>
-              <w:t xml:space="preserve"> </w:t>
+              <w:t xml:space="preserve">endfor </w:t>
             </w:r>
             <w:r>
               <w:t>%}</w:t>
@@ -7132,8 +5922,6 @@
         </w:rPr>
         <w:t xml:space="preserve"> </w:t>
       </w:r>
-      <w:proofErr w:type="spellStart"/>
-      <w:proofErr w:type="gramStart"/>
       <w:r>
         <w:rPr>
           <w:color w:val="ED7D31" w:themeColor="accent2"/>
@@ -7144,16 +5932,8 @@
         <w:rPr>
           <w:color w:val="ED7D31" w:themeColor="accent2"/>
         </w:rPr>
-        <w:t>without</w:t>
-      </w:r>
-      <w:proofErr w:type="gramEnd"/>
-      <w:r>
-        <w:rPr>
-          <w:color w:val="ED7D31" w:themeColor="accent2"/>
-        </w:rPr>
-        <w:t>_h</w:t>
-      </w:r>
-      <w:proofErr w:type="spellEnd"/>
+        <w:t>without_h</w:t>
+      </w:r>
       <w:r>
         <w:rPr>
           <w:color w:val="ED7D31" w:themeColor="accent2"/>
@@ -7189,16 +5969,11 @@
         </w:rPr>
         <w:t xml:space="preserve">endif </w:t>
       </w:r>
-      <w:proofErr w:type="gramStart"/>
       <w:r>
         <w:t>%}</w:t>
       </w:r>
       <w:r>
-        <w:t>{</w:t>
-      </w:r>
-      <w:proofErr w:type="gramEnd"/>
-      <w:r>
-        <w:t>%</w:t>
+        <w:t>{%</w:t>
       </w:r>
       <w:r>
         <w:t xml:space="preserve"> </w:t>
@@ -7209,14 +5984,12 @@
         </w:rPr>
         <w:t xml:space="preserve">if </w:t>
       </w:r>
-      <w:proofErr w:type="spellStart"/>
       <w:r>
         <w:rPr>
           <w:color w:val="00B050"/>
         </w:rPr>
         <w:t>ba_symminfo</w:t>
       </w:r>
-      <w:proofErr w:type="spellEnd"/>
       <w:r>
         <w:rPr>
           <w:color w:val="00B050"/>
@@ -7232,11 +6005,9 @@
       <w:r>
         <w:t xml:space="preserve"> </w:t>
       </w:r>
-      <w:proofErr w:type="spellStart"/>
       <w:r>
         <w:t>ba_symminfo</w:t>
       </w:r>
-      <w:proofErr w:type="spellEnd"/>
       <w:r>
         <w:t xml:space="preserve"> </w:t>
       </w:r>
@@ -7350,7 +6121,7 @@
     </w:p>
     <w:p>
       <w:pPr>
-        <w:pStyle w:val="berschrift2"/>
+        <w:pStyle w:val="Heading2"/>
       </w:pPr>
       <w:r>
         <w:t>Table</w:t>
@@ -7377,15 +6148,7 @@
         <w:fldChar w:fldCharType="end"/>
       </w:r>
       <w:r>
-        <w:t xml:space="preserve"> Torsion angles for </w:t>
-      </w:r>
-      <w:proofErr w:type="gramStart"/>
-      <w:r>
-        <w:t>{{ cif.block.name</w:t>
-      </w:r>
-      <w:proofErr w:type="gramEnd"/>
-      <w:r>
-        <w:t xml:space="preserve"> }}</w:t>
+        <w:t xml:space="preserve"> Torsion angles for {{ cif.block.name }}</w:t>
       </w:r>
     </w:p>
     <w:p>
@@ -7401,7 +6164,7 @@
     </w:p>
     <w:tbl>
       <w:tblPr>
-        <w:tblStyle w:val="Tabellenraster"/>
+        <w:tblStyle w:val="TableGrid"/>
         <w:tblW w:w="0" w:type="auto"/>
         <w:tblLook w:val="04A0" w:firstRow="1" w:lastRow="0" w:firstColumn="1" w:lastColumn="0" w:noHBand="0" w:noVBand="1"/>
       </w:tblPr>
@@ -7502,22 +6265,18 @@
             <w:tcW w:w="2381" w:type="dxa"/>
           </w:tcPr>
           <w:p>
-            <w:proofErr w:type="gramStart"/>
             <w:r>
               <w:t>{{</w:t>
             </w:r>
             <w:r>
               <w:t xml:space="preserve"> </w:t>
             </w:r>
-            <w:proofErr w:type="spellStart"/>
             <w:r>
               <w:t>t</w:t>
             </w:r>
-            <w:proofErr w:type="gramEnd"/>
             <w:r>
               <w:t>.atoms</w:t>
             </w:r>
-            <w:proofErr w:type="spellEnd"/>
             <w:r>
               <w:t xml:space="preserve"> </w:t>
             </w:r>
@@ -7531,25 +6290,21 @@
             <w:tcW w:w="1701" w:type="dxa"/>
           </w:tcPr>
           <w:p>
-            <w:proofErr w:type="gramStart"/>
             <w:r>
               <w:t>{{</w:t>
             </w:r>
             <w:r>
               <w:t xml:space="preserve"> </w:t>
             </w:r>
-            <w:proofErr w:type="spellStart"/>
             <w:r>
               <w:t>t</w:t>
             </w:r>
-            <w:proofErr w:type="gramEnd"/>
             <w:r>
               <w:t>.</w:t>
             </w:r>
             <w:r>
               <w:t>angle</w:t>
             </w:r>
-            <w:proofErr w:type="spellEnd"/>
             <w:r>
               <w:t xml:space="preserve"> </w:t>
             </w:r>
@@ -7568,21 +6323,12 @@
             <w:r>
               <w:t xml:space="preserve">{%tr </w:t>
             </w:r>
-            <w:proofErr w:type="spellStart"/>
             <w:r>
               <w:rPr>
                 <w:sz w:val="16"/>
                 <w:szCs w:val="20"/>
               </w:rPr>
-              <w:t>endfor</w:t>
-            </w:r>
-            <w:proofErr w:type="spellEnd"/>
-            <w:r>
-              <w:rPr>
-                <w:sz w:val="16"/>
-                <w:szCs w:val="20"/>
-              </w:rPr>
-              <w:t xml:space="preserve"> </w:t>
+              <w:t xml:space="preserve">endfor </w:t>
             </w:r>
             <w:r>
               <w:t>%}</w:t>
@@ -7614,29 +6360,7 @@
         <w:rPr>
           <w:color w:val="ED7D31" w:themeColor="accent2"/>
         </w:rPr>
-        <w:t xml:space="preserve">if </w:t>
-      </w:r>
-      <w:proofErr w:type="spellStart"/>
-      <w:proofErr w:type="gramStart"/>
-      <w:r>
-        <w:rPr>
-          <w:color w:val="ED7D31" w:themeColor="accent2"/>
-        </w:rPr>
-        <w:t>options.without</w:t>
-      </w:r>
-      <w:proofErr w:type="gramEnd"/>
-      <w:r>
-        <w:rPr>
-          <w:color w:val="ED7D31" w:themeColor="accent2"/>
-        </w:rPr>
-        <w:t>_h</w:t>
-      </w:r>
-      <w:proofErr w:type="spellEnd"/>
-      <w:r>
-        <w:rPr>
-          <w:color w:val="ED7D31" w:themeColor="accent2"/>
-        </w:rPr>
-        <w:t xml:space="preserve"> </w:t>
+        <w:t xml:space="preserve">if options.without_h </w:t>
       </w:r>
       <w:r>
         <w:t>%}</w:t>
@@ -7664,16 +6388,11 @@
         </w:rPr>
         <w:t xml:space="preserve">endif </w:t>
       </w:r>
-      <w:proofErr w:type="gramStart"/>
       <w:r>
         <w:t>%}</w:t>
       </w:r>
       <w:r>
-        <w:t>{</w:t>
-      </w:r>
-      <w:proofErr w:type="gramEnd"/>
-      <w:r>
-        <w:t>%</w:t>
+        <w:t>{%</w:t>
       </w:r>
       <w:r>
         <w:t xml:space="preserve"> </w:t>
@@ -7681,11 +6400,9 @@
       <w:r>
         <w:t xml:space="preserve">if </w:t>
       </w:r>
-      <w:proofErr w:type="spellStart"/>
       <w:r>
         <w:t>torsion_symminfo</w:t>
       </w:r>
-      <w:proofErr w:type="spellEnd"/>
       <w:r>
         <w:t xml:space="preserve"> </w:t>
       </w:r>
@@ -7698,11 +6415,9 @@
       <w:r>
         <w:t xml:space="preserve"> </w:t>
       </w:r>
-      <w:proofErr w:type="spellStart"/>
       <w:r>
         <w:t>torsion_symminfo</w:t>
       </w:r>
-      <w:proofErr w:type="spellEnd"/>
       <w:r>
         <w:t xml:space="preserve"> </w:t>
       </w:r>
@@ -7795,6 +6510,7 @@
         <w:pStyle w:val="BodyText1"/>
       </w:pPr>
       <w:r>
+        <w:lastRenderedPageBreak/>
         <w:t>{%</w:t>
       </w:r>
       <w:r>
@@ -7809,7 +6525,6 @@
         </w:rPr>
         <w:t xml:space="preserve">if </w:t>
       </w:r>
-      <w:proofErr w:type="spellStart"/>
       <w:r>
         <w:rPr>
           <w:color w:val="FFC000" w:themeColor="accent4"/>
@@ -7817,7 +6532,6 @@
         </w:rPr>
         <w:t>hydrogen_bonds</w:t>
       </w:r>
-      <w:proofErr w:type="spellEnd"/>
       <w:r>
         <w:t xml:space="preserve"> </w:t>
       </w:r>
@@ -7827,7 +6541,7 @@
     </w:p>
     <w:p>
       <w:pPr>
-        <w:pStyle w:val="berschrift2"/>
+        <w:pStyle w:val="Heading2"/>
       </w:pPr>
       <w:r>
         <w:t xml:space="preserve">Table </w:t>
@@ -7851,28 +6565,20 @@
         <w:fldChar w:fldCharType="end"/>
       </w:r>
       <w:r>
-        <w:t xml:space="preserve"> Hydrogen bonds for </w:t>
-      </w:r>
-      <w:proofErr w:type="gramStart"/>
-      <w:r>
-        <w:t>{{ cif.block.name</w:t>
-      </w:r>
-      <w:proofErr w:type="gramEnd"/>
-      <w:r>
-        <w:t xml:space="preserve"> }}</w:t>
+        <w:t xml:space="preserve"> Hydrogen bonds for {{ cif.block.name }}</w:t>
       </w:r>
     </w:p>
     <w:tbl>
       <w:tblPr>
-        <w:tblStyle w:val="Tabellenraster"/>
+        <w:tblStyle w:val="TableGrid"/>
         <w:tblW w:w="0" w:type="auto"/>
         <w:tblLook w:val="04A0" w:firstRow="1" w:lastRow="0" w:firstColumn="1" w:lastColumn="0" w:noHBand="0" w:noVBand="1"/>
       </w:tblPr>
       <w:tblGrid>
         <w:gridCol w:w="2268"/>
         <w:gridCol w:w="1593"/>
-        <w:gridCol w:w="2059"/>
-        <w:gridCol w:w="2059"/>
+        <w:gridCol w:w="2056"/>
+        <w:gridCol w:w="2055"/>
         <w:gridCol w:w="1417"/>
       </w:tblGrid>
       <w:tr>
@@ -7895,156 +6601,92 @@
                 <w:rFonts w:cstheme="minorHAnsi"/>
                 <w:b/>
               </w:rPr>
-              <w:t>{{</w:t>
-            </w:r>
-            <w:proofErr w:type="spellStart"/>
+              <w:t>{{dist_unit}}</w:t>
+            </w:r>
+            <w:r>
+              <w:rPr>
+                <w:b/>
+              </w:rPr>
+              <w:t>]</w:t>
+            </w:r>
+          </w:p>
+        </w:tc>
+        <w:tc>
+          <w:tcPr>
+            <w:tcW w:w="1417" w:type="dxa"/>
+          </w:tcPr>
+          <w:p>
+            <w:pPr>
+              <w:rPr>
+                <w:rFonts w:cstheme="minorHAnsi"/>
+              </w:rPr>
+            </w:pPr>
             <w:r>
               <w:rPr>
                 <w:rFonts w:cstheme="minorHAnsi"/>
                 <w:b/>
               </w:rPr>
-              <w:t>dist_unit</w:t>
-            </w:r>
-            <w:proofErr w:type="spellEnd"/>
+              <w:t>d(D–H) [</w:t>
+            </w:r>
             <w:r>
               <w:rPr>
                 <w:rFonts w:cstheme="minorHAnsi"/>
                 <w:b/>
               </w:rPr>
-              <w:t>}}</w:t>
-            </w:r>
-            <w:r>
-              <w:rPr>
-                <w:b/>
-              </w:rPr>
-              <w:t>]</w:t>
-            </w:r>
-          </w:p>
-        </w:tc>
-        <w:tc>
-          <w:tcPr>
-            <w:tcW w:w="1417" w:type="dxa"/>
-          </w:tcPr>
-          <w:p>
-            <w:pPr>
-              <w:rPr>
-                <w:rFonts w:cstheme="minorHAnsi"/>
-              </w:rPr>
-            </w:pPr>
+              <w:t>{{dist_unit}}</w:t>
+            </w:r>
             <w:r>
               <w:rPr>
                 <w:rFonts w:cstheme="minorHAnsi"/>
                 <w:b/>
               </w:rPr>
-              <w:t>d(D–H) [</w:t>
+              <w:t>]</w:t>
+            </w:r>
+          </w:p>
+        </w:tc>
+        <w:tc>
+          <w:tcPr>
+            <w:tcW w:w="1417" w:type="dxa"/>
+          </w:tcPr>
+          <w:p>
+            <w:r>
+              <w:rPr>
+                <w:b/>
+              </w:rPr>
+              <w:t>d(H⋯A) [</w:t>
             </w:r>
             <w:r>
               <w:rPr>
                 <w:rFonts w:cstheme="minorHAnsi"/>
                 <w:b/>
               </w:rPr>
-              <w:t>{{</w:t>
-            </w:r>
-            <w:proofErr w:type="spellStart"/>
+              <w:t>{{dist_unit}}</w:t>
+            </w:r>
+            <w:r>
+              <w:rPr>
+                <w:b/>
+              </w:rPr>
+              <w:t>]</w:t>
+            </w:r>
+          </w:p>
+        </w:tc>
+        <w:tc>
+          <w:tcPr>
+            <w:tcW w:w="1417" w:type="dxa"/>
+          </w:tcPr>
+          <w:p>
+            <w:r>
+              <w:rPr>
+                <w:b/>
+              </w:rPr>
+              <w:t>d(D⋯A) [</w:t>
+            </w:r>
             <w:r>
               <w:rPr>
                 <w:rFonts w:cstheme="minorHAnsi"/>
                 <w:b/>
               </w:rPr>
-              <w:t>dist_unit</w:t>
-            </w:r>
-            <w:proofErr w:type="spellEnd"/>
-            <w:r>
-              <w:rPr>
-                <w:rFonts w:cstheme="minorHAnsi"/>
-                <w:b/>
-              </w:rPr>
-              <w:t>}}</w:t>
-            </w:r>
-            <w:r>
-              <w:rPr>
-                <w:rFonts w:cstheme="minorHAnsi"/>
-                <w:b/>
-              </w:rPr>
-              <w:t>]</w:t>
-            </w:r>
-          </w:p>
-        </w:tc>
-        <w:tc>
-          <w:tcPr>
-            <w:tcW w:w="1417" w:type="dxa"/>
-          </w:tcPr>
-          <w:p>
-            <w:r>
-              <w:rPr>
-                <w:b/>
-              </w:rPr>
-              <w:t>d(H⋯A) [</w:t>
-            </w:r>
-            <w:r>
-              <w:rPr>
-                <w:rFonts w:cstheme="minorHAnsi"/>
-                <w:b/>
-              </w:rPr>
-              <w:t>{{</w:t>
-            </w:r>
-            <w:proofErr w:type="spellStart"/>
-            <w:r>
-              <w:rPr>
-                <w:rFonts w:cstheme="minorHAnsi"/>
-                <w:b/>
-              </w:rPr>
-              <w:t>dist_unit</w:t>
-            </w:r>
-            <w:proofErr w:type="spellEnd"/>
-            <w:r>
-              <w:rPr>
-                <w:rFonts w:cstheme="minorHAnsi"/>
-                <w:b/>
-              </w:rPr>
-              <w:t>}}</w:t>
-            </w:r>
-            <w:r>
-              <w:rPr>
-                <w:b/>
-              </w:rPr>
-              <w:t>]</w:t>
-            </w:r>
-          </w:p>
-        </w:tc>
-        <w:tc>
-          <w:tcPr>
-            <w:tcW w:w="1417" w:type="dxa"/>
-          </w:tcPr>
-          <w:p>
-            <w:r>
-              <w:rPr>
-                <w:b/>
-              </w:rPr>
-              <w:t>d(D⋯A) [</w:t>
-            </w:r>
-            <w:r>
-              <w:rPr>
-                <w:rFonts w:cstheme="minorHAnsi"/>
-                <w:b/>
-              </w:rPr>
-              <w:t>{{</w:t>
-            </w:r>
-            <w:proofErr w:type="spellStart"/>
-            <w:r>
-              <w:rPr>
-                <w:rFonts w:cstheme="minorHAnsi"/>
-                <w:b/>
-              </w:rPr>
-              <w:t>dist_unit</w:t>
-            </w:r>
-            <w:proofErr w:type="spellEnd"/>
-            <w:r>
-              <w:rPr>
-                <w:rFonts w:cstheme="minorHAnsi"/>
-                <w:b/>
-              </w:rPr>
-              <w:t>}}</w:t>
+              <w:t>{{dist_unit}}</w:t>
             </w:r>
             <w:r>
               <w:rPr>
@@ -8098,7 +6740,6 @@
               </w:rPr>
               <w:t xml:space="preserve"> in </w:t>
             </w:r>
-            <w:proofErr w:type="spellStart"/>
             <w:r>
               <w:rPr>
                 <w:sz w:val="14"/>
@@ -8106,7 +6747,6 @@
               </w:rPr>
               <w:t>hydrogen_bonds</w:t>
             </w:r>
-            <w:proofErr w:type="spellEnd"/>
             <w:r>
               <w:rPr>
                 <w:sz w:val="14"/>
@@ -8151,15 +6791,24 @@
           </w:tcPr>
           <w:p>
             <w:r>
+              <w:t>{{h.atoms}}</w:t>
+            </w:r>
+          </w:p>
+        </w:tc>
+        <w:tc>
+          <w:tcPr>
+            <w:tcW w:w="1417" w:type="dxa"/>
+          </w:tcPr>
+          <w:p>
+            <w:r>
               <w:t>{{</w:t>
             </w:r>
-            <w:proofErr w:type="spellStart"/>
-            <w:proofErr w:type="gramStart"/>
-            <w:r>
-              <w:t>h.atoms</w:t>
-            </w:r>
-            <w:proofErr w:type="spellEnd"/>
-            <w:proofErr w:type="gramEnd"/>
+            <w:r>
+              <w:rPr>
+                <w:sz w:val="16"/>
+              </w:rPr>
+              <w:t>h.dist_dh</w:t>
+            </w:r>
             <w:r>
               <w:t>}}</w:t>
             </w:r>
@@ -8173,22 +6822,31 @@
             <w:r>
               <w:t>{{</w:t>
             </w:r>
-            <w:proofErr w:type="spellStart"/>
-            <w:proofErr w:type="gramStart"/>
             <w:r>
               <w:rPr>
                 <w:sz w:val="16"/>
               </w:rPr>
-              <w:t>h.dist</w:t>
-            </w:r>
-            <w:proofErr w:type="gramEnd"/>
+              <w:t>h.dist_ha</w:t>
+            </w:r>
+            <w:r>
+              <w:t>}}</w:t>
+            </w:r>
+          </w:p>
+        </w:tc>
+        <w:tc>
+          <w:tcPr>
+            <w:tcW w:w="1417" w:type="dxa"/>
+          </w:tcPr>
+          <w:p>
+            <w:r>
+              <w:t>{{</w:t>
+            </w:r>
             <w:r>
               <w:rPr>
                 <w:sz w:val="16"/>
               </w:rPr>
-              <w:t>_dh</w:t>
-            </w:r>
-            <w:proofErr w:type="spellEnd"/>
+              <w:t>h.dist_da</w:t>
+            </w:r>
             <w:r>
               <w:t>}}</w:t>
             </w:r>
@@ -8202,80 +6860,12 @@
             <w:r>
               <w:t>{{</w:t>
             </w:r>
-            <w:proofErr w:type="spellStart"/>
-            <w:proofErr w:type="gramStart"/>
             <w:r>
               <w:rPr>
                 <w:sz w:val="16"/>
               </w:rPr>
-              <w:t>h.dist</w:t>
-            </w:r>
-            <w:proofErr w:type="gramEnd"/>
-            <w:r>
-              <w:rPr>
-                <w:sz w:val="16"/>
-              </w:rPr>
-              <w:t>_ha</w:t>
-            </w:r>
-            <w:proofErr w:type="spellEnd"/>
-            <w:r>
-              <w:t>}}</w:t>
-            </w:r>
-          </w:p>
-        </w:tc>
-        <w:tc>
-          <w:tcPr>
-            <w:tcW w:w="1417" w:type="dxa"/>
-          </w:tcPr>
-          <w:p>
-            <w:r>
-              <w:t>{{</w:t>
-            </w:r>
-            <w:proofErr w:type="spellStart"/>
-            <w:proofErr w:type="gramStart"/>
-            <w:r>
-              <w:rPr>
-                <w:sz w:val="16"/>
-              </w:rPr>
-              <w:t>h.dist</w:t>
-            </w:r>
-            <w:proofErr w:type="gramEnd"/>
-            <w:r>
-              <w:rPr>
-                <w:sz w:val="16"/>
-              </w:rPr>
-              <w:t>_da</w:t>
-            </w:r>
-            <w:proofErr w:type="spellEnd"/>
-            <w:r>
-              <w:t>}}</w:t>
-            </w:r>
-          </w:p>
-        </w:tc>
-        <w:tc>
-          <w:tcPr>
-            <w:tcW w:w="1417" w:type="dxa"/>
-          </w:tcPr>
-          <w:p>
-            <w:r>
-              <w:t>{{</w:t>
-            </w:r>
-            <w:proofErr w:type="spellStart"/>
-            <w:proofErr w:type="gramStart"/>
-            <w:r>
-              <w:rPr>
-                <w:sz w:val="16"/>
-              </w:rPr>
-              <w:t>h.angle</w:t>
-            </w:r>
-            <w:proofErr w:type="gramEnd"/>
-            <w:r>
-              <w:rPr>
-                <w:sz w:val="16"/>
-              </w:rPr>
-              <w:t>_dha</w:t>
-            </w:r>
-            <w:proofErr w:type="spellEnd"/>
+              <w:t>h.angle_dha</w:t>
+            </w:r>
             <w:r>
               <w:t>}}</w:t>
             </w:r>
@@ -8291,21 +6881,12 @@
             <w:r>
               <w:t xml:space="preserve">{%tr </w:t>
             </w:r>
-            <w:proofErr w:type="spellStart"/>
             <w:r>
               <w:rPr>
                 <w:sz w:val="16"/>
                 <w:szCs w:val="20"/>
               </w:rPr>
-              <w:t>endfor</w:t>
-            </w:r>
-            <w:proofErr w:type="spellEnd"/>
-            <w:r>
-              <w:rPr>
-                <w:sz w:val="16"/>
-                <w:szCs w:val="20"/>
-              </w:rPr>
-              <w:t xml:space="preserve"> </w:t>
+              <w:t xml:space="preserve">endfor </w:t>
             </w:r>
             <w:r>
               <w:t>%}</w:t>
@@ -8354,7 +6935,6 @@
       <w:r>
         <w:t xml:space="preserve">if </w:t>
       </w:r>
-      <w:proofErr w:type="spellStart"/>
       <w:r>
         <w:rPr>
           <w:color w:val="70AD47" w:themeColor="accent6"/>
@@ -8373,25 +6953,18 @@
         </w:rPr>
         <w:t>info</w:t>
       </w:r>
-      <w:proofErr w:type="spellEnd"/>
       <w:r>
         <w:rPr>
           <w:color w:val="70AD47" w:themeColor="accent6"/>
         </w:rPr>
         <w:t xml:space="preserve"> </w:t>
       </w:r>
-      <w:proofErr w:type="gramStart"/>
-      <w:r>
-        <w:t>%}{</w:t>
-      </w:r>
-      <w:proofErr w:type="gramEnd"/>
-      <w:r>
-        <w:t>{</w:t>
+      <w:r>
+        <w:t>%}{{</w:t>
       </w:r>
       <w:r>
         <w:t xml:space="preserve">r </w:t>
       </w:r>
-      <w:proofErr w:type="spellStart"/>
       <w:r>
         <w:t>hydrogen_sy</w:t>
       </w:r>
@@ -8401,7 +6974,6 @@
       <w:r>
         <w:t>minfo</w:t>
       </w:r>
-      <w:proofErr w:type="spellEnd"/>
       <w:r>
         <w:t xml:space="preserve"> </w:t>
       </w:r>
@@ -8468,7 +7040,7 @@
     </w:p>
     <w:p>
       <w:pPr>
-        <w:pStyle w:val="berschrift2"/>
+        <w:pStyle w:val="Heading2"/>
       </w:pPr>
       <w:r>
         <w:t>Bibliography</w:t>
@@ -8496,18 +7068,11 @@
       <w:r>
         <w:t xml:space="preserve"> in </w:t>
       </w:r>
-      <w:proofErr w:type="spellStart"/>
-      <w:proofErr w:type="gramStart"/>
       <w:r>
         <w:t>references</w:t>
       </w:r>
       <w:r>
-        <w:t>.items</w:t>
-      </w:r>
-      <w:proofErr w:type="spellEnd"/>
-      <w:proofErr w:type="gramEnd"/>
-      <w:r>
-        <w:t>()</w:t>
+        <w:t>.items()</w:t>
       </w:r>
       <w:r>
         <w:t xml:space="preserve"> %}</w:t>
@@ -8520,60 +7085,51 @@
       <w:r>
         <w:t>[</w:t>
       </w:r>
-      <w:proofErr w:type="gramStart"/>
       <w:r>
         <w:t>{{</w:t>
       </w:r>
       <w:r>
         <w:t xml:space="preserve"> </w:t>
       </w:r>
-      <w:proofErr w:type="spellStart"/>
       <w:r>
         <w:t>num</w:t>
       </w:r>
-      <w:proofErr w:type="gramEnd"/>
-      <w:r>
-        <w:t>|e</w:t>
-      </w:r>
-      <w:proofErr w:type="spellEnd"/>
+      <w:r>
+        <w:t xml:space="preserve">|e </w:t>
+      </w:r>
+      <w:r>
+        <w:t>}}</w:t>
+      </w:r>
+      <w:r>
+        <w:t>]</w:t>
+      </w:r>
+      <w:r>
+        <w:t xml:space="preserve">{{ </w:t>
+      </w:r>
+      <w:r>
+        <w:t>“</w:t>
+      </w:r>
+      <w:r>
+        <w:t>\t</w:t>
+      </w:r>
+      <w:r>
+        <w:t xml:space="preserve">” </w:t>
+      </w:r>
+      <w:r>
+        <w:t>}}</w:t>
+      </w:r>
+      <w:r>
+        <w:t>{{</w:t>
+      </w:r>
       <w:r>
         <w:t xml:space="preserve"> </w:t>
       </w:r>
       <w:r>
-        <w:t>}}</w:t>
-      </w:r>
-      <w:r>
-        <w:t>]</w:t>
-      </w:r>
-      <w:r>
-        <w:t xml:space="preserve">{{ </w:t>
-      </w:r>
-      <w:r>
-        <w:t>“</w:t>
-      </w:r>
-      <w:r>
-        <w:t>\t</w:t>
-      </w:r>
-      <w:r>
-        <w:t xml:space="preserve">” </w:t>
-      </w:r>
-      <w:r>
-        <w:t>}}</w:t>
-      </w:r>
-      <w:r>
-        <w:t>{{</w:t>
-      </w:r>
-      <w:r>
-        <w:t xml:space="preserve"> </w:t>
-      </w:r>
-      <w:proofErr w:type="spellStart"/>
-      <w:r>
         <w:t>ref</w:t>
       </w:r>
       <w:r>
         <w:t>.richtext|e</w:t>
       </w:r>
-      <w:proofErr w:type="spellEnd"/>
       <w:r>
         <w:t>}}</w:t>
       </w:r>
@@ -8588,11 +7144,9 @@
       <w:r>
         <w:t xml:space="preserve"> </w:t>
       </w:r>
-      <w:proofErr w:type="spellStart"/>
       <w:r>
         <w:t>endfor</w:t>
       </w:r>
-      <w:proofErr w:type="spellEnd"/>
       <w:r>
         <w:t xml:space="preserve"> </w:t>
       </w:r>
@@ -8612,7 +7166,7 @@
 </file>
 
 <file path=word/endnotes.xml><?xml version="1.0" encoding="utf-8"?>
-<w:endnotes xmlns:wpc="http://schemas.microsoft.com/office/word/2010/wordprocessingCanvas" xmlns:cx="http://schemas.microsoft.com/office/drawing/2014/chartex" xmlns:cx1="http://schemas.microsoft.com/office/drawing/2015/9/8/chartex" xmlns:cx2="http://schemas.microsoft.com/office/drawing/2015/10/21/chartex" xmlns:cx3="http://schemas.microsoft.com/office/drawing/2016/5/9/chartex" xmlns:cx4="http://schemas.microsoft.com/office/drawing/2016/5/10/chartex" xmlns:cx5="http://schemas.microsoft.com/office/drawing/2016/5/11/chartex" xmlns:cx6="http://schemas.microsoft.com/office/drawing/2016/5/12/chartex" xmlns:cx7="http://schemas.microsoft.com/office/drawing/2016/5/13/chartex" xmlns:cx8="http://schemas.microsoft.com/office/drawing/2016/5/14/chartex" xmlns:mc="http://schemas.openxmlformats.org/markup-compatibility/2006" xmlns:aink="http://schemas.microsoft.com/office/drawing/2016/ink" xmlns:am3d="http://schemas.microsoft.com/office/drawing/2017/model3d" xmlns:o="urn:schemas-microsoft-com:office:office" xmlns:oel="http://schemas.microsoft.com/office/2019/extlst" xmlns:r="http://schemas.openxmlformats.org/officeDocument/2006/relationships" xmlns:m="http://schemas.openxmlformats.org/officeDocument/2006/math" xmlns:v="urn:schemas-microsoft-com:vml" xmlns:wp14="http://schemas.microsoft.com/office/word/2010/wordprocessingDrawing" xmlns:wp="http://schemas.openxmlformats.org/drawingml/2006/wordprocessingDrawing" xmlns:w10="urn:schemas-microsoft-com:office:word" xmlns:w="http://schemas.openxmlformats.org/wordprocessingml/2006/main" xmlns:w14="http://schemas.microsoft.com/office/word/2010/wordml" xmlns:w15="http://schemas.microsoft.com/office/word/2012/wordml" xmlns:w16cex="http://schemas.microsoft.com/office/word/2018/wordml/cex" xmlns:w16cid="http://schemas.microsoft.com/office/word/2016/wordml/cid" xmlns:w16="http://schemas.microsoft.com/office/word/2018/wordml" xmlns:w16sdtdh="http://schemas.microsoft.com/office/word/2020/wordml/sdtdatahash" xmlns:w16se="http://schemas.microsoft.com/office/word/2015/wordml/symex" xmlns:wpg="http://schemas.microsoft.com/office/word/2010/wordprocessingGroup" xmlns:wpi="http://schemas.microsoft.com/office/word/2010/wordprocessingInk" xmlns:wne="http://schemas.microsoft.com/office/word/2006/wordml" xmlns:wps="http://schemas.microsoft.com/office/word/2010/wordprocessingShape" mc:Ignorable="w14 w15 w16se w16cid w16 w16cex w16sdtdh wp14">
+<w:endnotes xmlns:wpc="http://schemas.microsoft.com/office/word/2010/wordprocessingCanvas" xmlns:cx="http://schemas.microsoft.com/office/drawing/2014/chartex" xmlns:cx1="http://schemas.microsoft.com/office/drawing/2015/9/8/chartex" xmlns:cx2="http://schemas.microsoft.com/office/drawing/2015/10/21/chartex" xmlns:cx3="http://schemas.microsoft.com/office/drawing/2016/5/9/chartex" xmlns:cx4="http://schemas.microsoft.com/office/drawing/2016/5/10/chartex" xmlns:cx5="http://schemas.microsoft.com/office/drawing/2016/5/11/chartex" xmlns:cx6="http://schemas.microsoft.com/office/drawing/2016/5/12/chartex" xmlns:cx7="http://schemas.microsoft.com/office/drawing/2016/5/13/chartex" xmlns:cx8="http://schemas.microsoft.com/office/drawing/2016/5/14/chartex" xmlns:mc="http://schemas.openxmlformats.org/markup-compatibility/2006" xmlns:aink="http://schemas.microsoft.com/office/drawing/2016/ink" xmlns:am3d="http://schemas.microsoft.com/office/drawing/2017/model3d" xmlns:o="urn:schemas-microsoft-com:office:office" xmlns:oel="http://schemas.microsoft.com/office/2019/extlst" xmlns:r="http://schemas.openxmlformats.org/officeDocument/2006/relationships" xmlns:m="http://schemas.openxmlformats.org/officeDocument/2006/math" xmlns:v="urn:schemas-microsoft-com:vml" xmlns:wp14="http://schemas.microsoft.com/office/word/2010/wordprocessingDrawing" xmlns:wp="http://schemas.openxmlformats.org/drawingml/2006/wordprocessingDrawing" xmlns:w10="urn:schemas-microsoft-com:office:word" xmlns:w="http://schemas.openxmlformats.org/wordprocessingml/2006/main" xmlns:w14="http://schemas.microsoft.com/office/word/2010/wordml" xmlns:w15="http://schemas.microsoft.com/office/word/2012/wordml" xmlns:w16cex="http://schemas.microsoft.com/office/word/2018/wordml/cex" xmlns:w16cid="http://schemas.microsoft.com/office/word/2016/wordml/cid" xmlns:w16="http://schemas.microsoft.com/office/word/2018/wordml" xmlns:w16du="http://schemas.microsoft.com/office/word/2023/wordml/word16du" xmlns:w16sdtdh="http://schemas.microsoft.com/office/word/2020/wordml/sdtdatahash" xmlns:w16sdtfl="http://schemas.microsoft.com/office/word/2024/wordml/sdtformatlock" xmlns:w16se="http://schemas.microsoft.com/office/word/2015/wordml/symex" xmlns:wpg="http://schemas.microsoft.com/office/word/2010/wordprocessingGroup" xmlns:wpi="http://schemas.microsoft.com/office/word/2010/wordprocessingInk" xmlns:wne="http://schemas.microsoft.com/office/word/2006/wordml" xmlns:wps="http://schemas.microsoft.com/office/word/2010/wordprocessingShape" mc:Ignorable="w14 w15 w16se w16cid w16 w16cex w16sdtdh w16sdtfl w16du wp14">
   <w:endnote w:type="separator" w:id="-1">
     <w:p>
       <w:pPr>
@@ -8637,7 +7191,7 @@
 </file>
 
 <file path=word/footnotes.xml><?xml version="1.0" encoding="utf-8"?>
-<w:footnotes xmlns:wpc="http://schemas.microsoft.com/office/word/2010/wordprocessingCanvas" xmlns:cx="http://schemas.microsoft.com/office/drawing/2014/chartex" xmlns:cx1="http://schemas.microsoft.com/office/drawing/2015/9/8/chartex" xmlns:cx2="http://schemas.microsoft.com/office/drawing/2015/10/21/chartex" xmlns:cx3="http://schemas.microsoft.com/office/drawing/2016/5/9/chartex" xmlns:cx4="http://schemas.microsoft.com/office/drawing/2016/5/10/chartex" xmlns:cx5="http://schemas.microsoft.com/office/drawing/2016/5/11/chartex" xmlns:cx6="http://schemas.microsoft.com/office/drawing/2016/5/12/chartex" xmlns:cx7="http://schemas.microsoft.com/office/drawing/2016/5/13/chartex" xmlns:cx8="http://schemas.microsoft.com/office/drawing/2016/5/14/chartex" xmlns:mc="http://schemas.openxmlformats.org/markup-compatibility/2006" xmlns:aink="http://schemas.microsoft.com/office/drawing/2016/ink" xmlns:am3d="http://schemas.microsoft.com/office/drawing/2017/model3d" xmlns:o="urn:schemas-microsoft-com:office:office" xmlns:oel="http://schemas.microsoft.com/office/2019/extlst" xmlns:r="http://schemas.openxmlformats.org/officeDocument/2006/relationships" xmlns:m="http://schemas.openxmlformats.org/officeDocument/2006/math" xmlns:v="urn:schemas-microsoft-com:vml" xmlns:wp14="http://schemas.microsoft.com/office/word/2010/wordprocessingDrawing" xmlns:wp="http://schemas.openxmlformats.org/drawingml/2006/wordprocessingDrawing" xmlns:w10="urn:schemas-microsoft-com:office:word" xmlns:w="http://schemas.openxmlformats.org/wordprocessingml/2006/main" xmlns:w14="http://schemas.microsoft.com/office/word/2010/wordml" xmlns:w15="http://schemas.microsoft.com/office/word/2012/wordml" xmlns:w16cex="http://schemas.microsoft.com/office/word/2018/wordml/cex" xmlns:w16cid="http://schemas.microsoft.com/office/word/2016/wordml/cid" xmlns:w16="http://schemas.microsoft.com/office/word/2018/wordml" xmlns:w16sdtdh="http://schemas.microsoft.com/office/word/2020/wordml/sdtdatahash" xmlns:w16se="http://schemas.microsoft.com/office/word/2015/wordml/symex" xmlns:wpg="http://schemas.microsoft.com/office/word/2010/wordprocessingGroup" xmlns:wpi="http://schemas.microsoft.com/office/word/2010/wordprocessingInk" xmlns:wne="http://schemas.microsoft.com/office/word/2006/wordml" xmlns:wps="http://schemas.microsoft.com/office/word/2010/wordprocessingShape" mc:Ignorable="w14 w15 w16se w16cid w16 w16cex w16sdtdh wp14">
+<w:footnotes xmlns:wpc="http://schemas.microsoft.com/office/word/2010/wordprocessingCanvas" xmlns:cx="http://schemas.microsoft.com/office/drawing/2014/chartex" xmlns:cx1="http://schemas.microsoft.com/office/drawing/2015/9/8/chartex" xmlns:cx2="http://schemas.microsoft.com/office/drawing/2015/10/21/chartex" xmlns:cx3="http://schemas.microsoft.com/office/drawing/2016/5/9/chartex" xmlns:cx4="http://schemas.microsoft.com/office/drawing/2016/5/10/chartex" xmlns:cx5="http://schemas.microsoft.com/office/drawing/2016/5/11/chartex" xmlns:cx6="http://schemas.microsoft.com/office/drawing/2016/5/12/chartex" xmlns:cx7="http://schemas.microsoft.com/office/drawing/2016/5/13/chartex" xmlns:cx8="http://schemas.microsoft.com/office/drawing/2016/5/14/chartex" xmlns:mc="http://schemas.openxmlformats.org/markup-compatibility/2006" xmlns:aink="http://schemas.microsoft.com/office/drawing/2016/ink" xmlns:am3d="http://schemas.microsoft.com/office/drawing/2017/model3d" xmlns:o="urn:schemas-microsoft-com:office:office" xmlns:oel="http://schemas.microsoft.com/office/2019/extlst" xmlns:r="http://schemas.openxmlformats.org/officeDocument/2006/relationships" xmlns:m="http://schemas.openxmlformats.org/officeDocument/2006/math" xmlns:v="urn:schemas-microsoft-com:vml" xmlns:wp14="http://schemas.microsoft.com/office/word/2010/wordprocessingDrawing" xmlns:wp="http://schemas.openxmlformats.org/drawingml/2006/wordprocessingDrawing" xmlns:w10="urn:schemas-microsoft-com:office:word" xmlns:w="http://schemas.openxmlformats.org/wordprocessingml/2006/main" xmlns:w14="http://schemas.microsoft.com/office/word/2010/wordml" xmlns:w15="http://schemas.microsoft.com/office/word/2012/wordml" xmlns:w16cex="http://schemas.microsoft.com/office/word/2018/wordml/cex" xmlns:w16cid="http://schemas.microsoft.com/office/word/2016/wordml/cid" xmlns:w16="http://schemas.microsoft.com/office/word/2018/wordml" xmlns:w16du="http://schemas.microsoft.com/office/word/2023/wordml/word16du" xmlns:w16sdtdh="http://schemas.microsoft.com/office/word/2020/wordml/sdtdatahash" xmlns:w16sdtfl="http://schemas.microsoft.com/office/word/2024/wordml/sdtformatlock" xmlns:w16se="http://schemas.microsoft.com/office/word/2015/wordml/symex" xmlns:wpg="http://schemas.microsoft.com/office/word/2010/wordprocessingGroup" xmlns:wpi="http://schemas.microsoft.com/office/word/2010/wordprocessingInk" xmlns:wne="http://schemas.microsoft.com/office/word/2006/wordml" xmlns:wps="http://schemas.microsoft.com/office/word/2010/wordprocessingShape" mc:Ignorable="w14 w15 w16se w16cid w16 w16cex w16sdtdh w16sdtfl w16du wp14">
   <w:footnote w:type="separator" w:id="-1">
     <w:p>
       <w:pPr>
@@ -8662,7 +7216,7 @@
 </file>
 
 <file path=word/numbering.xml><?xml version="1.0" encoding="utf-8"?>
-<w:numbering xmlns:wpc="http://schemas.microsoft.com/office/word/2010/wordprocessingCanvas" xmlns:cx="http://schemas.microsoft.com/office/drawing/2014/chartex" xmlns:cx1="http://schemas.microsoft.com/office/drawing/2015/9/8/chartex" xmlns:cx2="http://schemas.microsoft.com/office/drawing/2015/10/21/chartex" xmlns:cx3="http://schemas.microsoft.com/office/drawing/2016/5/9/chartex" xmlns:cx4="http://schemas.microsoft.com/office/drawing/2016/5/10/chartex" xmlns:cx5="http://schemas.microsoft.com/office/drawing/2016/5/11/chartex" xmlns:cx6="http://schemas.microsoft.com/office/drawing/2016/5/12/chartex" xmlns:cx7="http://schemas.microsoft.com/office/drawing/2016/5/13/chartex" xmlns:cx8="http://schemas.microsoft.com/office/drawing/2016/5/14/chartex" xmlns:mc="http://schemas.openxmlformats.org/markup-compatibility/2006" xmlns:aink="http://schemas.microsoft.com/office/drawing/2016/ink" xmlns:am3d="http://schemas.microsoft.com/office/drawing/2017/model3d" xmlns:o="urn:schemas-microsoft-com:office:office" xmlns:oel="http://schemas.microsoft.com/office/2019/extlst" xmlns:r="http://schemas.openxmlformats.org/officeDocument/2006/relationships" xmlns:m="http://schemas.openxmlformats.org/officeDocument/2006/math" xmlns:v="urn:schemas-microsoft-com:vml" xmlns:wp14="http://schemas.microsoft.com/office/word/2010/wordprocessingDrawing" xmlns:wp="http://schemas.openxmlformats.org/drawingml/2006/wordprocessingDrawing" xmlns:w10="urn:schemas-microsoft-com:office:word" xmlns:w="http://schemas.openxmlformats.org/wordprocessingml/2006/main" xmlns:w14="http://schemas.microsoft.com/office/word/2010/wordml" xmlns:w15="http://schemas.microsoft.com/office/word/2012/wordml" xmlns:w16cex="http://schemas.microsoft.com/office/word/2018/wordml/cex" xmlns:w16cid="http://schemas.microsoft.com/office/word/2016/wordml/cid" xmlns:w16="http://schemas.microsoft.com/office/word/2018/wordml" xmlns:w16sdtdh="http://schemas.microsoft.com/office/word/2020/wordml/sdtdatahash" xmlns:w16se="http://schemas.microsoft.com/office/word/2015/wordml/symex" xmlns:wpg="http://schemas.microsoft.com/office/word/2010/wordprocessingGroup" xmlns:wpi="http://schemas.microsoft.com/office/word/2010/wordprocessingInk" xmlns:wne="http://schemas.microsoft.com/office/word/2006/wordml" xmlns:wps="http://schemas.microsoft.com/office/word/2010/wordprocessingShape" mc:Ignorable="w14 w15 w16se w16cid w16 w16cex w16sdtdh wp14">
+<w:numbering xmlns:wpc="http://schemas.microsoft.com/office/word/2010/wordprocessingCanvas" xmlns:cx="http://schemas.microsoft.com/office/drawing/2014/chartex" xmlns:cx1="http://schemas.microsoft.com/office/drawing/2015/9/8/chartex" xmlns:cx2="http://schemas.microsoft.com/office/drawing/2015/10/21/chartex" xmlns:cx3="http://schemas.microsoft.com/office/drawing/2016/5/9/chartex" xmlns:cx4="http://schemas.microsoft.com/office/drawing/2016/5/10/chartex" xmlns:cx5="http://schemas.microsoft.com/office/drawing/2016/5/11/chartex" xmlns:cx6="http://schemas.microsoft.com/office/drawing/2016/5/12/chartex" xmlns:cx7="http://schemas.microsoft.com/office/drawing/2016/5/13/chartex" xmlns:cx8="http://schemas.microsoft.com/office/drawing/2016/5/14/chartex" xmlns:mc="http://schemas.openxmlformats.org/markup-compatibility/2006" xmlns:aink="http://schemas.microsoft.com/office/drawing/2016/ink" xmlns:am3d="http://schemas.microsoft.com/office/drawing/2017/model3d" xmlns:o="urn:schemas-microsoft-com:office:office" xmlns:oel="http://schemas.microsoft.com/office/2019/extlst" xmlns:r="http://schemas.openxmlformats.org/officeDocument/2006/relationships" xmlns:m="http://schemas.openxmlformats.org/officeDocument/2006/math" xmlns:v="urn:schemas-microsoft-com:vml" xmlns:wp14="http://schemas.microsoft.com/office/word/2010/wordprocessingDrawing" xmlns:wp="http://schemas.openxmlformats.org/drawingml/2006/wordprocessingDrawing" xmlns:w10="urn:schemas-microsoft-com:office:word" xmlns:w="http://schemas.openxmlformats.org/wordprocessingml/2006/main" xmlns:w14="http://schemas.microsoft.com/office/word/2010/wordml" xmlns:w15="http://schemas.microsoft.com/office/word/2012/wordml" xmlns:w16cex="http://schemas.microsoft.com/office/word/2018/wordml/cex" xmlns:w16cid="http://schemas.microsoft.com/office/word/2016/wordml/cid" xmlns:w16="http://schemas.microsoft.com/office/word/2018/wordml" xmlns:w16du="http://schemas.microsoft.com/office/word/2023/wordml/word16du" xmlns:w16sdtdh="http://schemas.microsoft.com/office/word/2020/wordml/sdtdatahash" xmlns:w16sdtfl="http://schemas.microsoft.com/office/word/2024/wordml/sdtformatlock" xmlns:w16se="http://schemas.microsoft.com/office/word/2015/wordml/symex" xmlns:wpg="http://schemas.microsoft.com/office/word/2010/wordprocessingGroup" xmlns:wpi="http://schemas.microsoft.com/office/word/2010/wordprocessingInk" xmlns:wne="http://schemas.microsoft.com/office/word/2006/wordml" xmlns:wps="http://schemas.microsoft.com/office/word/2010/wordprocessingShape" mc:Ignorable="w14 w15 w16se w16cid w16 w16cex w16sdtdh w16sdtfl w16du wp14">
   <w:abstractNum w:abstractNumId="0" w15:restartNumberingAfterBreak="0">
     <w:nsid w:val="1E816CD0"/>
     <w:multiLevelType w:val="multilevel"/>
@@ -9159,7 +7713,7 @@
 </file>
 
 <file path=word/styles.xml><?xml version="1.0" encoding="utf-8"?>
-<w:styles xmlns:mc="http://schemas.openxmlformats.org/markup-compatibility/2006" xmlns:r="http://schemas.openxmlformats.org/officeDocument/2006/relationships" xmlns:w="http://schemas.openxmlformats.org/wordprocessingml/2006/main" xmlns:w14="http://schemas.microsoft.com/office/word/2010/wordml" xmlns:w15="http://schemas.microsoft.com/office/word/2012/wordml" xmlns:w16cex="http://schemas.microsoft.com/office/word/2018/wordml/cex" xmlns:w16cid="http://schemas.microsoft.com/office/word/2016/wordml/cid" xmlns:w16="http://schemas.microsoft.com/office/word/2018/wordml" xmlns:w16sdtdh="http://schemas.microsoft.com/office/word/2020/wordml/sdtdatahash" xmlns:w16se="http://schemas.microsoft.com/office/word/2015/wordml/symex" mc:Ignorable="w14 w15 w16se w16cid w16 w16cex w16sdtdh">
+<w:styles xmlns:mc="http://schemas.openxmlformats.org/markup-compatibility/2006" xmlns:r="http://schemas.openxmlformats.org/officeDocument/2006/relationships" xmlns:w="http://schemas.openxmlformats.org/wordprocessingml/2006/main" xmlns:w14="http://schemas.microsoft.com/office/word/2010/wordml" xmlns:w15="http://schemas.microsoft.com/office/word/2012/wordml" xmlns:w16cex="http://schemas.microsoft.com/office/word/2018/wordml/cex" xmlns:w16cid="http://schemas.microsoft.com/office/word/2016/wordml/cid" xmlns:w16="http://schemas.microsoft.com/office/word/2018/wordml" xmlns:w16du="http://schemas.microsoft.com/office/word/2023/wordml/word16du" xmlns:w16sdtdh="http://schemas.microsoft.com/office/word/2020/wordml/sdtdatahash" xmlns:w16sdtfl="http://schemas.microsoft.com/office/word/2024/wordml/sdtformatlock" xmlns:w16se="http://schemas.microsoft.com/office/word/2015/wordml/symex" mc:Ignorable="w14 w15 w16se w16cid w16 w16cex w16sdtdh w16sdtfl w16du">
   <w:docDefaults>
     <w:rPrDefault>
       <w:rPr>
@@ -9549,7 +8103,7 @@
     <w:lsdException w:name="Unresolved Mention" w:semiHidden="1" w:unhideWhenUsed="1"/>
     <w:lsdException w:name="Smart Link" w:semiHidden="1" w:unhideWhenUsed="1"/>
   </w:latentStyles>
-  <w:style w:type="paragraph" w:default="1" w:styleId="Standard">
+  <w:style w:type="paragraph" w:default="1" w:styleId="Normal">
     <w:name w:val="Normal"/>
     <w:qFormat/>
     <w:rsid w:val="005C783B"/>
@@ -9562,11 +8116,11 @@
       <w:lang w:val="en-US"/>
     </w:rPr>
   </w:style>
-  <w:style w:type="paragraph" w:styleId="berschrift1">
+  <w:style w:type="paragraph" w:styleId="Heading1">
     <w:name w:val="heading 1"/>
-    <w:basedOn w:val="Standard"/>
-    <w:next w:val="Standard"/>
-    <w:link w:val="berschrift1Zchn"/>
+    <w:basedOn w:val="Normal"/>
+    <w:next w:val="Normal"/>
+    <w:link w:val="Heading1Char"/>
     <w:uiPriority w:val="9"/>
     <w:qFormat/>
     <w:rsid w:val="00E1630C"/>
@@ -9584,11 +8138,11 @@
       <w:szCs w:val="32"/>
     </w:rPr>
   </w:style>
-  <w:style w:type="paragraph" w:styleId="berschrift2">
+  <w:style w:type="paragraph" w:styleId="Heading2">
     <w:name w:val="heading 2"/>
-    <w:basedOn w:val="Standard"/>
-    <w:next w:val="Standard"/>
-    <w:link w:val="berschrift2Zchn"/>
+    <w:basedOn w:val="Normal"/>
+    <w:next w:val="Normal"/>
+    <w:link w:val="Heading2Char"/>
     <w:uiPriority w:val="9"/>
     <w:unhideWhenUsed/>
     <w:qFormat/>
@@ -9607,11 +8161,11 @@
       <w:szCs w:val="26"/>
     </w:rPr>
   </w:style>
-  <w:style w:type="paragraph" w:styleId="berschrift3">
+  <w:style w:type="paragraph" w:styleId="Heading3">
     <w:name w:val="heading 3"/>
-    <w:basedOn w:val="Standard"/>
-    <w:next w:val="Standard"/>
-    <w:link w:val="berschrift3Zchn"/>
+    <w:basedOn w:val="Normal"/>
+    <w:next w:val="Normal"/>
+    <w:link w:val="Heading3Char"/>
     <w:uiPriority w:val="9"/>
     <w:unhideWhenUsed/>
     <w:qFormat/>
@@ -9629,13 +8183,13 @@
       <w:sz w:val="22"/>
     </w:rPr>
   </w:style>
-  <w:style w:type="character" w:default="1" w:styleId="Absatz-Standardschriftart">
+  <w:style w:type="character" w:default="1" w:styleId="DefaultParagraphFont">
     <w:name w:val="Default Paragraph Font"/>
     <w:uiPriority w:val="1"/>
     <w:semiHidden/>
     <w:unhideWhenUsed/>
   </w:style>
-  <w:style w:type="table" w:default="1" w:styleId="NormaleTabelle">
+  <w:style w:type="table" w:default="1" w:styleId="TableNormal">
     <w:name w:val="Normal Table"/>
     <w:uiPriority w:val="99"/>
     <w:semiHidden/>
@@ -9650,16 +8204,16 @@
       </w:tblCellMar>
     </w:tblPr>
   </w:style>
-  <w:style w:type="numbering" w:default="1" w:styleId="KeineListe">
+  <w:style w:type="numbering" w:default="1" w:styleId="NoList">
     <w:name w:val="No List"/>
     <w:uiPriority w:val="99"/>
     <w:semiHidden/>
     <w:unhideWhenUsed/>
   </w:style>
-  <w:style w:type="table" w:styleId="Tabellenraster">
+  <w:style w:type="table" w:styleId="TableGrid">
     <w:name w:val="Table Grid"/>
     <w:aliases w:val="DK"/>
-    <w:basedOn w:val="NormaleTabelle"/>
+    <w:basedOn w:val="TableNormal"/>
     <w:uiPriority w:val="39"/>
     <w:rsid w:val="0067390E"/>
     <w:rPr>
@@ -9688,10 +8242,10 @@
       </w:tcPr>
     </w:tblStylePr>
   </w:style>
-  <w:style w:type="character" w:customStyle="1" w:styleId="berschrift1Zchn">
-    <w:name w:val="Überschrift 1 Zchn"/>
-    <w:basedOn w:val="Absatz-Standardschriftart"/>
-    <w:link w:val="berschrift1"/>
+  <w:style w:type="character" w:customStyle="1" w:styleId="Heading1Char">
+    <w:name w:val="Heading 1 Char"/>
+    <w:basedOn w:val="DefaultParagraphFont"/>
+    <w:link w:val="Heading1"/>
     <w:uiPriority w:val="9"/>
     <w:rsid w:val="00E1630C"/>
     <w:rPr>
@@ -9702,10 +8256,10 @@
       <w:szCs w:val="32"/>
     </w:rPr>
   </w:style>
-  <w:style w:type="character" w:customStyle="1" w:styleId="berschrift2Zchn">
-    <w:name w:val="Überschrift 2 Zchn"/>
-    <w:basedOn w:val="Absatz-Standardschriftart"/>
-    <w:link w:val="berschrift2"/>
+  <w:style w:type="character" w:customStyle="1" w:styleId="Heading2Char">
+    <w:name w:val="Heading 2 Char"/>
+    <w:basedOn w:val="DefaultParagraphFont"/>
+    <w:link w:val="Heading2"/>
     <w:uiPriority w:val="9"/>
     <w:rsid w:val="003155A4"/>
     <w:rPr>
@@ -9715,11 +8269,11 @@
       <w:szCs w:val="26"/>
     </w:rPr>
   </w:style>
-  <w:style w:type="paragraph" w:styleId="Titel">
+  <w:style w:type="paragraph" w:styleId="Title">
     <w:name w:val="Title"/>
-    <w:basedOn w:val="Standard"/>
-    <w:next w:val="Standard"/>
-    <w:link w:val="TitelZchn"/>
+    <w:basedOn w:val="Normal"/>
+    <w:next w:val="Normal"/>
+    <w:link w:val="TitleChar"/>
     <w:uiPriority w:val="10"/>
     <w:qFormat/>
     <w:rsid w:val="00A86119"/>
@@ -9736,10 +8290,10 @@
       <w:szCs w:val="56"/>
     </w:rPr>
   </w:style>
-  <w:style w:type="character" w:customStyle="1" w:styleId="TitelZchn">
-    <w:name w:val="Titel Zchn"/>
-    <w:basedOn w:val="Absatz-Standardschriftart"/>
-    <w:link w:val="Titel"/>
+  <w:style w:type="character" w:customStyle="1" w:styleId="TitleChar">
+    <w:name w:val="Title Char"/>
+    <w:basedOn w:val="DefaultParagraphFont"/>
+    <w:link w:val="Title"/>
     <w:uiPriority w:val="10"/>
     <w:rsid w:val="00A86119"/>
     <w:rPr>
@@ -9751,9 +8305,9 @@
       <w:szCs w:val="56"/>
     </w:rPr>
   </w:style>
-  <w:style w:type="table" w:styleId="TabellemithellemGitternetz">
+  <w:style w:type="table" w:styleId="TableGridLight">
     <w:name w:val="Grid Table Light"/>
-    <w:basedOn w:val="NormaleTabelle"/>
+    <w:basedOn w:val="TableNormal"/>
     <w:uiPriority w:val="40"/>
     <w:rsid w:val="00A86119"/>
     <w:tblPr>
@@ -9767,9 +8321,9 @@
       </w:tblBorders>
     </w:tblPr>
   </w:style>
-  <w:style w:type="table" w:styleId="EinfacheTabelle4">
+  <w:style w:type="table" w:styleId="PlainTable4">
     <w:name w:val="Plain Table 4"/>
-    <w:basedOn w:val="NormaleTabelle"/>
+    <w:basedOn w:val="TableNormal"/>
     <w:uiPriority w:val="44"/>
     <w:rsid w:val="00A86119"/>
     <w:tblPr>
@@ -9813,9 +8367,9 @@
       </w:tcPr>
     </w:tblStylePr>
   </w:style>
-  <w:style w:type="paragraph" w:styleId="KeinLeerraum">
+  <w:style w:type="paragraph" w:styleId="NoSpacing">
     <w:name w:val="No Spacing"/>
-    <w:next w:val="Standard"/>
+    <w:next w:val="Normal"/>
     <w:uiPriority w:val="1"/>
     <w:qFormat/>
     <w:rsid w:val="00A86119"/>
@@ -9825,7 +8379,7 @@
   </w:style>
   <w:style w:type="character" w:customStyle="1" w:styleId="hochgestellt">
     <w:name w:val="hochgestellt"/>
-    <w:basedOn w:val="Absatz-Standardschriftart"/>
+    <w:basedOn w:val="DefaultParagraphFont"/>
     <w:uiPriority w:val="1"/>
     <w:qFormat/>
     <w:rsid w:val="006841D6"/>
@@ -9835,7 +8389,7 @@
   </w:style>
   <w:style w:type="character" w:customStyle="1" w:styleId="tiefgestellt">
     <w:name w:val="tiefgestellt"/>
-    <w:basedOn w:val="Absatz-Standardschriftart"/>
+    <w:basedOn w:val="DefaultParagraphFont"/>
     <w:uiPriority w:val="1"/>
     <w:qFormat/>
     <w:rsid w:val="00A86119"/>
@@ -9843,10 +8397,10 @@
       <w:vertAlign w:val="subscript"/>
     </w:rPr>
   </w:style>
-  <w:style w:type="character" w:customStyle="1" w:styleId="berschrift3Zchn">
-    <w:name w:val="Überschrift 3 Zchn"/>
-    <w:basedOn w:val="Absatz-Standardschriftart"/>
-    <w:link w:val="berschrift3"/>
+  <w:style w:type="character" w:customStyle="1" w:styleId="Heading3Char">
+    <w:name w:val="Heading 3 Char"/>
+    <w:basedOn w:val="DefaultParagraphFont"/>
+    <w:link w:val="Heading3"/>
     <w:uiPriority w:val="9"/>
     <w:rsid w:val="00AD1E84"/>
     <w:rPr>
@@ -9858,7 +8412,7 @@
   </w:style>
   <w:style w:type="paragraph" w:customStyle="1" w:styleId="BodyText1">
     <w:name w:val="Body Text1"/>
-    <w:basedOn w:val="Standard"/>
+    <w:basedOn w:val="Normal"/>
     <w:qFormat/>
     <w:rsid w:val="002D5F04"/>
     <w:pPr>
@@ -9906,10 +8460,10 @@
       <w:jc w:val="left"/>
     </w:pPr>
   </w:style>
-  <w:style w:type="paragraph" w:styleId="Beschriftung">
+  <w:style w:type="paragraph" w:styleId="Caption">
     <w:name w:val="caption"/>
-    <w:basedOn w:val="Standard"/>
-    <w:next w:val="Standard"/>
+    <w:basedOn w:val="Normal"/>
+    <w:next w:val="Normal"/>
     <w:uiPriority w:val="35"/>
     <w:unhideWhenUsed/>
     <w:qFormat/>
@@ -9927,7 +8481,7 @@
   </w:style>
   <w:style w:type="character" w:styleId="Hyperlink">
     <w:name w:val="Hyperlink"/>
-    <w:basedOn w:val="Absatz-Standardschriftart"/>
+    <w:basedOn w:val="DefaultParagraphFont"/>
     <w:uiPriority w:val="99"/>
     <w:unhideWhenUsed/>
     <w:rsid w:val="00EA79B1"/>
@@ -9936,9 +8490,9 @@
       <w:u w:val="single"/>
     </w:rPr>
   </w:style>
-  <w:style w:type="character" w:styleId="NichtaufgelsteErwhnung">
+  <w:style w:type="character" w:styleId="UnresolvedMention">
     <w:name w:val="Unresolved Mention"/>
-    <w:basedOn w:val="Absatz-Standardschriftart"/>
+    <w:basedOn w:val="DefaultParagraphFont"/>
     <w:uiPriority w:val="99"/>
     <w:semiHidden/>
     <w:unhideWhenUsed/>
@@ -9958,9 +8512,9 @@
       </w:numPr>
     </w:pPr>
   </w:style>
-  <w:style w:type="paragraph" w:styleId="Listenabsatz">
+  <w:style w:type="paragraph" w:styleId="ListParagraph">
     <w:name w:val="List Paragraph"/>
-    <w:basedOn w:val="Standard"/>
+    <w:basedOn w:val="Normal"/>
     <w:uiPriority w:val="34"/>
     <w:qFormat/>
     <w:rsid w:val="00AA33EB"/>
@@ -9971,7 +8525,7 @@
   </w:style>
   <w:style w:type="paragraph" w:customStyle="1" w:styleId="citation1">
     <w:name w:val="citation1"/>
-    <w:basedOn w:val="Listenabsatz"/>
+    <w:basedOn w:val="ListParagraph"/>
     <w:qFormat/>
     <w:rsid w:val="00370C19"/>
     <w:pPr>
@@ -9980,10 +8534,10 @@
       </w:numPr>
     </w:pPr>
   </w:style>
-  <w:style w:type="paragraph" w:styleId="Kopfzeile">
+  <w:style w:type="paragraph" w:styleId="Header">
     <w:name w:val="header"/>
-    <w:basedOn w:val="Standard"/>
-    <w:link w:val="KopfzeileZchn"/>
+    <w:basedOn w:val="Normal"/>
+    <w:link w:val="HeaderChar"/>
     <w:uiPriority w:val="99"/>
     <w:unhideWhenUsed/>
     <w:rsid w:val="00571AF1"/>
@@ -9995,10 +8549,10 @@
       <w:spacing w:line="240" w:lineRule="auto"/>
     </w:pPr>
   </w:style>
-  <w:style w:type="character" w:customStyle="1" w:styleId="KopfzeileZchn">
-    <w:name w:val="Kopfzeile Zchn"/>
-    <w:basedOn w:val="Absatz-Standardschriftart"/>
-    <w:link w:val="Kopfzeile"/>
+  <w:style w:type="character" w:customStyle="1" w:styleId="HeaderChar">
+    <w:name w:val="Header Char"/>
+    <w:basedOn w:val="DefaultParagraphFont"/>
+    <w:link w:val="Header"/>
     <w:uiPriority w:val="99"/>
     <w:rsid w:val="00571AF1"/>
     <w:rPr>
@@ -10006,10 +8560,10 @@
       <w:sz w:val="20"/>
     </w:rPr>
   </w:style>
-  <w:style w:type="paragraph" w:styleId="Fuzeile">
+  <w:style w:type="paragraph" w:styleId="Footer">
     <w:name w:val="footer"/>
-    <w:basedOn w:val="Standard"/>
-    <w:link w:val="FuzeileZchn"/>
+    <w:basedOn w:val="Normal"/>
+    <w:link w:val="FooterChar"/>
     <w:uiPriority w:val="99"/>
     <w:unhideWhenUsed/>
     <w:rsid w:val="00571AF1"/>
@@ -10021,10 +8575,10 @@
       <w:spacing w:line="240" w:lineRule="auto"/>
     </w:pPr>
   </w:style>
-  <w:style w:type="character" w:customStyle="1" w:styleId="FuzeileZchn">
-    <w:name w:val="Fußzeile Zchn"/>
-    <w:basedOn w:val="Absatz-Standardschriftart"/>
-    <w:link w:val="Fuzeile"/>
+  <w:style w:type="character" w:customStyle="1" w:styleId="FooterChar">
+    <w:name w:val="Footer Char"/>
+    <w:basedOn w:val="DefaultParagraphFont"/>
+    <w:link w:val="Footer"/>
     <w:uiPriority w:val="99"/>
     <w:rsid w:val="00571AF1"/>
     <w:rPr>
@@ -10032,7 +8586,7 @@
       <w:sz w:val="20"/>
     </w:rPr>
   </w:style>
-  <w:style w:type="paragraph" w:styleId="berarbeitung">
+  <w:style w:type="paragraph" w:styleId="Revision">
     <w:name w:val="Revision"/>
     <w:hidden/>
     <w:uiPriority w:val="99"/>
